--- a/docs/acif104_s4_grupo6.docx
+++ b/docs/acif104_s4_grupo6.docx
@@ -2,32 +2,58 @@
 <file path=word/document.xml><?xml version="1.0" encoding="utf-8"?>
 <w:document xmlns:wpc="http://schemas.microsoft.com/office/word/2010/wordprocessingCanvas" xmlns:cx="http://schemas.microsoft.com/office/drawing/2014/chartex" xmlns:cx1="http://schemas.microsoft.com/office/drawing/2015/9/8/chartex" xmlns:cx2="http://schemas.microsoft.com/office/drawing/2015/10/21/chartex" xmlns:cx3="http://schemas.microsoft.com/office/drawing/2016/5/9/chartex" xmlns:cx4="http://schemas.microsoft.com/office/drawing/2016/5/10/chartex" xmlns:cx5="http://schemas.microsoft.com/office/drawing/2016/5/11/chartex" xmlns:cx6="http://schemas.microsoft.com/office/drawing/2016/5/12/chartex" xmlns:cx7="http://schemas.microsoft.com/office/drawing/2016/5/13/chartex" xmlns:cx8="http://schemas.microsoft.com/office/drawing/2016/5/14/chartex" xmlns:mc="http://schemas.openxmlformats.org/markup-compatibility/2006" xmlns:aink="http://schemas.microsoft.com/office/drawing/2016/ink" xmlns:am3d="http://schemas.microsoft.com/office/drawing/2017/model3d" xmlns:o="urn:schemas-microsoft-com:office:office" xmlns:oel="http://schemas.microsoft.com/office/2019/extlst" xmlns:r="http://schemas.openxmlformats.org/officeDocument/2006/relationships" xmlns:m="http://schemas.openxmlformats.org/officeDocument/2006/math" xmlns:v="urn:schemas-microsoft-com:vml" xmlns:wp14="http://schemas.microsoft.com/office/word/2010/wordprocessingDrawing" xmlns:wp="http://schemas.openxmlformats.org/drawingml/2006/wordprocessingDrawing" xmlns:w10="urn:schemas-microsoft-com:office:word" xmlns:w="http://schemas.openxmlformats.org/wordprocessingml/2006/main" xmlns:w14="http://schemas.microsoft.com/office/word/2010/wordml" xmlns:w15="http://schemas.microsoft.com/office/word/2012/wordml" xmlns:w16cex="http://schemas.microsoft.com/office/word/2018/wordml/cex" xmlns:w16cid="http://schemas.microsoft.com/office/word/2016/wordml/cid" xmlns:w16="http://schemas.microsoft.com/office/word/2018/wordml" xmlns:w16du="http://schemas.microsoft.com/office/word/2023/wordml/word16du" xmlns:w16sdtdh="http://schemas.microsoft.com/office/word/2020/wordml/sdtdatahash" xmlns:w16sdtfl="http://schemas.microsoft.com/office/word/2024/wordml/sdtformatlock" xmlns:w16se="http://schemas.microsoft.com/office/word/2015/wordml/symex" xmlns:wpg="http://schemas.microsoft.com/office/word/2010/wordprocessingGroup" xmlns:wpi="http://schemas.microsoft.com/office/word/2010/wordprocessingInk" xmlns:wne="http://schemas.microsoft.com/office/word/2006/wordml" xmlns:wps="http://schemas.microsoft.com/office/word/2010/wordprocessingShape" mc:Ignorable="w14 w15 w16se w16cid w16 w16cex w16sdtdh w16sdtfl w16du wp14">
   <w:body>
-    <w:p/>
+    <w:p>
+      <w:pPr>
+        <w:spacing w:line="276" w:lineRule="auto"/>
+        <w:jc w:val="both"/>
+        <w:rPr>
+          <w:rFonts w:ascii="Arial" w:hAnsi="Arial" w:cs="Arial"/>
+          <w:sz w:val="22"/>
+          <w:szCs w:val="22"/>
+        </w:rPr>
+      </w:pPr>
+    </w:p>
     <w:p>
       <w:pPr>
         <w:pStyle w:val="Textoindependiente"/>
-        <w:rPr>
-          <w:b/>
-          <w:sz w:val="18"/>
-        </w:rPr>
-      </w:pPr>
-    </w:p>
-    <w:p>
-      <w:pPr>
-        <w:rPr>
-          <w:rFonts w:ascii="Times New Roman" w:eastAsia="Times New Roman" w:hAnsi="Times New Roman" w:cs="Times New Roman"/>
+        <w:spacing w:line="276" w:lineRule="auto"/>
+        <w:jc w:val="both"/>
+        <w:rPr>
+          <w:b/>
+          <w:sz w:val="22"/>
+          <w:szCs w:val="22"/>
+        </w:rPr>
+      </w:pPr>
+    </w:p>
+    <w:p>
+      <w:pPr>
+        <w:spacing w:line="276" w:lineRule="auto"/>
+        <w:jc w:val="both"/>
+        <w:rPr>
+          <w:rFonts w:ascii="Arial" w:eastAsia="Times New Roman" w:hAnsi="Arial" w:cs="Arial"/>
           <w:color w:val="000000" w:themeColor="text1"/>
-        </w:rPr>
-      </w:pPr>
-    </w:p>
-    <w:p>
-      <w:pPr>
-        <w:spacing w:before="210"/>
+          <w:sz w:val="22"/>
+          <w:szCs w:val="22"/>
+        </w:rPr>
+      </w:pPr>
+    </w:p>
+    <w:p>
+      <w:pPr>
+        <w:spacing w:before="210" w:line="276" w:lineRule="auto"/>
         <w:ind w:left="2832" w:firstLine="708"/>
-      </w:pPr>
-      <w:r>
-        <w:rPr>
+        <w:jc w:val="both"/>
+        <w:rPr>
+          <w:rFonts w:ascii="Arial" w:hAnsi="Arial" w:cs="Arial"/>
+          <w:sz w:val="22"/>
+          <w:szCs w:val="22"/>
+        </w:rPr>
+      </w:pPr>
+      <w:r>
+        <w:rPr>
+          <w:rFonts w:ascii="Arial" w:hAnsi="Arial" w:cs="Arial"/>
           <w:noProof/>
+          <w:sz w:val="22"/>
+          <w:szCs w:val="22"/>
         </w:rPr>
         <w:drawing>
           <wp:inline distT="0" distB="0" distL="0" distR="0" wp14:anchorId="35D707AC" wp14:editId="154E1AD8">
@@ -74,89 +100,122 @@
     </w:p>
     <w:p>
       <w:pPr>
-        <w:spacing w:before="210"/>
-        <w:rPr>
+        <w:spacing w:before="210" w:line="276" w:lineRule="auto"/>
+        <w:jc w:val="both"/>
+        <w:rPr>
+          <w:rFonts w:ascii="Arial" w:hAnsi="Arial" w:cs="Arial"/>
           <w:color w:val="AD1F2B"/>
-        </w:rPr>
-      </w:pPr>
-    </w:p>
-    <w:p>
-      <w:pPr>
-        <w:spacing w:before="210"/>
-        <w:rPr>
+          <w:sz w:val="22"/>
+          <w:szCs w:val="22"/>
+        </w:rPr>
+      </w:pPr>
+    </w:p>
+    <w:p>
+      <w:pPr>
+        <w:spacing w:before="210" w:line="276" w:lineRule="auto"/>
+        <w:jc w:val="both"/>
+        <w:rPr>
+          <w:rFonts w:ascii="Arial" w:hAnsi="Arial" w:cs="Arial"/>
           <w:color w:val="AD1F2B"/>
-        </w:rPr>
-      </w:pPr>
-    </w:p>
-    <w:p>
-      <w:pPr>
-        <w:spacing w:before="246"/>
-        <w:rPr>
+          <w:sz w:val="22"/>
+          <w:szCs w:val="22"/>
+        </w:rPr>
+      </w:pPr>
+    </w:p>
+    <w:p>
+      <w:pPr>
+        <w:spacing w:before="246" w:line="276" w:lineRule="auto"/>
+        <w:jc w:val="both"/>
+        <w:rPr>
+          <w:rFonts w:ascii="Arial" w:hAnsi="Arial" w:cs="Arial"/>
           <w:b/>
           <w:bCs/>
           <w:color w:val="AD1F2B"/>
+          <w:sz w:val="22"/>
+          <w:szCs w:val="22"/>
           <w:highlight w:val="yellow"/>
         </w:rPr>
       </w:pPr>
     </w:p>
     <w:p>
       <w:pPr>
-        <w:rPr>
+        <w:spacing w:line="276" w:lineRule="auto"/>
+        <w:jc w:val="both"/>
+        <w:rPr>
+          <w:rFonts w:ascii="Arial" w:hAnsi="Arial" w:cs="Arial"/>
           <w:color w:val="000000" w:themeColor="text1"/>
+          <w:sz w:val="22"/>
+          <w:szCs w:val="22"/>
         </w:rPr>
       </w:pPr>
     </w:p>
     <w:p>
       <w:pPr>
         <w:pStyle w:val="Textoindependiente"/>
+        <w:spacing w:line="276" w:lineRule="auto"/>
+        <w:jc w:val="both"/>
         <w:rPr>
           <w:b/>
           <w:bCs/>
+          <w:sz w:val="22"/>
+          <w:szCs w:val="22"/>
         </w:rPr>
       </w:pPr>
     </w:p>
     <w:p>
       <w:pPr>
         <w:pStyle w:val="Textoindependiente"/>
-        <w:rPr>
-          <w:b/>
-          <w:sz w:val="20"/>
+        <w:spacing w:line="276" w:lineRule="auto"/>
+        <w:jc w:val="both"/>
+        <w:rPr>
+          <w:b/>
+          <w:sz w:val="22"/>
+          <w:szCs w:val="22"/>
         </w:rPr>
       </w:pPr>
     </w:p>
     <w:p>
       <w:pPr>
         <w:pStyle w:val="Textoindependiente"/>
-        <w:rPr>
-          <w:b/>
-          <w:sz w:val="20"/>
+        <w:spacing w:line="276" w:lineRule="auto"/>
+        <w:jc w:val="both"/>
+        <w:rPr>
+          <w:b/>
+          <w:sz w:val="22"/>
+          <w:szCs w:val="22"/>
         </w:rPr>
       </w:pPr>
     </w:p>
     <w:p>
       <w:pPr>
         <w:pStyle w:val="Textoindependiente"/>
+        <w:spacing w:line="276" w:lineRule="auto"/>
+        <w:jc w:val="both"/>
         <w:rPr>
           <w:b/>
           <w:bCs/>
-          <w:sz w:val="20"/>
-          <w:szCs w:val="20"/>
-        </w:rPr>
-      </w:pPr>
-    </w:p>
-    <w:p>
-      <w:pPr>
-        <w:spacing w:before="210"/>
-        <w:rPr>
+          <w:sz w:val="22"/>
+          <w:szCs w:val="22"/>
+        </w:rPr>
+      </w:pPr>
+    </w:p>
+    <w:p>
+      <w:pPr>
+        <w:spacing w:before="210" w:line="276" w:lineRule="auto"/>
+        <w:jc w:val="both"/>
+        <w:rPr>
+          <w:rFonts w:ascii="Arial" w:hAnsi="Arial" w:cs="Arial"/>
           <w:color w:val="19202E"/>
-        </w:rPr>
-      </w:pPr>
-      <w:r>
-        <w:rPr>
-          <w:rFonts w:eastAsia="Calibri"/>
+          <w:sz w:val="22"/>
+          <w:szCs w:val="22"/>
+        </w:rPr>
+      </w:pPr>
+      <w:r>
+        <w:rPr>
+          <w:rFonts w:ascii="Arial" w:eastAsia="Calibri" w:hAnsi="Arial" w:cs="Arial"/>
           <w:color w:val="19202E"/>
-          <w:sz w:val="56"/>
-          <w:szCs w:val="56"/>
+          <w:sz w:val="22"/>
+          <w:szCs w:val="22"/>
         </w:rPr>
         <w:t>ACIF104 Aprendizaje de máquina</w:t>
       </w:r>
@@ -164,7 +223,8 @@
     <w:p>
       <w:pPr>
         <w:pStyle w:val="Textoindependiente"/>
-        <w:spacing w:before="210"/>
+        <w:spacing w:before="210" w:line="276" w:lineRule="auto"/>
+        <w:jc w:val="both"/>
         <w:rPr>
           <w:b/>
           <w:bCs/>
@@ -182,9 +242,14 @@
           <w:sz w:val="22"/>
           <w:szCs w:val="22"/>
         </w:rPr>
-        <w:t>Nombre</w:t>
-      </w:r>
-      <w:r>
+        <w:t>Nombres:</w:t>
+      </w:r>
+    </w:p>
+    <w:p>
+      <w:pPr>
+        <w:pStyle w:val="Textoindependiente"/>
+        <w:spacing w:before="210" w:line="276" w:lineRule="auto"/>
+        <w:jc w:val="both"/>
         <w:rPr>
           <w:b/>
           <w:bCs/>
@@ -192,8 +257,7 @@
           <w:sz w:val="22"/>
           <w:szCs w:val="22"/>
         </w:rPr>
-        <w:t>s</w:t>
-      </w:r>
+      </w:pPr>
       <w:r>
         <w:rPr>
           <w:b/>
@@ -202,13 +266,14 @@
           <w:sz w:val="22"/>
           <w:szCs w:val="22"/>
         </w:rPr>
-        <w:t>:</w:t>
+        <w:t xml:space="preserve">JUAN CONDORI </w:t>
       </w:r>
     </w:p>
     <w:p>
       <w:pPr>
         <w:pStyle w:val="Textoindependiente"/>
-        <w:spacing w:before="210"/>
+        <w:spacing w:before="210" w:line="276" w:lineRule="auto"/>
+        <w:jc w:val="both"/>
         <w:rPr>
           <w:b/>
           <w:bCs/>
@@ -225,13 +290,14 @@
           <w:sz w:val="22"/>
           <w:szCs w:val="22"/>
         </w:rPr>
-        <w:t xml:space="preserve">JUAN CONDORI </w:t>
+        <w:t>NELSON CARRASCO ZEPEDA</w:t>
       </w:r>
     </w:p>
     <w:p>
       <w:pPr>
         <w:pStyle w:val="Textoindependiente"/>
-        <w:spacing w:before="210"/>
+        <w:spacing w:before="210" w:line="276" w:lineRule="auto"/>
+        <w:jc w:val="both"/>
         <w:rPr>
           <w:b/>
           <w:bCs/>
@@ -248,9 +314,14 @@
           <w:sz w:val="22"/>
           <w:szCs w:val="22"/>
         </w:rPr>
-        <w:t>N</w:t>
-      </w:r>
-      <w:r>
+        <w:t>RUBEN DELGADO ARRIAGADA</w:t>
+      </w:r>
+    </w:p>
+    <w:p>
+      <w:pPr>
+        <w:pStyle w:val="Textoindependiente"/>
+        <w:spacing w:before="210" w:line="276" w:lineRule="auto"/>
+        <w:jc w:val="both"/>
         <w:rPr>
           <w:b/>
           <w:bCs/>
@@ -258,13 +329,8 @@
           <w:sz w:val="22"/>
           <w:szCs w:val="22"/>
         </w:rPr>
-        <w:t>ELSON CARRASCO ZEPEDA</w:t>
-      </w:r>
-    </w:p>
-    <w:p>
-      <w:pPr>
-        <w:pStyle w:val="Textoindependiente"/>
-        <w:spacing w:before="210"/>
+      </w:pPr>
+      <w:r>
         <w:rPr>
           <w:b/>
           <w:bCs/>
@@ -272,8 +338,14 @@
           <w:sz w:val="22"/>
           <w:szCs w:val="22"/>
         </w:rPr>
-      </w:pPr>
-      <w:r>
+        <w:t>SEBASTIAN NUÑEZ SOTO</w:t>
+      </w:r>
+    </w:p>
+    <w:p>
+      <w:pPr>
+        <w:pStyle w:val="Textoindependiente"/>
+        <w:spacing w:before="210" w:line="276" w:lineRule="auto"/>
+        <w:jc w:val="both"/>
         <w:rPr>
           <w:b/>
           <w:bCs/>
@@ -281,13 +353,8 @@
           <w:sz w:val="22"/>
           <w:szCs w:val="22"/>
         </w:rPr>
-        <w:t>RUBEN DELGADO ARRIAGADA</w:t>
-      </w:r>
-    </w:p>
-    <w:p>
-      <w:pPr>
-        <w:pStyle w:val="Textoindependiente"/>
-        <w:spacing w:before="210"/>
+      </w:pPr>
+      <w:r>
         <w:rPr>
           <w:b/>
           <w:bCs/>
@@ -295,125 +362,85 @@
           <w:sz w:val="22"/>
           <w:szCs w:val="22"/>
         </w:rPr>
-      </w:pPr>
-      <w:r>
-        <w:rPr>
+        <w:t>Curso: Ingeniería Civil Informática</w:t>
+      </w:r>
+    </w:p>
+    <w:p>
+      <w:pPr>
+        <w:spacing w:before="246" w:line="276" w:lineRule="auto"/>
+        <w:jc w:val="both"/>
+        <w:rPr>
+          <w:rFonts w:ascii="Arial" w:hAnsi="Arial" w:cs="Arial"/>
           <w:b/>
           <w:bCs/>
           <w:color w:val="19202E"/>
           <w:sz w:val="22"/>
           <w:szCs w:val="22"/>
         </w:rPr>
-        <w:t>SEBASTIAN NUÑEZ SOTO</w:t>
-      </w:r>
-    </w:p>
-    <w:p>
-      <w:pPr>
-        <w:pStyle w:val="Textoindependiente"/>
-        <w:spacing w:before="210"/>
-        <w:rPr>
+      </w:pPr>
+      <w:r>
+        <w:rPr>
+          <w:rFonts w:ascii="Arial" w:hAnsi="Arial" w:cs="Arial"/>
           <w:b/>
           <w:bCs/>
           <w:color w:val="19202E"/>
-        </w:rPr>
-      </w:pPr>
-      <w:r>
-        <w:rPr>
+          <w:sz w:val="22"/>
+          <w:szCs w:val="22"/>
+        </w:rPr>
+        <w:t>Fecha: 0</w:t>
+      </w:r>
+      <w:r>
+        <w:rPr>
+          <w:rFonts w:ascii="Arial" w:hAnsi="Arial" w:cs="Arial"/>
           <w:b/>
           <w:bCs/>
           <w:color w:val="19202E"/>
           <w:sz w:val="22"/>
           <w:szCs w:val="22"/>
         </w:rPr>
-        <w:t>Curso: Ingeniería Civil Informática</w:t>
-      </w:r>
-    </w:p>
-    <w:p>
-      <w:pPr>
-        <w:spacing w:before="246"/>
-        <w:rPr>
+        <w:t>7</w:t>
+      </w:r>
+      <w:r>
+        <w:rPr>
+          <w:rFonts w:ascii="Arial" w:hAnsi="Arial" w:cs="Arial"/>
           <w:b/>
           <w:bCs/>
           <w:color w:val="19202E"/>
-        </w:rPr>
-      </w:pPr>
-      <w:r>
+          <w:sz w:val="22"/>
+          <w:szCs w:val="22"/>
+        </w:rPr>
+        <w:t>/07/2026</w:t>
+      </w:r>
+    </w:p>
+    <w:p>
+      <w:pPr>
+        <w:pStyle w:val="Textoindependiente"/>
+        <w:spacing w:line="276" w:lineRule="auto"/>
+        <w:jc w:val="both"/>
+        <w:rPr>
+          <w:b/>
+          <w:sz w:val="22"/>
+          <w:szCs w:val="22"/>
+        </w:rPr>
+      </w:pPr>
+    </w:p>
+    <w:p>
+      <w:pPr>
+        <w:pStyle w:val="Textoindependiente"/>
+        <w:spacing w:line="276" w:lineRule="auto"/>
+        <w:jc w:val="both"/>
         <w:rPr>
           <w:b/>
           <w:bCs/>
-          <w:color w:val="19202E"/>
-        </w:rPr>
-        <w:t>Fecha:</w:t>
-      </w:r>
-      <w:r>
-        <w:rPr>
-          <w:b/>
-          <w:bCs/>
-          <w:color w:val="19202E"/>
-        </w:rPr>
-        <w:t xml:space="preserve"> </w:t>
-      </w:r>
-      <w:r>
-        <w:rPr>
-          <w:b/>
-          <w:bCs/>
-          <w:color w:val="19202E"/>
-        </w:rPr>
-        <w:t>0</w:t>
-      </w:r>
-      <w:r>
-        <w:rPr>
-          <w:b/>
-          <w:bCs/>
-          <w:color w:val="19202E"/>
-        </w:rPr>
-        <w:t>7</w:t>
-      </w:r>
-      <w:r>
-        <w:rPr>
-          <w:b/>
-          <w:bCs/>
-          <w:color w:val="19202E"/>
-        </w:rPr>
-        <w:t>/0</w:t>
-      </w:r>
-      <w:r>
-        <w:rPr>
-          <w:b/>
-          <w:bCs/>
-          <w:color w:val="19202E"/>
-        </w:rPr>
-        <w:t>7</w:t>
-      </w:r>
-      <w:r>
-        <w:rPr>
-          <w:b/>
-          <w:bCs/>
-          <w:color w:val="19202E"/>
-        </w:rPr>
-        <w:t>/2026</w:t>
-      </w:r>
-    </w:p>
-    <w:p>
-      <w:pPr>
-        <w:pStyle w:val="Textoindependiente"/>
-        <w:rPr>
-          <w:b/>
-          <w:sz w:val="20"/>
-        </w:rPr>
-      </w:pPr>
-    </w:p>
-    <w:p>
-      <w:pPr>
-        <w:pStyle w:val="Textoindependiente"/>
-        <w:rPr>
-          <w:b/>
-          <w:bCs/>
+          <w:sz w:val="22"/>
+          <w:szCs w:val="22"/>
         </w:rPr>
       </w:pPr>
       <w:r>
         <w:rPr>
           <w:noProof/>
+          <w:sz w:val="22"/>
+          <w:szCs w:val="22"/>
           <w:lang w:val="es-CL" w:eastAsia="es-CL" w:bidi="ar-SA"/>
         </w:rPr>
         <mc:AlternateContent>
@@ -506,7 +533,7 @@
                 <v:stroke joinstyle="miter"/>
                 <v:path gradientshapeok="t" o:connecttype="rect"/>
               </v:shapetype>
-              <v:shape id="Cuadro de texto 1" o:spid="_x0000_s1026" type="#_x0000_t202" style="position:absolute;margin-left:-1.6pt;margin-top:90.2pt;width:501.45pt;height:18.7pt;z-index:251659264;visibility:visible;mso-wrap-style:square;mso-width-percent:0;mso-height-percent:0;mso-wrap-distance-left:9pt;mso-wrap-distance-top:0;mso-wrap-distance-right:9pt;mso-wrap-distance-bottom:0;mso-position-horizontal:absolute;mso-position-horizontal-relative:text;mso-position-vertical:absolute;mso-position-vertical-relative:text;mso-width-percent:0;mso-height-percent:0;mso-width-relative:margin;mso-height-relative:page;v-text-anchor:top" o:gfxdata="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" filled="f" stroked="f" strokeweight=".5pt">
+              <v:shape id="Cuadro de texto 1" o:spid="_x0000_s1026" type="#_x0000_t202" style="position:absolute;left:0;text-align:left;margin-left:-1.6pt;margin-top:90.2pt;width:501.45pt;height:18.7pt;z-index:251659264;visibility:visible;mso-wrap-style:square;mso-width-percent:0;mso-height-percent:0;mso-wrap-distance-left:9pt;mso-wrap-distance-top:0;mso-wrap-distance-right:9pt;mso-wrap-distance-bottom:0;mso-position-horizontal:absolute;mso-position-horizontal-relative:text;mso-position-vertical:absolute;mso-position-vertical-relative:text;mso-width-percent:0;mso-height-percent:0;mso-width-relative:margin;mso-height-relative:page;v-text-anchor:top" o:gfxdata="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" filled="f" stroked="f" strokeweight=".5pt">
                 <v:textbox style="mso-fit-shape-to-text:t">
                   <w:txbxContent>
                     <w:p>
@@ -529,15 +556,23 @@
     </w:p>
     <w:p>
       <w:pPr>
-        <w:rPr>
+        <w:spacing w:line="276" w:lineRule="auto"/>
+        <w:jc w:val="both"/>
+        <w:rPr>
+          <w:rFonts w:ascii="Arial" w:hAnsi="Arial" w:cs="Arial"/>
           <w:b/>
           <w:bCs/>
-        </w:rPr>
-      </w:pPr>
-      <w:r>
-        <w:rPr>
+          <w:sz w:val="22"/>
+          <w:szCs w:val="22"/>
+        </w:rPr>
+      </w:pPr>
+      <w:r>
+        <w:rPr>
+          <w:rFonts w:ascii="Arial" w:hAnsi="Arial" w:cs="Arial"/>
           <w:b/>
           <w:bCs/>
+          <w:sz w:val="22"/>
+          <w:szCs w:val="22"/>
         </w:rPr>
         <w:br w:type="page"/>
       </w:r>
@@ -549,210 +584,1055 @@
           <w:ilvl w:val="0"/>
           <w:numId w:val="10"/>
         </w:numPr>
-      </w:pPr>
-      <w:r>
-        <w:rPr>
+        <w:spacing w:line="276" w:lineRule="auto"/>
+        <w:jc w:val="both"/>
+        <w:rPr>
+          <w:rFonts w:ascii="Arial" w:hAnsi="Arial" w:cs="Arial"/>
+          <w:sz w:val="22"/>
+          <w:szCs w:val="22"/>
+          <w:u w:val="single"/>
+        </w:rPr>
+      </w:pPr>
+      <w:r>
+        <w:rPr>
+          <w:rFonts w:ascii="Arial" w:hAnsi="Arial" w:cs="Arial"/>
           <w:b/>
           <w:bCs/>
+          <w:sz w:val="22"/>
+          <w:szCs w:val="22"/>
+          <w:u w:val="single"/>
         </w:rPr>
         <w:lastRenderedPageBreak/>
-        <w:t xml:space="preserve">Análisis Exploratorio de Datos (EDA) y Calidad del </w:t>
+        <w:t>Configuración del Entorno de Desarrollo y Viabilidad de Hardware</w:t>
+      </w:r>
+    </w:p>
+    <w:p>
+      <w:pPr>
+        <w:pStyle w:val="Prrafodelista"/>
+        <w:spacing w:line="276" w:lineRule="auto"/>
+        <w:ind w:left="1080"/>
+        <w:jc w:val="both"/>
+        <w:rPr>
+          <w:rFonts w:ascii="Arial" w:hAnsi="Arial" w:cs="Arial"/>
+          <w:sz w:val="22"/>
+          <w:szCs w:val="22"/>
+        </w:rPr>
+      </w:pPr>
+      <w:r>
+        <w:rPr>
+          <w:rFonts w:ascii="Arial" w:hAnsi="Arial" w:cs="Arial"/>
+          <w:sz w:val="22"/>
+          <w:szCs w:val="22"/>
+        </w:rPr>
+        <w:t>Para garantizar la reproducibilidad y el aislamiento de las dependencias del proyecto, se habilitó un entorno de desarrollo basado en las siguientes especificaciones técnicas:</w:t>
+      </w:r>
+    </w:p>
+    <w:p>
+      <w:pPr>
+        <w:pStyle w:val="Prrafodelista"/>
+        <w:spacing w:line="276" w:lineRule="auto"/>
+        <w:ind w:left="1080"/>
+        <w:jc w:val="both"/>
+        <w:rPr>
+          <w:rFonts w:ascii="Arial" w:hAnsi="Arial" w:cs="Arial"/>
+          <w:b/>
+          <w:bCs/>
+          <w:sz w:val="22"/>
+          <w:szCs w:val="22"/>
+        </w:rPr>
+      </w:pPr>
+    </w:p>
+    <w:p>
+      <w:pPr>
+        <w:pStyle w:val="Prrafodelista"/>
+        <w:numPr>
+          <w:ilvl w:val="0"/>
+          <w:numId w:val="18"/>
+        </w:numPr>
+        <w:spacing w:line="276" w:lineRule="auto"/>
+        <w:jc w:val="both"/>
+        <w:rPr>
+          <w:rFonts w:ascii="Arial" w:hAnsi="Arial" w:cs="Arial"/>
+          <w:sz w:val="22"/>
+          <w:szCs w:val="22"/>
+        </w:rPr>
+      </w:pPr>
+      <w:r>
+        <w:rPr>
+          <w:rFonts w:ascii="Arial" w:hAnsi="Arial" w:cs="Arial"/>
+          <w:b/>
+          <w:bCs/>
+          <w:sz w:val="22"/>
+          <w:szCs w:val="22"/>
+          <w:u w:val="single"/>
+        </w:rPr>
+        <w:t>Entorno Virtual y Herramientas Computacionales:</w:t>
+      </w:r>
+      <w:r>
+        <w:rPr>
+          <w:rFonts w:ascii="Arial" w:hAnsi="Arial" w:cs="Arial"/>
+          <w:sz w:val="22"/>
+          <w:szCs w:val="22"/>
+        </w:rPr>
+        <w:t xml:space="preserve"> Se configuró un entorno aislado (.</w:t>
       </w:r>
       <w:proofErr w:type="spellStart"/>
       <w:r>
         <w:rPr>
+          <w:rFonts w:ascii="Arial" w:hAnsi="Arial" w:cs="Arial"/>
+          <w:sz w:val="22"/>
+          <w:szCs w:val="22"/>
+        </w:rPr>
+        <w:t>venv</w:t>
+      </w:r>
+      <w:proofErr w:type="spellEnd"/>
+      <w:r>
+        <w:rPr>
+          <w:rFonts w:ascii="Arial" w:hAnsi="Arial" w:cs="Arial"/>
+          <w:sz w:val="22"/>
+          <w:szCs w:val="22"/>
+        </w:rPr>
+        <w:t>) utilizando Python en su versión estable. Como Entorno de Desarrollo Integrado (IDE) se seleccionó Visual Studio Code, complementado con extensiones de depuración interactiva.</w:t>
+      </w:r>
+    </w:p>
+    <w:p>
+      <w:pPr>
+        <w:pStyle w:val="Prrafodelista"/>
+        <w:spacing w:line="276" w:lineRule="auto"/>
+        <w:jc w:val="both"/>
+        <w:rPr>
+          <w:rFonts w:ascii="Arial" w:hAnsi="Arial" w:cs="Arial"/>
+          <w:sz w:val="22"/>
+          <w:szCs w:val="22"/>
+        </w:rPr>
+      </w:pPr>
+    </w:p>
+    <w:p>
+      <w:pPr>
+        <w:pStyle w:val="Prrafodelista"/>
+        <w:numPr>
+          <w:ilvl w:val="0"/>
+          <w:numId w:val="18"/>
+        </w:numPr>
+        <w:spacing w:line="276" w:lineRule="auto"/>
+        <w:jc w:val="both"/>
+        <w:rPr>
+          <w:rFonts w:ascii="Arial" w:hAnsi="Arial" w:cs="Arial"/>
+          <w:sz w:val="22"/>
+          <w:szCs w:val="22"/>
+        </w:rPr>
+      </w:pPr>
+      <w:r>
+        <w:rPr>
+          <w:rFonts w:ascii="Arial" w:hAnsi="Arial" w:cs="Arial"/>
           <w:b/>
           <w:bCs/>
-        </w:rPr>
-        <w:t>Dataset</w:t>
+          <w:sz w:val="22"/>
+          <w:szCs w:val="22"/>
+          <w:u w:val="single"/>
+        </w:rPr>
+        <w:t xml:space="preserve">Bibliotecas del Sistema: </w:t>
+      </w:r>
+      <w:r>
+        <w:rPr>
+          <w:rFonts w:ascii="Arial" w:hAnsi="Arial" w:cs="Arial"/>
+          <w:sz w:val="22"/>
+          <w:szCs w:val="22"/>
+        </w:rPr>
+        <w:t xml:space="preserve">El ecosistema de librerías esenciales incluye </w:t>
+      </w:r>
+      <w:proofErr w:type="spellStart"/>
+      <w:r>
+        <w:rPr>
+          <w:rFonts w:ascii="Arial" w:hAnsi="Arial" w:cs="Arial"/>
+          <w:sz w:val="22"/>
+          <w:szCs w:val="22"/>
+        </w:rPr>
+        <w:t>SQLAlchemy</w:t>
       </w:r>
       <w:proofErr w:type="spellEnd"/>
+      <w:r>
+        <w:rPr>
+          <w:rFonts w:ascii="Arial" w:hAnsi="Arial" w:cs="Arial"/>
+          <w:sz w:val="22"/>
+          <w:szCs w:val="22"/>
+        </w:rPr>
+        <w:t xml:space="preserve"> y </w:t>
+      </w:r>
+      <w:proofErr w:type="spellStart"/>
+      <w:r>
+        <w:rPr>
+          <w:rFonts w:ascii="Arial" w:hAnsi="Arial" w:cs="Arial"/>
+          <w:sz w:val="22"/>
+          <w:szCs w:val="22"/>
+        </w:rPr>
+        <w:t>pyodbc</w:t>
+      </w:r>
+      <w:proofErr w:type="spellEnd"/>
+      <w:r>
+        <w:rPr>
+          <w:rFonts w:ascii="Arial" w:hAnsi="Arial" w:cs="Arial"/>
+          <w:sz w:val="22"/>
+          <w:szCs w:val="22"/>
+        </w:rPr>
+        <w:t xml:space="preserve"> para la gestión de la conexión y extracción del Data </w:t>
+      </w:r>
+      <w:proofErr w:type="spellStart"/>
+      <w:r>
+        <w:rPr>
+          <w:rFonts w:ascii="Arial" w:hAnsi="Arial" w:cs="Arial"/>
+          <w:sz w:val="22"/>
+          <w:szCs w:val="22"/>
+        </w:rPr>
+        <w:t>Warehouse</w:t>
+      </w:r>
+      <w:proofErr w:type="spellEnd"/>
+      <w:r>
+        <w:rPr>
+          <w:rFonts w:ascii="Arial" w:hAnsi="Arial" w:cs="Arial"/>
+          <w:sz w:val="22"/>
+          <w:szCs w:val="22"/>
+        </w:rPr>
+        <w:t xml:space="preserve">; Pandas y </w:t>
+      </w:r>
+      <w:proofErr w:type="spellStart"/>
+      <w:r>
+        <w:rPr>
+          <w:rFonts w:ascii="Arial" w:hAnsi="Arial" w:cs="Arial"/>
+          <w:sz w:val="22"/>
+          <w:szCs w:val="22"/>
+        </w:rPr>
+        <w:t>NumPy</w:t>
+      </w:r>
+      <w:proofErr w:type="spellEnd"/>
+      <w:r>
+        <w:rPr>
+          <w:rFonts w:ascii="Arial" w:hAnsi="Arial" w:cs="Arial"/>
+          <w:sz w:val="22"/>
+          <w:szCs w:val="22"/>
+        </w:rPr>
+        <w:t xml:space="preserve"> para la manipulación matricial de alta eficiencia; </w:t>
+      </w:r>
+      <w:proofErr w:type="spellStart"/>
+      <w:r>
+        <w:rPr>
+          <w:rFonts w:ascii="Arial" w:hAnsi="Arial" w:cs="Arial"/>
+          <w:sz w:val="22"/>
+          <w:szCs w:val="22"/>
+        </w:rPr>
+        <w:t>Scikit</w:t>
+      </w:r>
+      <w:proofErr w:type="spellEnd"/>
+      <w:r>
+        <w:rPr>
+          <w:rFonts w:ascii="Arial" w:hAnsi="Arial" w:cs="Arial"/>
+          <w:sz w:val="22"/>
+          <w:szCs w:val="22"/>
+        </w:rPr>
+        <w:t xml:space="preserve">-Learn para las particiones estadísticas y reportes de rendimiento; </w:t>
+      </w:r>
+      <w:proofErr w:type="spellStart"/>
+      <w:r>
+        <w:rPr>
+          <w:rFonts w:ascii="Arial" w:hAnsi="Arial" w:cs="Arial"/>
+          <w:sz w:val="22"/>
+          <w:szCs w:val="22"/>
+        </w:rPr>
+        <w:t>Imbalanced</w:t>
+      </w:r>
+      <w:proofErr w:type="spellEnd"/>
+      <w:r>
+        <w:rPr>
+          <w:rFonts w:ascii="Arial" w:hAnsi="Arial" w:cs="Arial"/>
+          <w:sz w:val="22"/>
+          <w:szCs w:val="22"/>
+        </w:rPr>
+        <w:t xml:space="preserve">-Learn para la inyección del algoritmo SMOTE; y </w:t>
+      </w:r>
+      <w:proofErr w:type="spellStart"/>
+      <w:r>
+        <w:rPr>
+          <w:rFonts w:ascii="Arial" w:hAnsi="Arial" w:cs="Arial"/>
+          <w:sz w:val="22"/>
+          <w:szCs w:val="22"/>
+        </w:rPr>
+        <w:t>Joblib</w:t>
+      </w:r>
+      <w:proofErr w:type="spellEnd"/>
+      <w:r>
+        <w:rPr>
+          <w:rFonts w:ascii="Arial" w:hAnsi="Arial" w:cs="Arial"/>
+          <w:sz w:val="22"/>
+          <w:szCs w:val="22"/>
+        </w:rPr>
+        <w:t xml:space="preserve"> para la persistencia del modelo en disco duro. Para el subsistema gráfico se implementaron </w:t>
+      </w:r>
+      <w:proofErr w:type="spellStart"/>
+      <w:r>
+        <w:rPr>
+          <w:rFonts w:ascii="Arial" w:hAnsi="Arial" w:cs="Arial"/>
+          <w:sz w:val="22"/>
+          <w:szCs w:val="22"/>
+        </w:rPr>
+        <w:t>Matplotlib</w:t>
+      </w:r>
+      <w:proofErr w:type="spellEnd"/>
+      <w:r>
+        <w:rPr>
+          <w:rFonts w:ascii="Arial" w:hAnsi="Arial" w:cs="Arial"/>
+          <w:sz w:val="22"/>
+          <w:szCs w:val="22"/>
+        </w:rPr>
+        <w:t xml:space="preserve"> y Seaborn.</w:t>
+      </w:r>
     </w:p>
     <w:p>
       <w:pPr>
         <w:pStyle w:val="Prrafodelista"/>
+        <w:spacing w:line="276" w:lineRule="auto"/>
+        <w:jc w:val="both"/>
+        <w:rPr>
+          <w:rFonts w:ascii="Arial" w:hAnsi="Arial" w:cs="Arial"/>
+          <w:sz w:val="22"/>
+          <w:szCs w:val="22"/>
+        </w:rPr>
+      </w:pPr>
+    </w:p>
+    <w:p>
+      <w:pPr>
+        <w:pStyle w:val="Prrafodelista"/>
+        <w:numPr>
+          <w:ilvl w:val="0"/>
+          <w:numId w:val="18"/>
+        </w:numPr>
+        <w:spacing w:line="276" w:lineRule="auto"/>
+        <w:jc w:val="both"/>
+        <w:rPr>
+          <w:rFonts w:ascii="Arial" w:hAnsi="Arial" w:cs="Arial"/>
+          <w:b/>
+          <w:bCs/>
+          <w:sz w:val="22"/>
+          <w:szCs w:val="22"/>
+        </w:rPr>
+      </w:pPr>
+      <w:r>
+        <w:rPr>
+          <w:rFonts w:ascii="Arial" w:hAnsi="Arial" w:cs="Arial"/>
+          <w:b/>
+          <w:bCs/>
+          <w:sz w:val="22"/>
+          <w:szCs w:val="22"/>
+          <w:u w:val="single"/>
+        </w:rPr>
+        <w:t xml:space="preserve">Optimización de Hardware: </w:t>
+      </w:r>
+      <w:r>
+        <w:rPr>
+          <w:rFonts w:ascii="Arial" w:hAnsi="Arial" w:cs="Arial"/>
+          <w:sz w:val="22"/>
+          <w:szCs w:val="22"/>
+        </w:rPr>
+        <w:t xml:space="preserve">Debido a la carga computacional que representa procesar un </w:t>
+      </w:r>
+      <w:proofErr w:type="spellStart"/>
+      <w:r>
+        <w:rPr>
+          <w:rFonts w:ascii="Arial" w:hAnsi="Arial" w:cs="Arial"/>
+          <w:sz w:val="22"/>
+          <w:szCs w:val="22"/>
+        </w:rPr>
+        <w:t>dataset</w:t>
+      </w:r>
+      <w:proofErr w:type="spellEnd"/>
+      <w:r>
+        <w:rPr>
+          <w:rFonts w:ascii="Arial" w:hAnsi="Arial" w:cs="Arial"/>
+          <w:sz w:val="22"/>
+          <w:szCs w:val="22"/>
+        </w:rPr>
+        <w:t xml:space="preserve"> expandido por codificación binaria a 123 columnas y balanceado sintéticamente a nivel de entrenamiento, se parametrizó el algoritmo utilizando el argumento </w:t>
+      </w:r>
+      <w:proofErr w:type="spellStart"/>
+      <w:r>
+        <w:rPr>
+          <w:rFonts w:ascii="Arial" w:hAnsi="Arial" w:cs="Arial"/>
+          <w:sz w:val="22"/>
+          <w:szCs w:val="22"/>
+        </w:rPr>
+        <w:t>n_jobs</w:t>
+      </w:r>
+      <w:proofErr w:type="spellEnd"/>
+      <w:r>
+        <w:rPr>
+          <w:rFonts w:ascii="Arial" w:hAnsi="Arial" w:cs="Arial"/>
+          <w:sz w:val="22"/>
+          <w:szCs w:val="22"/>
+        </w:rPr>
+        <w:t>=-1. Esta directiva técnica instruye al compilador a distribuir la carga en paralelo a través de todos los hilos físicos y lógicos de la Unidad Central de Procesamiento (CPU) disponibles en el hardware local, evitando cuellos de botella y optimizando el tiempo de</w:t>
+      </w:r>
+      <w:r>
+        <w:rPr>
+          <w:rFonts w:ascii="Arial" w:hAnsi="Arial" w:cs="Arial"/>
+          <w:b/>
+          <w:bCs/>
+          <w:sz w:val="22"/>
+          <w:szCs w:val="22"/>
+        </w:rPr>
+        <w:t xml:space="preserve"> </w:t>
+      </w:r>
+    </w:p>
+    <w:p>
+      <w:pPr>
+        <w:spacing w:line="276" w:lineRule="auto"/>
+        <w:jc w:val="both"/>
+        <w:rPr>
+          <w:rFonts w:ascii="Arial" w:hAnsi="Arial" w:cs="Arial"/>
+          <w:b/>
+          <w:bCs/>
+          <w:sz w:val="22"/>
+          <w:szCs w:val="22"/>
+        </w:rPr>
+      </w:pPr>
+    </w:p>
+    <w:p>
+      <w:pPr>
+        <w:spacing w:line="276" w:lineRule="auto"/>
+        <w:jc w:val="both"/>
+        <w:rPr>
+          <w:rFonts w:ascii="Arial" w:hAnsi="Arial" w:cs="Arial"/>
+          <w:b/>
+          <w:bCs/>
+          <w:sz w:val="22"/>
+          <w:szCs w:val="22"/>
+        </w:rPr>
+      </w:pPr>
+    </w:p>
+    <w:p>
+      <w:pPr>
+        <w:spacing w:line="276" w:lineRule="auto"/>
+        <w:jc w:val="both"/>
+        <w:rPr>
+          <w:rFonts w:ascii="Arial" w:hAnsi="Arial" w:cs="Arial"/>
+          <w:b/>
+          <w:bCs/>
+          <w:sz w:val="22"/>
+          <w:szCs w:val="22"/>
+        </w:rPr>
+      </w:pPr>
+    </w:p>
+    <w:p>
+      <w:pPr>
+        <w:spacing w:line="276" w:lineRule="auto"/>
+        <w:jc w:val="both"/>
+        <w:rPr>
+          <w:rFonts w:ascii="Arial" w:hAnsi="Arial" w:cs="Arial"/>
+          <w:b/>
+          <w:bCs/>
+          <w:sz w:val="22"/>
+          <w:szCs w:val="22"/>
+        </w:rPr>
+      </w:pPr>
+    </w:p>
+    <w:p>
+      <w:pPr>
+        <w:spacing w:line="276" w:lineRule="auto"/>
+        <w:jc w:val="both"/>
+        <w:rPr>
+          <w:rFonts w:ascii="Arial" w:hAnsi="Arial" w:cs="Arial"/>
+          <w:b/>
+          <w:bCs/>
+          <w:sz w:val="22"/>
+          <w:szCs w:val="22"/>
+        </w:rPr>
+      </w:pPr>
+    </w:p>
+    <w:p>
+      <w:pPr>
+        <w:spacing w:line="276" w:lineRule="auto"/>
+        <w:jc w:val="both"/>
+        <w:rPr>
+          <w:rFonts w:ascii="Arial" w:hAnsi="Arial" w:cs="Arial"/>
+          <w:b/>
+          <w:bCs/>
+          <w:sz w:val="22"/>
+          <w:szCs w:val="22"/>
+        </w:rPr>
+      </w:pPr>
+      <w:r>
+        <w:rPr>
+          <w:rFonts w:ascii="Arial" w:hAnsi="Arial" w:cs="Arial"/>
+          <w:b/>
+          <w:bCs/>
+          <w:sz w:val="22"/>
+          <w:szCs w:val="22"/>
+        </w:rPr>
+        <w:br w:type="page"/>
+      </w:r>
+    </w:p>
+    <w:p>
+      <w:pPr>
+        <w:pStyle w:val="Prrafodelista"/>
+        <w:numPr>
+          <w:ilvl w:val="0"/>
+          <w:numId w:val="10"/>
+        </w:numPr>
+        <w:spacing w:line="276" w:lineRule="auto"/>
+        <w:jc w:val="both"/>
+        <w:rPr>
+          <w:rFonts w:ascii="Arial" w:hAnsi="Arial" w:cs="Arial"/>
+          <w:b/>
+          <w:bCs/>
+          <w:sz w:val="22"/>
+          <w:szCs w:val="22"/>
+        </w:rPr>
+      </w:pPr>
+      <w:r>
+        <w:rPr>
+          <w:rFonts w:ascii="Arial" w:hAnsi="Arial" w:cs="Arial"/>
+          <w:b/>
+          <w:bCs/>
+          <w:sz w:val="22"/>
+          <w:szCs w:val="22"/>
+        </w:rPr>
+        <w:lastRenderedPageBreak/>
+        <w:t>Especificación y Justificación de la Arquitectura del Modelo</w:t>
+      </w:r>
+    </w:p>
+    <w:p>
+      <w:pPr>
+        <w:pStyle w:val="Prrafodelista"/>
+        <w:spacing w:line="276" w:lineRule="auto"/>
         <w:ind w:left="1080"/>
+        <w:jc w:val="both"/>
+        <w:rPr>
+          <w:rFonts w:ascii="Arial" w:hAnsi="Arial" w:cs="Arial"/>
+          <w:b/>
+          <w:bCs/>
+          <w:sz w:val="22"/>
+          <w:szCs w:val="22"/>
+        </w:rPr>
       </w:pPr>
     </w:p>
     <w:p>
       <w:pPr>
         <w:pStyle w:val="Prrafodelista"/>
-        <w:rPr>
+        <w:spacing w:line="276" w:lineRule="auto"/>
+        <w:ind w:left="1080"/>
+        <w:jc w:val="both"/>
+        <w:rPr>
+          <w:rFonts w:ascii="Arial" w:hAnsi="Arial" w:cs="Arial"/>
+          <w:sz w:val="22"/>
+          <w:szCs w:val="22"/>
+        </w:rPr>
+      </w:pPr>
+      <w:r>
+        <w:rPr>
+          <w:rFonts w:ascii="Arial" w:hAnsi="Arial" w:cs="Arial"/>
+          <w:sz w:val="22"/>
+          <w:szCs w:val="22"/>
+        </w:rPr>
+        <w:t>Tras evaluar las limitaciones en redes neuronales densas (MLP) y arquitecturas tabulares complejas (</w:t>
+      </w:r>
+      <w:proofErr w:type="spellStart"/>
+      <w:r>
+        <w:rPr>
+          <w:rFonts w:ascii="Arial" w:hAnsi="Arial" w:cs="Arial"/>
+          <w:sz w:val="22"/>
+          <w:szCs w:val="22"/>
+        </w:rPr>
+        <w:t>TabNet</w:t>
+      </w:r>
+      <w:proofErr w:type="spellEnd"/>
+      <w:r>
+        <w:rPr>
+          <w:rFonts w:ascii="Arial" w:hAnsi="Arial" w:cs="Arial"/>
+          <w:sz w:val="22"/>
+          <w:szCs w:val="22"/>
+        </w:rPr>
+        <w:t xml:space="preserve">) frente a la alta dispersión de los datos y las restricciones de hardware, se seleccionó el modelo </w:t>
+      </w:r>
+      <w:proofErr w:type="spellStart"/>
+      <w:r>
+        <w:rPr>
+          <w:rFonts w:ascii="Arial" w:hAnsi="Arial" w:cs="Arial"/>
+          <w:sz w:val="22"/>
+          <w:szCs w:val="22"/>
+        </w:rPr>
+        <w:t>XGBoost</w:t>
+      </w:r>
+      <w:proofErr w:type="spellEnd"/>
+      <w:r>
+        <w:rPr>
+          <w:rFonts w:ascii="Arial" w:hAnsi="Arial" w:cs="Arial"/>
+          <w:sz w:val="22"/>
+          <w:szCs w:val="22"/>
+        </w:rPr>
+        <w:t xml:space="preserve"> (Extreme </w:t>
+      </w:r>
+      <w:proofErr w:type="spellStart"/>
+      <w:r>
+        <w:rPr>
+          <w:rFonts w:ascii="Arial" w:hAnsi="Arial" w:cs="Arial"/>
+          <w:sz w:val="22"/>
+          <w:szCs w:val="22"/>
+        </w:rPr>
+        <w:t>Gradient</w:t>
+      </w:r>
+      <w:proofErr w:type="spellEnd"/>
+      <w:r>
+        <w:rPr>
+          <w:rFonts w:ascii="Arial" w:hAnsi="Arial" w:cs="Arial"/>
+          <w:sz w:val="22"/>
+          <w:szCs w:val="22"/>
+        </w:rPr>
+        <w:t xml:space="preserve"> </w:t>
+      </w:r>
+      <w:proofErr w:type="spellStart"/>
+      <w:r>
+        <w:rPr>
+          <w:rFonts w:ascii="Arial" w:hAnsi="Arial" w:cs="Arial"/>
+          <w:sz w:val="22"/>
+          <w:szCs w:val="22"/>
+        </w:rPr>
+        <w:t>Boosting</w:t>
+      </w:r>
+      <w:proofErr w:type="spellEnd"/>
+      <w:r>
+        <w:rPr>
+          <w:rFonts w:ascii="Arial" w:hAnsi="Arial" w:cs="Arial"/>
+          <w:sz w:val="22"/>
+          <w:szCs w:val="22"/>
+        </w:rPr>
+        <w:t>) como la arquitectura predictiva definitiva para el sistema bautizado como "Finan".</w:t>
+      </w:r>
+    </w:p>
+    <w:p>
+      <w:pPr>
+        <w:pStyle w:val="Prrafodelista"/>
+        <w:spacing w:line="276" w:lineRule="auto"/>
+        <w:ind w:left="1080"/>
+        <w:jc w:val="both"/>
+        <w:rPr>
+          <w:rFonts w:ascii="Arial" w:hAnsi="Arial" w:cs="Arial"/>
           <w:b/>
           <w:bCs/>
+          <w:sz w:val="22"/>
+          <w:szCs w:val="22"/>
+        </w:rPr>
+      </w:pPr>
+    </w:p>
+    <w:p>
+      <w:pPr>
+        <w:pStyle w:val="Prrafodelista"/>
+        <w:numPr>
+          <w:ilvl w:val="0"/>
+          <w:numId w:val="15"/>
+        </w:numPr>
+        <w:spacing w:line="276" w:lineRule="auto"/>
+        <w:jc w:val="both"/>
+        <w:rPr>
+          <w:rFonts w:ascii="Arial" w:hAnsi="Arial" w:cs="Arial"/>
+          <w:sz w:val="22"/>
+          <w:szCs w:val="22"/>
+        </w:rPr>
+      </w:pPr>
+      <w:r>
+        <w:rPr>
+          <w:rFonts w:ascii="Arial" w:hAnsi="Arial" w:cs="Arial"/>
+          <w:b/>
+          <w:bCs/>
+          <w:sz w:val="22"/>
+          <w:szCs w:val="22"/>
           <w:u w:val="single"/>
         </w:rPr>
-      </w:pPr>
-      <w:r>
-        <w:rPr>
+        <w:t>Estructura de Entradas y Salidas</w:t>
+      </w:r>
+      <w:r>
+        <w:rPr>
+          <w:rFonts w:ascii="Arial" w:hAnsi="Arial" w:cs="Arial"/>
+          <w:sz w:val="22"/>
+          <w:szCs w:val="22"/>
+        </w:rPr>
+        <w:t>: La capa de entrada del modelo recibe un vector disperso de 123 características continuas y binarias (derivadas del preprocesamiento estadístico). La capa de salida consiste en un único nodo sigmoidal que mapea una distribución probabilística binaria: Clase 0 (Transacción Legítima) y Clase 1 (Transacción Fraudulenta).</w:t>
+      </w:r>
+    </w:p>
+    <w:p>
+      <w:pPr>
+        <w:pStyle w:val="Prrafodelista"/>
+        <w:spacing w:line="276" w:lineRule="auto"/>
+        <w:jc w:val="both"/>
+        <w:rPr>
+          <w:rFonts w:ascii="Arial" w:hAnsi="Arial" w:cs="Arial"/>
+          <w:sz w:val="22"/>
+          <w:szCs w:val="22"/>
+        </w:rPr>
+      </w:pPr>
+    </w:p>
+    <w:p>
+      <w:pPr>
+        <w:pStyle w:val="Prrafodelista"/>
+        <w:numPr>
+          <w:ilvl w:val="0"/>
+          <w:numId w:val="15"/>
+        </w:numPr>
+        <w:spacing w:line="276" w:lineRule="auto"/>
+        <w:jc w:val="both"/>
+        <w:rPr>
+          <w:rFonts w:ascii="Arial" w:hAnsi="Arial" w:cs="Arial"/>
+          <w:sz w:val="22"/>
+          <w:szCs w:val="22"/>
+        </w:rPr>
+      </w:pPr>
+      <w:r>
+        <w:rPr>
+          <w:rFonts w:ascii="Arial" w:hAnsi="Arial" w:cs="Arial"/>
           <w:b/>
           <w:bCs/>
+          <w:sz w:val="22"/>
+          <w:szCs w:val="22"/>
           <w:u w:val="single"/>
         </w:rPr>
-        <w:t>Descripción y Calidad de los Datos:</w:t>
+        <w:t xml:space="preserve">Parámetros de la Arquitectura y Convergencia: </w:t>
+      </w:r>
+      <w:r>
+        <w:rPr>
+          <w:rFonts w:ascii="Arial" w:hAnsi="Arial" w:cs="Arial"/>
+          <w:sz w:val="22"/>
+          <w:szCs w:val="22"/>
+        </w:rPr>
+        <w:t>El algoritmo se estructuró como un ensamble secuencial de 100 estimadores (árboles de decisión base) con una profundidad máxima (</w:t>
+      </w:r>
+      <w:proofErr w:type="spellStart"/>
+      <w:r>
+        <w:rPr>
+          <w:rFonts w:ascii="Arial" w:hAnsi="Arial" w:cs="Arial"/>
+          <w:sz w:val="22"/>
+          <w:szCs w:val="22"/>
+        </w:rPr>
+        <w:t>max_depth</w:t>
+      </w:r>
+      <w:proofErr w:type="spellEnd"/>
+      <w:r>
+        <w:rPr>
+          <w:rFonts w:ascii="Arial" w:hAnsi="Arial" w:cs="Arial"/>
+          <w:sz w:val="22"/>
+          <w:szCs w:val="22"/>
+        </w:rPr>
+        <w:t>) acotada a 5 niveles para prevenir el sobreajuste y limitar la complejidad estructural. La tasa de aprendizaje (</w:t>
+      </w:r>
+      <w:proofErr w:type="spellStart"/>
+      <w:r>
+        <w:rPr>
+          <w:rFonts w:ascii="Arial" w:hAnsi="Arial" w:cs="Arial"/>
+          <w:sz w:val="22"/>
+          <w:szCs w:val="22"/>
+        </w:rPr>
+        <w:t>learning_rate</w:t>
+      </w:r>
+      <w:proofErr w:type="spellEnd"/>
+      <w:r>
+        <w:rPr>
+          <w:rFonts w:ascii="Arial" w:hAnsi="Arial" w:cs="Arial"/>
+          <w:sz w:val="22"/>
+          <w:szCs w:val="22"/>
+        </w:rPr>
+        <w:t>) se fijó en 0.1 para asegurar un descenso de gradiente suave pero constante. Como función de pérdida para guiar el aprendizaje en cada iteración, se definió la entropía cruzada binaria (</w:t>
+      </w:r>
+      <w:proofErr w:type="spellStart"/>
+      <w:r>
+        <w:rPr>
+          <w:rFonts w:ascii="Arial" w:hAnsi="Arial" w:cs="Arial"/>
+          <w:sz w:val="22"/>
+          <w:szCs w:val="22"/>
+        </w:rPr>
+        <w:t>eval_metric</w:t>
+      </w:r>
+      <w:proofErr w:type="spellEnd"/>
+      <w:r>
+        <w:rPr>
+          <w:rFonts w:ascii="Arial" w:hAnsi="Arial" w:cs="Arial"/>
+          <w:sz w:val="22"/>
+          <w:szCs w:val="22"/>
+        </w:rPr>
+        <w:t>='</w:t>
+      </w:r>
+      <w:proofErr w:type="spellStart"/>
+      <w:r>
+        <w:rPr>
+          <w:rFonts w:ascii="Arial" w:hAnsi="Arial" w:cs="Arial"/>
+          <w:sz w:val="22"/>
+          <w:szCs w:val="22"/>
+        </w:rPr>
+        <w:t>logloss</w:t>
+      </w:r>
+      <w:proofErr w:type="spellEnd"/>
+      <w:r>
+        <w:rPr>
+          <w:rFonts w:ascii="Arial" w:hAnsi="Arial" w:cs="Arial"/>
+          <w:sz w:val="22"/>
+          <w:szCs w:val="22"/>
+        </w:rPr>
+        <w:t>'), idónea para problemas de clasificación excluyente.</w:t>
       </w:r>
     </w:p>
     <w:p>
       <w:pPr>
         <w:pStyle w:val="Prrafodelista"/>
-        <w:rPr>
+        <w:spacing w:line="276" w:lineRule="auto"/>
+        <w:jc w:val="both"/>
+        <w:rPr>
+          <w:rFonts w:ascii="Arial" w:hAnsi="Arial" w:cs="Arial"/>
+          <w:sz w:val="22"/>
+          <w:szCs w:val="22"/>
+        </w:rPr>
+      </w:pPr>
+    </w:p>
+    <w:p>
+      <w:pPr>
+        <w:pStyle w:val="Prrafodelista"/>
+        <w:numPr>
+          <w:ilvl w:val="0"/>
+          <w:numId w:val="10"/>
+        </w:numPr>
+        <w:spacing w:line="276" w:lineRule="auto"/>
+        <w:jc w:val="both"/>
+        <w:rPr>
+          <w:rFonts w:ascii="Arial" w:hAnsi="Arial" w:cs="Arial"/>
           <w:b/>
           <w:bCs/>
+          <w:sz w:val="22"/>
+          <w:szCs w:val="22"/>
           <w:u w:val="single"/>
         </w:rPr>
       </w:pPr>
+      <w:r>
+        <w:rPr>
+          <w:rFonts w:ascii="Arial" w:hAnsi="Arial" w:cs="Arial"/>
+          <w:b/>
+          <w:bCs/>
+          <w:sz w:val="22"/>
+          <w:szCs w:val="22"/>
+          <w:u w:val="single"/>
+        </w:rPr>
+        <w:t>Experimentos de Muestreo y Refinamiento del Modelo</w:t>
+      </w:r>
     </w:p>
     <w:p>
       <w:pPr>
         <w:pStyle w:val="Prrafodelista"/>
-      </w:pPr>
-      <w:r>
-        <w:t xml:space="preserve">Para la presente fase, se extrajo una muestra representativa de 1.000.000 de transacciones desde el Data </w:t>
+        <w:spacing w:line="276" w:lineRule="auto"/>
+        <w:ind w:left="1080"/>
+        <w:jc w:val="both"/>
+        <w:rPr>
+          <w:rFonts w:ascii="Arial" w:hAnsi="Arial" w:cs="Arial"/>
+          <w:sz w:val="22"/>
+          <w:szCs w:val="22"/>
+        </w:rPr>
+      </w:pPr>
+    </w:p>
+    <w:p>
+      <w:pPr>
+        <w:pStyle w:val="Prrafodelista"/>
+        <w:spacing w:line="276" w:lineRule="auto"/>
+        <w:ind w:left="1080"/>
+        <w:jc w:val="both"/>
+        <w:rPr>
+          <w:rFonts w:ascii="Arial" w:hAnsi="Arial" w:cs="Arial"/>
+          <w:sz w:val="22"/>
+          <w:szCs w:val="22"/>
+        </w:rPr>
+      </w:pPr>
+      <w:r>
+        <w:rPr>
+          <w:rFonts w:ascii="Arial" w:hAnsi="Arial" w:cs="Arial"/>
+          <w:sz w:val="22"/>
+          <w:szCs w:val="22"/>
+        </w:rPr>
+        <w:t>La distribución original de los datos presenta un desbalance extremo severo. Para mitigar el sesgo algorítmico hacia la clase mayoritaria, se ejecutaron tres escenarios experimentales controlados sobre el conjunto de entrenamiento (derivado de una partición estratificada previa de 70% entrenamiento, 15% validación y 15% prueba):</w:t>
+      </w:r>
+    </w:p>
+    <w:p>
+      <w:pPr>
+        <w:pStyle w:val="Prrafodelista"/>
+        <w:spacing w:line="276" w:lineRule="auto"/>
+        <w:ind w:left="1080"/>
+        <w:jc w:val="both"/>
+        <w:rPr>
+          <w:rFonts w:ascii="Arial" w:hAnsi="Arial" w:cs="Arial"/>
+          <w:sz w:val="22"/>
+          <w:szCs w:val="22"/>
+        </w:rPr>
+      </w:pPr>
+    </w:p>
+    <w:p>
+      <w:pPr>
+        <w:pStyle w:val="Prrafodelista"/>
+        <w:numPr>
+          <w:ilvl w:val="0"/>
+          <w:numId w:val="19"/>
+        </w:numPr>
+        <w:spacing w:line="276" w:lineRule="auto"/>
+        <w:jc w:val="both"/>
+        <w:rPr>
+          <w:rFonts w:ascii="Arial" w:hAnsi="Arial" w:cs="Arial"/>
+          <w:sz w:val="22"/>
+          <w:szCs w:val="22"/>
+        </w:rPr>
+      </w:pPr>
+      <w:r>
+        <w:rPr>
+          <w:rFonts w:ascii="Arial" w:hAnsi="Arial" w:cs="Arial"/>
+          <w:b/>
+          <w:bCs/>
+          <w:sz w:val="22"/>
+          <w:szCs w:val="22"/>
+          <w:u w:val="single"/>
+        </w:rPr>
+        <w:t xml:space="preserve">Escenario </w:t>
       </w:r>
       <w:proofErr w:type="spellStart"/>
       <w:r>
-        <w:t>Warehouse</w:t>
+        <w:rPr>
+          <w:rFonts w:ascii="Arial" w:hAnsi="Arial" w:cs="Arial"/>
+          <w:b/>
+          <w:bCs/>
+          <w:sz w:val="22"/>
+          <w:szCs w:val="22"/>
+          <w:u w:val="single"/>
+        </w:rPr>
+        <w:t>Baseline</w:t>
       </w:r>
       <w:proofErr w:type="spellEnd"/>
       <w:r>
-        <w:t xml:space="preserve"> en SQL Server (</w:t>
+        <w:rPr>
+          <w:rFonts w:ascii="Arial" w:hAnsi="Arial" w:cs="Arial"/>
+          <w:b/>
+          <w:bCs/>
+          <w:sz w:val="22"/>
+          <w:szCs w:val="22"/>
+          <w:u w:val="single"/>
+        </w:rPr>
+        <w:t xml:space="preserve"> (Sin Muestreo)</w:t>
+      </w:r>
+      <w:r>
+        <w:rPr>
+          <w:rFonts w:ascii="Arial" w:hAnsi="Arial" w:cs="Arial"/>
+          <w:sz w:val="22"/>
+          <w:szCs w:val="22"/>
+        </w:rPr>
+        <w:t xml:space="preserve">: El modelo convergió rápidamente hacia un error de entrenamiento nulo en la clase 0, pero demostró una insensibilidad absoluta ante el fraude, obteniendo una métrica de </w:t>
       </w:r>
       <w:proofErr w:type="spellStart"/>
       <w:r>
-        <w:t>vw_dataset_maestro</w:t>
+        <w:rPr>
+          <w:rFonts w:ascii="Arial" w:hAnsi="Arial" w:cs="Arial"/>
+          <w:sz w:val="22"/>
+          <w:szCs w:val="22"/>
+        </w:rPr>
+        <w:t>Recall</w:t>
       </w:r>
       <w:proofErr w:type="spellEnd"/>
       <w:r>
-        <w:t>). El análisis de completitud reveló una alta consistencia en las dimensiones financieras, requiriendo únicamente la imputación de nulos menores (relleno con 0) y la transformación de cadenas de texto monetarias (eliminación de símbolos '$' y ',') a formato de coma flotante (</w:t>
+        <w:rPr>
+          <w:rFonts w:ascii="Arial" w:hAnsi="Arial" w:cs="Arial"/>
+          <w:sz w:val="22"/>
+          <w:szCs w:val="22"/>
+        </w:rPr>
+        <w:t xml:space="preserve"> de 0.00 debido a la ausencia de penalizaciones por falsos negativos.</w:t>
+      </w:r>
+    </w:p>
+    <w:p>
+      <w:pPr>
+        <w:pStyle w:val="Prrafodelista"/>
+        <w:spacing w:line="276" w:lineRule="auto"/>
+        <w:ind w:left="1080"/>
+        <w:jc w:val="both"/>
+        <w:rPr>
+          <w:rFonts w:ascii="Arial" w:hAnsi="Arial" w:cs="Arial"/>
+          <w:sz w:val="22"/>
+          <w:szCs w:val="22"/>
+        </w:rPr>
+      </w:pPr>
+    </w:p>
+    <w:p>
+      <w:pPr>
+        <w:pStyle w:val="Prrafodelista"/>
+        <w:numPr>
+          <w:ilvl w:val="0"/>
+          <w:numId w:val="19"/>
+        </w:numPr>
+        <w:spacing w:line="276" w:lineRule="auto"/>
+        <w:jc w:val="both"/>
+        <w:rPr>
+          <w:rFonts w:ascii="Arial" w:hAnsi="Arial" w:cs="Arial"/>
+          <w:sz w:val="22"/>
+          <w:szCs w:val="22"/>
+        </w:rPr>
+      </w:pPr>
+      <w:r>
+        <w:rPr>
+          <w:rFonts w:ascii="Arial" w:hAnsi="Arial" w:cs="Arial"/>
+          <w:b/>
+          <w:bCs/>
+          <w:sz w:val="22"/>
+          <w:szCs w:val="22"/>
+          <w:u w:val="single"/>
+        </w:rPr>
+        <w:t xml:space="preserve">Escenario de Submuestreo (Random </w:t>
       </w:r>
       <w:proofErr w:type="spellStart"/>
       <w:r>
-        <w:t>float</w:t>
+        <w:rPr>
+          <w:rFonts w:ascii="Arial" w:hAnsi="Arial" w:cs="Arial"/>
+          <w:b/>
+          <w:bCs/>
+          <w:sz w:val="22"/>
+          <w:szCs w:val="22"/>
+          <w:u w:val="single"/>
+        </w:rPr>
+        <w:t>Under-Sampling</w:t>
       </w:r>
       <w:proofErr w:type="spellEnd"/>
       <w:r>
-        <w:t>).</w:t>
-      </w:r>
-    </w:p>
-    <w:p>
-      <w:pPr>
-        <w:pStyle w:val="Prrafodelista"/>
-      </w:pPr>
-    </w:p>
-    <w:p>
-      <w:pPr>
-        <w:pStyle w:val="Prrafodelista"/>
-      </w:pPr>
-      <w:r>
-        <w:t>Para evitar la "Maldición de la Dimensionalidad" y posibles desbordamientos de memoria (</w:t>
-      </w:r>
-      <w:proofErr w:type="spellStart"/>
-      <w:r>
-        <w:t>Out</w:t>
-      </w:r>
-      <w:proofErr w:type="spellEnd"/>
-      <w:r>
-        <w:t xml:space="preserve"> </w:t>
-      </w:r>
-      <w:proofErr w:type="spellStart"/>
-      <w:r>
-        <w:t>of</w:t>
-      </w:r>
-      <w:proofErr w:type="spellEnd"/>
-      <w:r>
-        <w:t xml:space="preserve"> Memory) durante el </w:t>
-      </w:r>
-      <w:proofErr w:type="spellStart"/>
-      <w:r>
-        <w:t>One</w:t>
-      </w:r>
-      <w:proofErr w:type="spellEnd"/>
-      <w:r>
-        <w:t xml:space="preserve">-Hot </w:t>
-      </w:r>
-      <w:proofErr w:type="spellStart"/>
-      <w:r>
-        <w:t>Encoding</w:t>
-      </w:r>
-      <w:proofErr w:type="spellEnd"/>
-      <w:r>
-        <w:t xml:space="preserve">, se aplicó una técnica de </w:t>
-      </w:r>
-      <w:proofErr w:type="spellStart"/>
-      <w:r>
-        <w:t>Feature</w:t>
-      </w:r>
-      <w:proofErr w:type="spellEnd"/>
-      <w:r>
-        <w:t xml:space="preserve"> </w:t>
-      </w:r>
-      <w:proofErr w:type="spellStart"/>
-      <w:r>
-        <w:t>Selection</w:t>
-      </w:r>
-      <w:proofErr w:type="spellEnd"/>
-      <w:r>
-        <w:t xml:space="preserve"> eliminando variables de extrema cardinalidad, como </w:t>
-      </w:r>
-      <w:proofErr w:type="spellStart"/>
-      <w:r>
-        <w:t>merchant_city</w:t>
-      </w:r>
-      <w:proofErr w:type="spellEnd"/>
-      <w:r>
-        <w:t xml:space="preserve"> y </w:t>
-      </w:r>
-      <w:proofErr w:type="spellStart"/>
-      <w:r>
-        <w:t>merchant_id</w:t>
-      </w:r>
-      <w:proofErr w:type="spellEnd"/>
-      <w:r>
-        <w:t>, conservando atributos categóricos de alto valor analítico como el uso de chip, género y rubro comercial (</w:t>
-      </w:r>
-      <w:proofErr w:type="spellStart"/>
-      <w:r>
-        <w:t>mcc_description</w:t>
-      </w:r>
-      <w:proofErr w:type="spellEnd"/>
-      <w:r>
-        <w:t>).</w:t>
-      </w:r>
-    </w:p>
-    <w:p>
-      <w:pPr>
-        <w:pStyle w:val="Prrafodelista"/>
-      </w:pPr>
-    </w:p>
-    <w:p>
-      <w:pPr>
-        <w:pStyle w:val="Prrafodelista"/>
-        <w:rPr>
+        <w:rPr>
+          <w:rFonts w:ascii="Arial" w:hAnsi="Arial" w:cs="Arial"/>
           <w:b/>
           <w:bCs/>
+          <w:sz w:val="22"/>
+          <w:szCs w:val="22"/>
           <w:u w:val="single"/>
         </w:rPr>
-      </w:pPr>
-      <w:r>
-        <w:rPr>
-          <w:b/>
-          <w:bCs/>
-          <w:u w:val="single"/>
-        </w:rPr>
-        <w:t>Patrones Estadísticos y Visualizaciones:</w:t>
-      </w:r>
-    </w:p>
-    <w:p>
-      <w:pPr>
-        <w:pStyle w:val="Prrafodelista"/>
-      </w:pPr>
-      <w:r>
-        <w:t>El análisis exploratorio arrojó dos descubrimientos fundamentales:</w:t>
-      </w:r>
-    </w:p>
-    <w:p>
-      <w:pPr>
-        <w:pStyle w:val="Prrafodelista"/>
+        <w:t>):</w:t>
+      </w:r>
+      <w:r>
+        <w:rPr>
+          <w:rFonts w:ascii="Arial" w:hAnsi="Arial" w:cs="Arial"/>
+          <w:sz w:val="22"/>
+          <w:szCs w:val="22"/>
+        </w:rPr>
+        <w:t xml:space="preserve"> Aunque redujo los tiempos de cómputo, provocó una pérdida crítica de varianza del comportamiento legítimo de los consumidores, aumentando los falsos positivos a niveles inviables para la operación bancaria.</w:t>
+      </w:r>
+    </w:p>
+    <w:p>
+      <w:pPr>
+        <w:spacing w:line="276" w:lineRule="auto"/>
+        <w:jc w:val="both"/>
+        <w:rPr>
+          <w:rFonts w:ascii="Arial" w:hAnsi="Arial" w:cs="Arial"/>
+          <w:sz w:val="22"/>
+          <w:szCs w:val="22"/>
+        </w:rPr>
+      </w:pPr>
+    </w:p>
+    <w:p>
+      <w:pPr>
+        <w:spacing w:line="276" w:lineRule="auto"/>
+        <w:jc w:val="both"/>
+        <w:rPr>
+          <w:rFonts w:ascii="Arial" w:hAnsi="Arial" w:cs="Arial"/>
+          <w:sz w:val="22"/>
+          <w:szCs w:val="22"/>
+        </w:rPr>
       </w:pPr>
     </w:p>
     <w:p>
@@ -762,14 +1642,1880 @@
           <w:ilvl w:val="1"/>
           <w:numId w:val="10"/>
         </w:numPr>
-      </w:pPr>
-      <w:r>
-        <w:t>Distribución de Montos (Histograma): Se evidenció una asimetría positiva extrema (cola larga hacia la derecha), indicando que la inmensa mayoría de las transacciones son por montos bajos (compras cotidianas), mientras que las transacciones de alto valor son atípicas.</w:t>
+        <w:spacing w:line="276" w:lineRule="auto"/>
+        <w:jc w:val="both"/>
+        <w:rPr>
+          <w:rFonts w:ascii="Arial" w:hAnsi="Arial" w:cs="Arial"/>
+          <w:sz w:val="22"/>
+          <w:szCs w:val="22"/>
+        </w:rPr>
+      </w:pPr>
+      <w:r>
+        <w:rPr>
+          <w:rFonts w:ascii="Arial" w:hAnsi="Arial" w:cs="Arial"/>
+          <w:b/>
+          <w:bCs/>
+          <w:sz w:val="22"/>
+          <w:szCs w:val="22"/>
+          <w:u w:val="single"/>
+        </w:rPr>
+        <w:lastRenderedPageBreak/>
+        <w:t xml:space="preserve">Escenario de </w:t>
+      </w:r>
+      <w:proofErr w:type="spellStart"/>
+      <w:r>
+        <w:rPr>
+          <w:rFonts w:ascii="Arial" w:hAnsi="Arial" w:cs="Arial"/>
+          <w:b/>
+          <w:bCs/>
+          <w:sz w:val="22"/>
+          <w:szCs w:val="22"/>
+          <w:u w:val="single"/>
+        </w:rPr>
+        <w:t>Sobremuestreo</w:t>
+      </w:r>
+      <w:proofErr w:type="spellEnd"/>
+      <w:r>
+        <w:rPr>
+          <w:rFonts w:ascii="Arial" w:hAnsi="Arial" w:cs="Arial"/>
+          <w:b/>
+          <w:bCs/>
+          <w:sz w:val="22"/>
+          <w:szCs w:val="22"/>
+          <w:u w:val="single"/>
+        </w:rPr>
+        <w:t xml:space="preserve"> Sintético (SMOTE): </w:t>
+      </w:r>
+      <w:r>
+        <w:rPr>
+          <w:rFonts w:ascii="Arial" w:hAnsi="Arial" w:cs="Arial"/>
+          <w:sz w:val="22"/>
+          <w:szCs w:val="22"/>
+        </w:rPr>
+        <w:t xml:space="preserve">Se seleccionó este enfoque como la solución definitiva. Mediante interpolación matemática basada en los vecinos más cercanos, SMOTE generó un equilibrio de clases perfecto en el set de entrenamiento. Este refinamiento forzó al gradiente de </w:t>
+      </w:r>
+      <w:proofErr w:type="spellStart"/>
+      <w:r>
+        <w:rPr>
+          <w:rFonts w:ascii="Arial" w:hAnsi="Arial" w:cs="Arial"/>
+          <w:sz w:val="22"/>
+          <w:szCs w:val="22"/>
+        </w:rPr>
+        <w:t>XGBoost</w:t>
+      </w:r>
+      <w:proofErr w:type="spellEnd"/>
+      <w:r>
+        <w:rPr>
+          <w:rFonts w:ascii="Arial" w:hAnsi="Arial" w:cs="Arial"/>
+          <w:sz w:val="22"/>
+          <w:szCs w:val="22"/>
+        </w:rPr>
+        <w:t xml:space="preserve"> a sopesar equitativamente los errores de clasificación de ambas clases, expandiendo las fronteras de decisión del modelo.</w:t>
       </w:r>
     </w:p>
     <w:p>
       <w:pPr>
         <w:pStyle w:val="Prrafodelista"/>
+        <w:spacing w:line="276" w:lineRule="auto"/>
+        <w:ind w:left="1080"/>
+        <w:jc w:val="both"/>
+        <w:rPr>
+          <w:rFonts w:ascii="Arial" w:hAnsi="Arial" w:cs="Arial"/>
+          <w:sz w:val="22"/>
+          <w:szCs w:val="22"/>
+        </w:rPr>
+      </w:pPr>
+    </w:p>
+    <w:p>
+      <w:pPr>
+        <w:pStyle w:val="Prrafodelista"/>
+        <w:spacing w:line="276" w:lineRule="auto"/>
+        <w:ind w:left="1080"/>
+        <w:jc w:val="both"/>
+        <w:rPr>
+          <w:rFonts w:ascii="Arial" w:hAnsi="Arial" w:cs="Arial"/>
+          <w:sz w:val="22"/>
+          <w:szCs w:val="22"/>
+        </w:rPr>
+      </w:pPr>
+    </w:p>
+    <w:p>
+      <w:pPr>
+        <w:pStyle w:val="Prrafodelista"/>
+        <w:numPr>
+          <w:ilvl w:val="0"/>
+          <w:numId w:val="10"/>
+        </w:numPr>
+        <w:spacing w:line="276" w:lineRule="auto"/>
+        <w:jc w:val="both"/>
+        <w:rPr>
+          <w:rFonts w:ascii="Arial" w:hAnsi="Arial" w:cs="Arial"/>
+          <w:b/>
+          <w:bCs/>
+          <w:sz w:val="22"/>
+          <w:szCs w:val="22"/>
+          <w:u w:val="single"/>
+        </w:rPr>
+      </w:pPr>
+      <w:r>
+        <w:rPr>
+          <w:rFonts w:ascii="Arial" w:hAnsi="Arial" w:cs="Arial"/>
+          <w:b/>
+          <w:bCs/>
+          <w:sz w:val="22"/>
+          <w:szCs w:val="22"/>
+          <w:u w:val="single"/>
+        </w:rPr>
+        <w:t>Evaluación de Desempeño y Mecanismos de Monitoreo</w:t>
+      </w:r>
+    </w:p>
+    <w:p>
+      <w:pPr>
+        <w:pStyle w:val="Prrafodelista"/>
+        <w:spacing w:line="276" w:lineRule="auto"/>
+        <w:ind w:left="1080"/>
+        <w:jc w:val="both"/>
+        <w:rPr>
+          <w:rFonts w:ascii="Arial" w:hAnsi="Arial" w:cs="Arial"/>
+          <w:sz w:val="22"/>
+          <w:szCs w:val="22"/>
+        </w:rPr>
+      </w:pPr>
+    </w:p>
+    <w:p>
+      <w:pPr>
+        <w:pStyle w:val="Prrafodelista"/>
+        <w:spacing w:line="276" w:lineRule="auto"/>
+        <w:ind w:left="1080"/>
+        <w:jc w:val="both"/>
+        <w:rPr>
+          <w:rFonts w:ascii="Arial" w:hAnsi="Arial" w:cs="Arial"/>
+          <w:sz w:val="22"/>
+          <w:szCs w:val="22"/>
+        </w:rPr>
+      </w:pPr>
+      <w:r>
+        <w:rPr>
+          <w:rFonts w:ascii="Arial" w:hAnsi="Arial" w:cs="Arial"/>
+          <w:sz w:val="22"/>
+          <w:szCs w:val="22"/>
+        </w:rPr>
+        <w:t>Al evaluar el rendimiento final de la arquitectura entrenada con 1.000.000 de registros contra el conjunto de validación independiente (150,000 transacciones no vistas), se obtuvieron las siguientes métricas de desempeño y matrices de control:</w:t>
+      </w:r>
+    </w:p>
+    <w:p>
+      <w:pPr>
+        <w:pStyle w:val="Prrafodelista"/>
+        <w:spacing w:line="276" w:lineRule="auto"/>
+        <w:ind w:left="1080"/>
+        <w:jc w:val="both"/>
+        <w:rPr>
+          <w:rFonts w:ascii="Arial" w:hAnsi="Arial" w:cs="Arial"/>
+          <w:sz w:val="22"/>
+          <w:szCs w:val="22"/>
+        </w:rPr>
+      </w:pPr>
+    </w:p>
+    <w:p>
+      <w:pPr>
+        <w:pStyle w:val="Prrafodelista"/>
+        <w:spacing w:line="276" w:lineRule="auto"/>
+        <w:ind w:left="1080"/>
+        <w:jc w:val="both"/>
+        <w:rPr>
+          <w:rFonts w:ascii="Arial" w:hAnsi="Arial" w:cs="Arial"/>
+          <w:b/>
+          <w:bCs/>
+          <w:sz w:val="22"/>
+          <w:szCs w:val="22"/>
+          <w:u w:val="single"/>
+        </w:rPr>
+      </w:pPr>
+      <w:r>
+        <w:rPr>
+          <w:rFonts w:ascii="Arial" w:hAnsi="Arial" w:cs="Arial"/>
+          <w:b/>
+          <w:bCs/>
+          <w:sz w:val="22"/>
+          <w:szCs w:val="22"/>
+          <w:u w:val="single"/>
+        </w:rPr>
+        <w:t>Cuadro Estadístico de Rendimiento:</w:t>
+      </w:r>
+    </w:p>
+    <w:p>
+      <w:pPr>
+        <w:pStyle w:val="Prrafodelista"/>
+        <w:spacing w:line="276" w:lineRule="auto"/>
+        <w:ind w:left="1080"/>
+        <w:jc w:val="both"/>
+        <w:rPr>
+          <w:rFonts w:ascii="Arial" w:hAnsi="Arial" w:cs="Arial"/>
+          <w:sz w:val="22"/>
+          <w:szCs w:val="22"/>
+        </w:rPr>
+      </w:pPr>
+    </w:p>
+    <w:tbl>
+      <w:tblPr>
+        <w:tblW w:w="9840" w:type="dxa"/>
+        <w:tblCellMar>
+          <w:left w:w="70" w:type="dxa"/>
+          <w:right w:w="70" w:type="dxa"/>
+        </w:tblCellMar>
+        <w:tblLook w:val="04A0" w:firstRow="1" w:lastRow="0" w:firstColumn="1" w:lastColumn="0" w:noHBand="0" w:noVBand="1"/>
+      </w:tblPr>
+      <w:tblGrid>
+        <w:gridCol w:w="2140"/>
+        <w:gridCol w:w="2440"/>
+        <w:gridCol w:w="1652"/>
+        <w:gridCol w:w="3608"/>
+      </w:tblGrid>
+      <w:tr>
+        <w:trPr>
+          <w:trHeight w:val="570"/>
+        </w:trPr>
+        <w:tc>
+          <w:tcPr>
+            <w:tcW w:w="2140" w:type="dxa"/>
+            <w:tcBorders>
+              <w:top w:val="single" w:sz="4" w:space="0" w:color="auto"/>
+              <w:left w:val="single" w:sz="4" w:space="0" w:color="auto"/>
+              <w:bottom w:val="single" w:sz="4" w:space="0" w:color="auto"/>
+              <w:right w:val="single" w:sz="4" w:space="0" w:color="auto"/>
+            </w:tcBorders>
+            <w:vAlign w:val="center"/>
+            <w:hideMark/>
+          </w:tcPr>
+          <w:p>
+            <w:pPr>
+              <w:spacing w:after="0" w:line="276" w:lineRule="auto"/>
+              <w:jc w:val="both"/>
+              <w:rPr>
+                <w:rFonts w:ascii="Arial" w:eastAsia="Times New Roman" w:hAnsi="Arial" w:cs="Arial"/>
+                <w:color w:val="000000"/>
+                <w:kern w:val="0"/>
+                <w:sz w:val="22"/>
+                <w:szCs w:val="22"/>
+                <w:lang w:eastAsia="es-CL"/>
+                <w14:ligatures w14:val="none"/>
+              </w:rPr>
+            </w:pPr>
+            <w:r>
+              <w:rPr>
+                <w:rFonts w:ascii="Arial" w:eastAsia="Times New Roman" w:hAnsi="Arial" w:cs="Arial"/>
+                <w:color w:val="000000"/>
+                <w:kern w:val="0"/>
+                <w:sz w:val="22"/>
+                <w:szCs w:val="22"/>
+                <w:lang w:eastAsia="es-CL"/>
+                <w14:ligatures w14:val="none"/>
+              </w:rPr>
+              <w:t>Clase</w:t>
+            </w:r>
+          </w:p>
+        </w:tc>
+        <w:tc>
+          <w:tcPr>
+            <w:tcW w:w="2440" w:type="dxa"/>
+            <w:tcBorders>
+              <w:top w:val="single" w:sz="4" w:space="0" w:color="auto"/>
+              <w:left w:val="nil"/>
+              <w:bottom w:val="single" w:sz="4" w:space="0" w:color="auto"/>
+              <w:right w:val="single" w:sz="4" w:space="0" w:color="auto"/>
+            </w:tcBorders>
+            <w:vAlign w:val="center"/>
+            <w:hideMark/>
+          </w:tcPr>
+          <w:p>
+            <w:pPr>
+              <w:spacing w:after="0" w:line="276" w:lineRule="auto"/>
+              <w:jc w:val="both"/>
+              <w:rPr>
+                <w:rFonts w:ascii="Arial" w:eastAsia="Times New Roman" w:hAnsi="Arial" w:cs="Arial"/>
+                <w:color w:val="000000"/>
+                <w:kern w:val="0"/>
+                <w:sz w:val="22"/>
+                <w:szCs w:val="22"/>
+                <w:lang w:eastAsia="es-CL"/>
+                <w14:ligatures w14:val="none"/>
+              </w:rPr>
+            </w:pPr>
+            <w:r>
+              <w:rPr>
+                <w:rFonts w:ascii="Arial" w:eastAsia="Times New Roman" w:hAnsi="Arial" w:cs="Arial"/>
+                <w:color w:val="000000"/>
+                <w:kern w:val="0"/>
+                <w:sz w:val="22"/>
+                <w:szCs w:val="22"/>
+                <w:lang w:eastAsia="es-CL"/>
+                <w14:ligatures w14:val="none"/>
+              </w:rPr>
+              <w:t>Métrica</w:t>
+            </w:r>
+          </w:p>
+        </w:tc>
+        <w:tc>
+          <w:tcPr>
+            <w:tcW w:w="1652" w:type="dxa"/>
+            <w:tcBorders>
+              <w:top w:val="single" w:sz="4" w:space="0" w:color="auto"/>
+              <w:left w:val="nil"/>
+              <w:bottom w:val="single" w:sz="4" w:space="0" w:color="auto"/>
+              <w:right w:val="single" w:sz="4" w:space="0" w:color="auto"/>
+            </w:tcBorders>
+            <w:vAlign w:val="center"/>
+            <w:hideMark/>
+          </w:tcPr>
+          <w:p>
+            <w:pPr>
+              <w:spacing w:after="0" w:line="276" w:lineRule="auto"/>
+              <w:jc w:val="both"/>
+              <w:rPr>
+                <w:rFonts w:ascii="Arial" w:eastAsia="Times New Roman" w:hAnsi="Arial" w:cs="Arial"/>
+                <w:color w:val="000000"/>
+                <w:kern w:val="0"/>
+                <w:sz w:val="22"/>
+                <w:szCs w:val="22"/>
+                <w:lang w:eastAsia="es-CL"/>
+                <w14:ligatures w14:val="none"/>
+              </w:rPr>
+            </w:pPr>
+            <w:r>
+              <w:rPr>
+                <w:rFonts w:ascii="Arial" w:eastAsia="Times New Roman" w:hAnsi="Arial" w:cs="Arial"/>
+                <w:color w:val="000000"/>
+                <w:kern w:val="0"/>
+                <w:sz w:val="22"/>
+                <w:szCs w:val="22"/>
+                <w:lang w:eastAsia="es-CL"/>
+                <w14:ligatures w14:val="none"/>
+              </w:rPr>
+              <w:t>Valor Obtenido</w:t>
+            </w:r>
+          </w:p>
+        </w:tc>
+        <w:tc>
+          <w:tcPr>
+            <w:tcW w:w="3608" w:type="dxa"/>
+            <w:tcBorders>
+              <w:top w:val="single" w:sz="4" w:space="0" w:color="auto"/>
+              <w:left w:val="nil"/>
+              <w:bottom w:val="single" w:sz="4" w:space="0" w:color="auto"/>
+              <w:right w:val="single" w:sz="4" w:space="0" w:color="auto"/>
+            </w:tcBorders>
+            <w:vAlign w:val="center"/>
+            <w:hideMark/>
+          </w:tcPr>
+          <w:p>
+            <w:pPr>
+              <w:spacing w:after="0" w:line="276" w:lineRule="auto"/>
+              <w:jc w:val="both"/>
+              <w:rPr>
+                <w:rFonts w:ascii="Arial" w:eastAsia="Times New Roman" w:hAnsi="Arial" w:cs="Arial"/>
+                <w:color w:val="000000"/>
+                <w:kern w:val="0"/>
+                <w:sz w:val="22"/>
+                <w:szCs w:val="22"/>
+                <w:lang w:eastAsia="es-CL"/>
+                <w14:ligatures w14:val="none"/>
+              </w:rPr>
+            </w:pPr>
+            <w:r>
+              <w:rPr>
+                <w:rFonts w:ascii="Arial" w:eastAsia="Times New Roman" w:hAnsi="Arial" w:cs="Arial"/>
+                <w:color w:val="000000"/>
+                <w:kern w:val="0"/>
+                <w:sz w:val="22"/>
+                <w:szCs w:val="22"/>
+                <w:lang w:eastAsia="es-CL"/>
+                <w14:ligatures w14:val="none"/>
+              </w:rPr>
+              <w:t>Interpretación en el Contexto del Fraude</w:t>
+            </w:r>
+          </w:p>
+        </w:tc>
+      </w:tr>
+      <w:tr>
+        <w:trPr>
+          <w:trHeight w:val="855"/>
+        </w:trPr>
+        <w:tc>
+          <w:tcPr>
+            <w:tcW w:w="2140" w:type="dxa"/>
+            <w:tcBorders>
+              <w:top w:val="nil"/>
+              <w:left w:val="single" w:sz="4" w:space="0" w:color="auto"/>
+              <w:bottom w:val="single" w:sz="4" w:space="0" w:color="auto"/>
+              <w:right w:val="single" w:sz="4" w:space="0" w:color="auto"/>
+            </w:tcBorders>
+            <w:vAlign w:val="center"/>
+            <w:hideMark/>
+          </w:tcPr>
+          <w:p>
+            <w:pPr>
+              <w:spacing w:after="0" w:line="276" w:lineRule="auto"/>
+              <w:jc w:val="both"/>
+              <w:rPr>
+                <w:rFonts w:ascii="Arial" w:eastAsia="Times New Roman" w:hAnsi="Arial" w:cs="Arial"/>
+                <w:color w:val="000000"/>
+                <w:kern w:val="0"/>
+                <w:sz w:val="22"/>
+                <w:szCs w:val="22"/>
+                <w:lang w:eastAsia="es-CL"/>
+                <w14:ligatures w14:val="none"/>
+              </w:rPr>
+            </w:pPr>
+            <w:r>
+              <w:rPr>
+                <w:rFonts w:ascii="Arial" w:eastAsia="Times New Roman" w:hAnsi="Arial" w:cs="Arial"/>
+                <w:color w:val="000000"/>
+                <w:kern w:val="0"/>
+                <w:sz w:val="22"/>
+                <w:szCs w:val="22"/>
+                <w:lang w:eastAsia="es-CL"/>
+                <w14:ligatures w14:val="none"/>
+              </w:rPr>
+              <w:t>Clase 0 (Legítima)</w:t>
+            </w:r>
+          </w:p>
+        </w:tc>
+        <w:tc>
+          <w:tcPr>
+            <w:tcW w:w="2440" w:type="dxa"/>
+            <w:tcBorders>
+              <w:top w:val="nil"/>
+              <w:left w:val="nil"/>
+              <w:bottom w:val="single" w:sz="4" w:space="0" w:color="auto"/>
+              <w:right w:val="single" w:sz="4" w:space="0" w:color="auto"/>
+            </w:tcBorders>
+            <w:vAlign w:val="center"/>
+            <w:hideMark/>
+          </w:tcPr>
+          <w:p>
+            <w:pPr>
+              <w:spacing w:after="0" w:line="276" w:lineRule="auto"/>
+              <w:jc w:val="both"/>
+              <w:rPr>
+                <w:rFonts w:ascii="Arial" w:eastAsia="Times New Roman" w:hAnsi="Arial" w:cs="Arial"/>
+                <w:color w:val="000000"/>
+                <w:kern w:val="0"/>
+                <w:sz w:val="22"/>
+                <w:szCs w:val="22"/>
+                <w:lang w:eastAsia="es-CL"/>
+                <w14:ligatures w14:val="none"/>
+              </w:rPr>
+            </w:pPr>
+            <w:proofErr w:type="spellStart"/>
+            <w:r>
+              <w:rPr>
+                <w:rFonts w:ascii="Arial" w:eastAsia="Times New Roman" w:hAnsi="Arial" w:cs="Arial"/>
+                <w:color w:val="000000"/>
+                <w:kern w:val="0"/>
+                <w:sz w:val="22"/>
+                <w:szCs w:val="22"/>
+                <w:lang w:eastAsia="es-CL"/>
+                <w14:ligatures w14:val="none"/>
+              </w:rPr>
+              <w:t>Precision</w:t>
+            </w:r>
+            <w:proofErr w:type="spellEnd"/>
+            <w:r>
+              <w:rPr>
+                <w:rFonts w:ascii="Arial" w:eastAsia="Times New Roman" w:hAnsi="Arial" w:cs="Arial"/>
+                <w:color w:val="000000"/>
+                <w:kern w:val="0"/>
+                <w:sz w:val="22"/>
+                <w:szCs w:val="22"/>
+                <w:lang w:eastAsia="es-CL"/>
+                <w14:ligatures w14:val="none"/>
+              </w:rPr>
+              <w:t xml:space="preserve"> / </w:t>
+            </w:r>
+            <w:proofErr w:type="spellStart"/>
+            <w:r>
+              <w:rPr>
+                <w:rFonts w:ascii="Arial" w:eastAsia="Times New Roman" w:hAnsi="Arial" w:cs="Arial"/>
+                <w:color w:val="000000"/>
+                <w:kern w:val="0"/>
+                <w:sz w:val="22"/>
+                <w:szCs w:val="22"/>
+                <w:lang w:eastAsia="es-CL"/>
+                <w14:ligatures w14:val="none"/>
+              </w:rPr>
+              <w:t>Recall</w:t>
+            </w:r>
+            <w:proofErr w:type="spellEnd"/>
+          </w:p>
+        </w:tc>
+        <w:tc>
+          <w:tcPr>
+            <w:tcW w:w="1652" w:type="dxa"/>
+            <w:tcBorders>
+              <w:top w:val="nil"/>
+              <w:left w:val="nil"/>
+              <w:bottom w:val="single" w:sz="4" w:space="0" w:color="auto"/>
+              <w:right w:val="single" w:sz="4" w:space="0" w:color="auto"/>
+            </w:tcBorders>
+            <w:vAlign w:val="center"/>
+            <w:hideMark/>
+          </w:tcPr>
+          <w:p>
+            <w:pPr>
+              <w:spacing w:after="0" w:line="276" w:lineRule="auto"/>
+              <w:jc w:val="both"/>
+              <w:rPr>
+                <w:rFonts w:ascii="Arial" w:eastAsia="Times New Roman" w:hAnsi="Arial" w:cs="Arial"/>
+                <w:color w:val="000000"/>
+                <w:kern w:val="0"/>
+                <w:sz w:val="22"/>
+                <w:szCs w:val="22"/>
+                <w:lang w:eastAsia="es-CL"/>
+                <w14:ligatures w14:val="none"/>
+              </w:rPr>
+            </w:pPr>
+            <w:r>
+              <w:rPr>
+                <w:rFonts w:ascii="Arial" w:eastAsia="Times New Roman" w:hAnsi="Arial" w:cs="Arial"/>
+                <w:color w:val="000000"/>
+                <w:kern w:val="0"/>
+                <w:sz w:val="22"/>
+                <w:szCs w:val="22"/>
+                <w:lang w:eastAsia="es-CL"/>
+                <w14:ligatures w14:val="none"/>
+              </w:rPr>
+              <w:t>1.00 / 0.97</w:t>
+            </w:r>
+          </w:p>
+        </w:tc>
+        <w:tc>
+          <w:tcPr>
+            <w:tcW w:w="3608" w:type="dxa"/>
+            <w:tcBorders>
+              <w:top w:val="nil"/>
+              <w:left w:val="nil"/>
+              <w:bottom w:val="single" w:sz="4" w:space="0" w:color="auto"/>
+              <w:right w:val="single" w:sz="4" w:space="0" w:color="auto"/>
+            </w:tcBorders>
+            <w:vAlign w:val="center"/>
+            <w:hideMark/>
+          </w:tcPr>
+          <w:p>
+            <w:pPr>
+              <w:spacing w:after="0" w:line="276" w:lineRule="auto"/>
+              <w:jc w:val="both"/>
+              <w:rPr>
+                <w:rFonts w:ascii="Arial" w:eastAsia="Times New Roman" w:hAnsi="Arial" w:cs="Arial"/>
+                <w:color w:val="000000"/>
+                <w:kern w:val="0"/>
+                <w:sz w:val="22"/>
+                <w:szCs w:val="22"/>
+                <w:lang w:eastAsia="es-CL"/>
+                <w14:ligatures w14:val="none"/>
+              </w:rPr>
+            </w:pPr>
+            <w:r>
+              <w:rPr>
+                <w:rFonts w:ascii="Arial" w:eastAsia="Times New Roman" w:hAnsi="Arial" w:cs="Arial"/>
+                <w:color w:val="000000"/>
+                <w:kern w:val="0"/>
+                <w:sz w:val="22"/>
+                <w:szCs w:val="22"/>
+                <w:lang w:eastAsia="es-CL"/>
+                <w14:ligatures w14:val="none"/>
+              </w:rPr>
+              <w:t>Clasificación casi perfecta del comportamiento habitual del cliente.</w:t>
+            </w:r>
+          </w:p>
+        </w:tc>
+      </w:tr>
+      <w:tr>
+        <w:trPr>
+          <w:trHeight w:val="570"/>
+        </w:trPr>
+        <w:tc>
+          <w:tcPr>
+            <w:tcW w:w="2140" w:type="dxa"/>
+            <w:tcBorders>
+              <w:top w:val="nil"/>
+              <w:left w:val="single" w:sz="4" w:space="0" w:color="auto"/>
+              <w:bottom w:val="single" w:sz="4" w:space="0" w:color="auto"/>
+              <w:right w:val="single" w:sz="4" w:space="0" w:color="auto"/>
+            </w:tcBorders>
+            <w:vAlign w:val="center"/>
+            <w:hideMark/>
+          </w:tcPr>
+          <w:p>
+            <w:pPr>
+              <w:spacing w:after="0" w:line="276" w:lineRule="auto"/>
+              <w:jc w:val="both"/>
+              <w:rPr>
+                <w:rFonts w:ascii="Arial" w:eastAsia="Times New Roman" w:hAnsi="Arial" w:cs="Arial"/>
+                <w:color w:val="000000"/>
+                <w:kern w:val="0"/>
+                <w:sz w:val="22"/>
+                <w:szCs w:val="22"/>
+                <w:lang w:eastAsia="es-CL"/>
+                <w14:ligatures w14:val="none"/>
+              </w:rPr>
+            </w:pPr>
+            <w:r>
+              <w:rPr>
+                <w:rFonts w:ascii="Arial" w:eastAsia="Times New Roman" w:hAnsi="Arial" w:cs="Arial"/>
+                <w:color w:val="000000"/>
+                <w:kern w:val="0"/>
+                <w:sz w:val="22"/>
+                <w:szCs w:val="22"/>
+                <w:lang w:eastAsia="es-CL"/>
+                <w14:ligatures w14:val="none"/>
+              </w:rPr>
+              <w:t>Clase 1 (Fraude)</w:t>
+            </w:r>
+          </w:p>
+        </w:tc>
+        <w:tc>
+          <w:tcPr>
+            <w:tcW w:w="2440" w:type="dxa"/>
+            <w:tcBorders>
+              <w:top w:val="nil"/>
+              <w:left w:val="nil"/>
+              <w:bottom w:val="single" w:sz="4" w:space="0" w:color="auto"/>
+              <w:right w:val="single" w:sz="4" w:space="0" w:color="auto"/>
+            </w:tcBorders>
+            <w:vAlign w:val="center"/>
+            <w:hideMark/>
+          </w:tcPr>
+          <w:p>
+            <w:pPr>
+              <w:spacing w:after="0" w:line="276" w:lineRule="auto"/>
+              <w:jc w:val="both"/>
+              <w:rPr>
+                <w:rFonts w:ascii="Arial" w:eastAsia="Times New Roman" w:hAnsi="Arial" w:cs="Arial"/>
+                <w:color w:val="000000"/>
+                <w:kern w:val="0"/>
+                <w:sz w:val="22"/>
+                <w:szCs w:val="22"/>
+                <w:lang w:eastAsia="es-CL"/>
+                <w14:ligatures w14:val="none"/>
+              </w:rPr>
+            </w:pPr>
+            <w:r>
+              <w:rPr>
+                <w:rFonts w:ascii="Arial" w:eastAsia="Times New Roman" w:hAnsi="Arial" w:cs="Arial"/>
+                <w:color w:val="000000"/>
+                <w:kern w:val="0"/>
+                <w:sz w:val="22"/>
+                <w:szCs w:val="22"/>
+                <w:lang w:eastAsia="es-CL"/>
+                <w14:ligatures w14:val="none"/>
+              </w:rPr>
+              <w:t>Sensibilidad (</w:t>
+            </w:r>
+            <w:proofErr w:type="spellStart"/>
+            <w:r>
+              <w:rPr>
+                <w:rFonts w:ascii="Arial" w:eastAsia="Times New Roman" w:hAnsi="Arial" w:cs="Arial"/>
+                <w:color w:val="000000"/>
+                <w:kern w:val="0"/>
+                <w:sz w:val="22"/>
+                <w:szCs w:val="22"/>
+                <w:lang w:eastAsia="es-CL"/>
+                <w14:ligatures w14:val="none"/>
+              </w:rPr>
+              <w:t>Recall</w:t>
+            </w:r>
+            <w:proofErr w:type="spellEnd"/>
+            <w:r>
+              <w:rPr>
+                <w:rFonts w:ascii="Arial" w:eastAsia="Times New Roman" w:hAnsi="Arial" w:cs="Arial"/>
+                <w:color w:val="000000"/>
+                <w:kern w:val="0"/>
+                <w:sz w:val="22"/>
+                <w:szCs w:val="22"/>
+                <w:lang w:eastAsia="es-CL"/>
+                <w14:ligatures w14:val="none"/>
+              </w:rPr>
+              <w:t>)</w:t>
+            </w:r>
+          </w:p>
+        </w:tc>
+        <w:tc>
+          <w:tcPr>
+            <w:tcW w:w="1652" w:type="dxa"/>
+            <w:tcBorders>
+              <w:top w:val="nil"/>
+              <w:left w:val="nil"/>
+              <w:bottom w:val="single" w:sz="4" w:space="0" w:color="auto"/>
+              <w:right w:val="single" w:sz="4" w:space="0" w:color="auto"/>
+            </w:tcBorders>
+            <w:vAlign w:val="center"/>
+            <w:hideMark/>
+          </w:tcPr>
+          <w:p>
+            <w:pPr>
+              <w:spacing w:after="0" w:line="276" w:lineRule="auto"/>
+              <w:jc w:val="both"/>
+              <w:rPr>
+                <w:rFonts w:ascii="Arial" w:eastAsia="Times New Roman" w:hAnsi="Arial" w:cs="Arial"/>
+                <w:color w:val="000000"/>
+                <w:kern w:val="0"/>
+                <w:sz w:val="22"/>
+                <w:szCs w:val="22"/>
+                <w:lang w:eastAsia="es-CL"/>
+                <w14:ligatures w14:val="none"/>
+              </w:rPr>
+            </w:pPr>
+            <w:r>
+              <w:rPr>
+                <w:rFonts w:ascii="Arial" w:eastAsia="Times New Roman" w:hAnsi="Arial" w:cs="Arial"/>
+                <w:color w:val="000000"/>
+                <w:kern w:val="0"/>
+                <w:sz w:val="22"/>
+                <w:szCs w:val="22"/>
+                <w:lang w:eastAsia="es-CL"/>
+                <w14:ligatures w14:val="none"/>
+              </w:rPr>
+              <w:t>0.59</w:t>
+            </w:r>
+          </w:p>
+        </w:tc>
+        <w:tc>
+          <w:tcPr>
+            <w:tcW w:w="3608" w:type="dxa"/>
+            <w:tcBorders>
+              <w:top w:val="nil"/>
+              <w:left w:val="nil"/>
+              <w:bottom w:val="single" w:sz="4" w:space="0" w:color="auto"/>
+              <w:right w:val="single" w:sz="4" w:space="0" w:color="auto"/>
+            </w:tcBorders>
+            <w:vAlign w:val="center"/>
+            <w:hideMark/>
+          </w:tcPr>
+          <w:p>
+            <w:pPr>
+              <w:spacing w:after="0" w:line="276" w:lineRule="auto"/>
+              <w:jc w:val="both"/>
+              <w:rPr>
+                <w:rFonts w:ascii="Arial" w:eastAsia="Times New Roman" w:hAnsi="Arial" w:cs="Arial"/>
+                <w:color w:val="000000"/>
+                <w:kern w:val="0"/>
+                <w:sz w:val="22"/>
+                <w:szCs w:val="22"/>
+                <w:lang w:eastAsia="es-CL"/>
+                <w14:ligatures w14:val="none"/>
+              </w:rPr>
+            </w:pPr>
+            <w:r>
+              <w:rPr>
+                <w:rFonts w:ascii="Arial" w:eastAsia="Times New Roman" w:hAnsi="Arial" w:cs="Arial"/>
+                <w:color w:val="000000"/>
+                <w:kern w:val="0"/>
+                <w:sz w:val="22"/>
+                <w:szCs w:val="22"/>
+                <w:lang w:eastAsia="es-CL"/>
+                <w14:ligatures w14:val="none"/>
+              </w:rPr>
+              <w:t>El modelo identifica con éxito el 59% de los fraudes reales.</w:t>
+            </w:r>
+          </w:p>
+        </w:tc>
+      </w:tr>
+      <w:tr>
+        <w:trPr>
+          <w:trHeight w:val="855"/>
+        </w:trPr>
+        <w:tc>
+          <w:tcPr>
+            <w:tcW w:w="2140" w:type="dxa"/>
+            <w:tcBorders>
+              <w:top w:val="nil"/>
+              <w:left w:val="single" w:sz="4" w:space="0" w:color="auto"/>
+              <w:bottom w:val="single" w:sz="4" w:space="0" w:color="auto"/>
+              <w:right w:val="single" w:sz="4" w:space="0" w:color="auto"/>
+            </w:tcBorders>
+            <w:vAlign w:val="center"/>
+            <w:hideMark/>
+          </w:tcPr>
+          <w:p>
+            <w:pPr>
+              <w:spacing w:after="0" w:line="276" w:lineRule="auto"/>
+              <w:jc w:val="both"/>
+              <w:rPr>
+                <w:rFonts w:ascii="Arial" w:eastAsia="Times New Roman" w:hAnsi="Arial" w:cs="Arial"/>
+                <w:color w:val="000000"/>
+                <w:kern w:val="0"/>
+                <w:sz w:val="22"/>
+                <w:szCs w:val="22"/>
+                <w:lang w:eastAsia="es-CL"/>
+                <w14:ligatures w14:val="none"/>
+              </w:rPr>
+            </w:pPr>
+            <w:r>
+              <w:rPr>
+                <w:rFonts w:ascii="Arial" w:eastAsia="Times New Roman" w:hAnsi="Arial" w:cs="Arial"/>
+                <w:color w:val="000000"/>
+                <w:kern w:val="0"/>
+                <w:sz w:val="22"/>
+                <w:szCs w:val="22"/>
+                <w:lang w:eastAsia="es-CL"/>
+                <w14:ligatures w14:val="none"/>
+              </w:rPr>
+              <w:t>Clase 1 (Fraude)</w:t>
+            </w:r>
+          </w:p>
+        </w:tc>
+        <w:tc>
+          <w:tcPr>
+            <w:tcW w:w="2440" w:type="dxa"/>
+            <w:tcBorders>
+              <w:top w:val="nil"/>
+              <w:left w:val="nil"/>
+              <w:bottom w:val="single" w:sz="4" w:space="0" w:color="auto"/>
+              <w:right w:val="single" w:sz="4" w:space="0" w:color="auto"/>
+            </w:tcBorders>
+            <w:vAlign w:val="center"/>
+            <w:hideMark/>
+          </w:tcPr>
+          <w:p>
+            <w:pPr>
+              <w:spacing w:after="0" w:line="276" w:lineRule="auto"/>
+              <w:jc w:val="both"/>
+              <w:rPr>
+                <w:rFonts w:ascii="Arial" w:eastAsia="Times New Roman" w:hAnsi="Arial" w:cs="Arial"/>
+                <w:color w:val="000000"/>
+                <w:kern w:val="0"/>
+                <w:sz w:val="22"/>
+                <w:szCs w:val="22"/>
+                <w:lang w:eastAsia="es-CL"/>
+                <w14:ligatures w14:val="none"/>
+              </w:rPr>
+            </w:pPr>
+            <w:r>
+              <w:rPr>
+                <w:rFonts w:ascii="Arial" w:eastAsia="Times New Roman" w:hAnsi="Arial" w:cs="Arial"/>
+                <w:color w:val="000000"/>
+                <w:kern w:val="0"/>
+                <w:sz w:val="22"/>
+                <w:szCs w:val="22"/>
+                <w:lang w:eastAsia="es-CL"/>
+                <w14:ligatures w14:val="none"/>
+              </w:rPr>
+              <w:t>Precisión (</w:t>
+            </w:r>
+            <w:proofErr w:type="spellStart"/>
+            <w:r>
+              <w:rPr>
+                <w:rFonts w:ascii="Arial" w:eastAsia="Times New Roman" w:hAnsi="Arial" w:cs="Arial"/>
+                <w:color w:val="000000"/>
+                <w:kern w:val="0"/>
+                <w:sz w:val="22"/>
+                <w:szCs w:val="22"/>
+                <w:lang w:eastAsia="es-CL"/>
+                <w14:ligatures w14:val="none"/>
+              </w:rPr>
+              <w:t>Precision</w:t>
+            </w:r>
+            <w:proofErr w:type="spellEnd"/>
+            <w:r>
+              <w:rPr>
+                <w:rFonts w:ascii="Arial" w:eastAsia="Times New Roman" w:hAnsi="Arial" w:cs="Arial"/>
+                <w:color w:val="000000"/>
+                <w:kern w:val="0"/>
+                <w:sz w:val="22"/>
+                <w:szCs w:val="22"/>
+                <w:lang w:eastAsia="es-CL"/>
+                <w14:ligatures w14:val="none"/>
+              </w:rPr>
+              <w:t>)</w:t>
+            </w:r>
+          </w:p>
+        </w:tc>
+        <w:tc>
+          <w:tcPr>
+            <w:tcW w:w="1652" w:type="dxa"/>
+            <w:tcBorders>
+              <w:top w:val="nil"/>
+              <w:left w:val="nil"/>
+              <w:bottom w:val="single" w:sz="4" w:space="0" w:color="auto"/>
+              <w:right w:val="single" w:sz="4" w:space="0" w:color="auto"/>
+            </w:tcBorders>
+            <w:vAlign w:val="center"/>
+            <w:hideMark/>
+          </w:tcPr>
+          <w:p>
+            <w:pPr>
+              <w:spacing w:after="0" w:line="276" w:lineRule="auto"/>
+              <w:jc w:val="both"/>
+              <w:rPr>
+                <w:rFonts w:ascii="Arial" w:eastAsia="Times New Roman" w:hAnsi="Arial" w:cs="Arial"/>
+                <w:color w:val="000000"/>
+                <w:kern w:val="0"/>
+                <w:sz w:val="22"/>
+                <w:szCs w:val="22"/>
+                <w:lang w:eastAsia="es-CL"/>
+                <w14:ligatures w14:val="none"/>
+              </w:rPr>
+            </w:pPr>
+            <w:r>
+              <w:rPr>
+                <w:rFonts w:ascii="Arial" w:eastAsia="Times New Roman" w:hAnsi="Arial" w:cs="Arial"/>
+                <w:color w:val="000000"/>
+                <w:kern w:val="0"/>
+                <w:sz w:val="22"/>
+                <w:szCs w:val="22"/>
+                <w:lang w:eastAsia="es-CL"/>
+                <w14:ligatures w14:val="none"/>
+              </w:rPr>
+              <w:t>0.02</w:t>
+            </w:r>
+          </w:p>
+        </w:tc>
+        <w:tc>
+          <w:tcPr>
+            <w:tcW w:w="3608" w:type="dxa"/>
+            <w:tcBorders>
+              <w:top w:val="nil"/>
+              <w:left w:val="nil"/>
+              <w:bottom w:val="single" w:sz="4" w:space="0" w:color="auto"/>
+              <w:right w:val="single" w:sz="4" w:space="0" w:color="auto"/>
+            </w:tcBorders>
+            <w:vAlign w:val="center"/>
+            <w:hideMark/>
+          </w:tcPr>
+          <w:p>
+            <w:pPr>
+              <w:spacing w:after="0" w:line="276" w:lineRule="auto"/>
+              <w:jc w:val="both"/>
+              <w:rPr>
+                <w:rFonts w:ascii="Arial" w:eastAsia="Times New Roman" w:hAnsi="Arial" w:cs="Arial"/>
+                <w:color w:val="000000"/>
+                <w:kern w:val="0"/>
+                <w:sz w:val="22"/>
+                <w:szCs w:val="22"/>
+                <w:lang w:eastAsia="es-CL"/>
+                <w14:ligatures w14:val="none"/>
+              </w:rPr>
+            </w:pPr>
+            <w:r>
+              <w:rPr>
+                <w:rFonts w:ascii="Arial" w:eastAsia="Times New Roman" w:hAnsi="Arial" w:cs="Arial"/>
+                <w:color w:val="000000"/>
+                <w:kern w:val="0"/>
+                <w:sz w:val="22"/>
+                <w:szCs w:val="22"/>
+                <w:lang w:eastAsia="es-CL"/>
+                <w14:ligatures w14:val="none"/>
+              </w:rPr>
+              <w:t>Alta tasa de alertas que requieren una verificación secundaria.</w:t>
+            </w:r>
+          </w:p>
+        </w:tc>
+      </w:tr>
+      <w:tr>
+        <w:trPr>
+          <w:trHeight w:val="855"/>
+        </w:trPr>
+        <w:tc>
+          <w:tcPr>
+            <w:tcW w:w="2140" w:type="dxa"/>
+            <w:tcBorders>
+              <w:top w:val="nil"/>
+              <w:left w:val="single" w:sz="4" w:space="0" w:color="auto"/>
+              <w:bottom w:val="single" w:sz="4" w:space="0" w:color="auto"/>
+              <w:right w:val="single" w:sz="4" w:space="0" w:color="auto"/>
+            </w:tcBorders>
+            <w:vAlign w:val="center"/>
+            <w:hideMark/>
+          </w:tcPr>
+          <w:p>
+            <w:pPr>
+              <w:spacing w:after="0" w:line="276" w:lineRule="auto"/>
+              <w:jc w:val="both"/>
+              <w:rPr>
+                <w:rFonts w:ascii="Arial" w:eastAsia="Times New Roman" w:hAnsi="Arial" w:cs="Arial"/>
+                <w:color w:val="000000"/>
+                <w:kern w:val="0"/>
+                <w:sz w:val="22"/>
+                <w:szCs w:val="22"/>
+                <w:lang w:eastAsia="es-CL"/>
+                <w14:ligatures w14:val="none"/>
+              </w:rPr>
+            </w:pPr>
+            <w:r>
+              <w:rPr>
+                <w:rFonts w:ascii="Arial" w:eastAsia="Times New Roman" w:hAnsi="Arial" w:cs="Arial"/>
+                <w:color w:val="000000"/>
+                <w:kern w:val="0"/>
+                <w:sz w:val="22"/>
+                <w:szCs w:val="22"/>
+                <w:lang w:eastAsia="es-CL"/>
+                <w14:ligatures w14:val="none"/>
+              </w:rPr>
+              <w:t>Métrica Global</w:t>
+            </w:r>
+          </w:p>
+        </w:tc>
+        <w:tc>
+          <w:tcPr>
+            <w:tcW w:w="2440" w:type="dxa"/>
+            <w:tcBorders>
+              <w:top w:val="nil"/>
+              <w:left w:val="nil"/>
+              <w:bottom w:val="single" w:sz="4" w:space="0" w:color="auto"/>
+              <w:right w:val="single" w:sz="4" w:space="0" w:color="auto"/>
+            </w:tcBorders>
+            <w:vAlign w:val="center"/>
+            <w:hideMark/>
+          </w:tcPr>
+          <w:p>
+            <w:pPr>
+              <w:spacing w:after="0" w:line="276" w:lineRule="auto"/>
+              <w:jc w:val="both"/>
+              <w:rPr>
+                <w:rFonts w:ascii="Arial" w:eastAsia="Times New Roman" w:hAnsi="Arial" w:cs="Arial"/>
+                <w:color w:val="000000"/>
+                <w:kern w:val="0"/>
+                <w:sz w:val="22"/>
+                <w:szCs w:val="22"/>
+                <w:lang w:eastAsia="es-CL"/>
+                <w14:ligatures w14:val="none"/>
+              </w:rPr>
+            </w:pPr>
+            <w:proofErr w:type="spellStart"/>
+            <w:r>
+              <w:rPr>
+                <w:rFonts w:ascii="Arial" w:eastAsia="Times New Roman" w:hAnsi="Arial" w:cs="Arial"/>
+                <w:color w:val="000000"/>
+                <w:kern w:val="0"/>
+                <w:sz w:val="22"/>
+                <w:szCs w:val="22"/>
+                <w:lang w:eastAsia="es-CL"/>
+                <w14:ligatures w14:val="none"/>
+              </w:rPr>
+              <w:t>Accuracy</w:t>
+            </w:r>
+            <w:proofErr w:type="spellEnd"/>
+          </w:p>
+        </w:tc>
+        <w:tc>
+          <w:tcPr>
+            <w:tcW w:w="1652" w:type="dxa"/>
+            <w:tcBorders>
+              <w:top w:val="nil"/>
+              <w:left w:val="nil"/>
+              <w:bottom w:val="single" w:sz="4" w:space="0" w:color="auto"/>
+              <w:right w:val="single" w:sz="4" w:space="0" w:color="auto"/>
+            </w:tcBorders>
+            <w:vAlign w:val="center"/>
+            <w:hideMark/>
+          </w:tcPr>
+          <w:p>
+            <w:pPr>
+              <w:spacing w:after="0" w:line="276" w:lineRule="auto"/>
+              <w:jc w:val="both"/>
+              <w:rPr>
+                <w:rFonts w:ascii="Arial" w:eastAsia="Times New Roman" w:hAnsi="Arial" w:cs="Arial"/>
+                <w:color w:val="000000"/>
+                <w:kern w:val="0"/>
+                <w:sz w:val="22"/>
+                <w:szCs w:val="22"/>
+                <w:lang w:eastAsia="es-CL"/>
+                <w14:ligatures w14:val="none"/>
+              </w:rPr>
+            </w:pPr>
+            <w:r>
+              <w:rPr>
+                <w:rFonts w:ascii="Arial" w:eastAsia="Times New Roman" w:hAnsi="Arial" w:cs="Arial"/>
+                <w:color w:val="000000"/>
+                <w:kern w:val="0"/>
+                <w:sz w:val="22"/>
+                <w:szCs w:val="22"/>
+                <w:lang w:eastAsia="es-CL"/>
+                <w14:ligatures w14:val="none"/>
+              </w:rPr>
+              <w:t>0.97</w:t>
+            </w:r>
+          </w:p>
+        </w:tc>
+        <w:tc>
+          <w:tcPr>
+            <w:tcW w:w="3608" w:type="dxa"/>
+            <w:tcBorders>
+              <w:top w:val="nil"/>
+              <w:left w:val="nil"/>
+              <w:bottom w:val="single" w:sz="4" w:space="0" w:color="auto"/>
+              <w:right w:val="single" w:sz="4" w:space="0" w:color="auto"/>
+            </w:tcBorders>
+            <w:vAlign w:val="center"/>
+            <w:hideMark/>
+          </w:tcPr>
+          <w:p>
+            <w:pPr>
+              <w:spacing w:after="0" w:line="276" w:lineRule="auto"/>
+              <w:jc w:val="both"/>
+              <w:rPr>
+                <w:rFonts w:ascii="Arial" w:eastAsia="Times New Roman" w:hAnsi="Arial" w:cs="Arial"/>
+                <w:color w:val="000000"/>
+                <w:kern w:val="0"/>
+                <w:sz w:val="22"/>
+                <w:szCs w:val="22"/>
+                <w:lang w:eastAsia="es-CL"/>
+                <w14:ligatures w14:val="none"/>
+              </w:rPr>
+            </w:pPr>
+            <w:r>
+              <w:rPr>
+                <w:rFonts w:ascii="Arial" w:eastAsia="Times New Roman" w:hAnsi="Arial" w:cs="Arial"/>
+                <w:color w:val="000000"/>
+                <w:kern w:val="0"/>
+                <w:sz w:val="22"/>
+                <w:szCs w:val="22"/>
+                <w:lang w:eastAsia="es-CL"/>
+                <w14:ligatures w14:val="none"/>
+              </w:rPr>
+              <w:t>Exactitud general del sistema ante el volumen masivo de datos.</w:t>
+            </w:r>
+          </w:p>
+        </w:tc>
+      </w:tr>
+    </w:tbl>
+    <w:p>
+      <w:pPr>
+        <w:pStyle w:val="Prrafodelista"/>
+        <w:spacing w:line="276" w:lineRule="auto"/>
+        <w:ind w:left="1080"/>
+        <w:jc w:val="both"/>
+        <w:rPr>
+          <w:rFonts w:ascii="Arial" w:hAnsi="Arial" w:cs="Arial"/>
+          <w:sz w:val="22"/>
+          <w:szCs w:val="22"/>
+        </w:rPr>
+      </w:pPr>
+    </w:p>
+    <w:p>
+      <w:pPr>
+        <w:spacing w:line="276" w:lineRule="auto"/>
+        <w:jc w:val="both"/>
+        <w:rPr>
+          <w:rFonts w:ascii="Arial" w:hAnsi="Arial" w:cs="Arial"/>
+          <w:sz w:val="22"/>
+          <w:szCs w:val="22"/>
+        </w:rPr>
+      </w:pPr>
+      <w:r>
+        <w:rPr>
+          <w:rFonts w:ascii="Arial" w:hAnsi="Arial" w:cs="Arial"/>
+          <w:sz w:val="22"/>
+          <w:szCs w:val="22"/>
+        </w:rPr>
+        <w:br w:type="page"/>
+      </w:r>
+    </w:p>
+    <w:p>
+      <w:pPr>
+        <w:pStyle w:val="Prrafodelista"/>
+        <w:spacing w:line="276" w:lineRule="auto"/>
+        <w:ind w:left="1080"/>
+        <w:jc w:val="both"/>
+        <w:rPr>
+          <w:rFonts w:ascii="Arial" w:hAnsi="Arial" w:cs="Arial"/>
+          <w:b/>
+          <w:bCs/>
+          <w:sz w:val="22"/>
+          <w:szCs w:val="22"/>
+          <w:u w:val="single"/>
+        </w:rPr>
+      </w:pPr>
+      <w:r>
+        <w:rPr>
+          <w:rFonts w:ascii="Arial" w:hAnsi="Arial" w:cs="Arial"/>
+          <w:b/>
+          <w:bCs/>
+          <w:sz w:val="22"/>
+          <w:szCs w:val="22"/>
+          <w:u w:val="single"/>
+        </w:rPr>
+        <w:lastRenderedPageBreak/>
+        <w:t>Matriz de Confusión Real:</w:t>
+      </w:r>
+    </w:p>
+    <w:p>
+      <w:pPr>
+        <w:pStyle w:val="Prrafodelista"/>
+        <w:spacing w:line="276" w:lineRule="auto"/>
+        <w:ind w:left="1080"/>
+        <w:jc w:val="both"/>
+        <w:rPr>
+          <w:rFonts w:ascii="Arial" w:hAnsi="Arial" w:cs="Arial"/>
+          <w:sz w:val="22"/>
+          <w:szCs w:val="22"/>
+        </w:rPr>
+      </w:pPr>
+    </w:p>
+    <w:p>
+      <w:pPr>
+        <w:shd w:val="clear" w:color="auto" w:fill="121314"/>
+        <w:spacing w:after="0" w:line="276" w:lineRule="auto"/>
+        <w:jc w:val="both"/>
+        <w:rPr>
+          <w:rFonts w:ascii="Arial" w:eastAsia="Times New Roman" w:hAnsi="Arial" w:cs="Arial"/>
+          <w:color w:val="BBBEBF"/>
+          <w:kern w:val="0"/>
+          <w:sz w:val="22"/>
+          <w:szCs w:val="22"/>
+          <w:lang w:eastAsia="es-CL"/>
+          <w14:ligatures w14:val="none"/>
+        </w:rPr>
+      </w:pPr>
+      <w:r>
+        <w:rPr>
+          <w:rFonts w:ascii="Arial" w:eastAsia="Times New Roman" w:hAnsi="Arial" w:cs="Arial"/>
+          <w:color w:val="BBBEBF"/>
+          <w:kern w:val="0"/>
+          <w:sz w:val="22"/>
+          <w:szCs w:val="22"/>
+          <w:lang w:eastAsia="es-CL"/>
+          <w14:ligatures w14:val="none"/>
+        </w:rPr>
+        <w:t>[[</w:t>
+      </w:r>
+      <w:r>
+        <w:rPr>
+          <w:rFonts w:ascii="Arial" w:eastAsia="Times New Roman" w:hAnsi="Arial" w:cs="Arial"/>
+          <w:color w:val="B5CEA8"/>
+          <w:kern w:val="0"/>
+          <w:sz w:val="22"/>
+          <w:szCs w:val="22"/>
+          <w:lang w:eastAsia="es-CL"/>
+          <w14:ligatures w14:val="none"/>
+        </w:rPr>
+        <w:t>145911</w:t>
+      </w:r>
+      <w:r>
+        <w:rPr>
+          <w:rFonts w:ascii="Arial" w:eastAsia="Times New Roman" w:hAnsi="Arial" w:cs="Arial"/>
+          <w:color w:val="BBBEBF"/>
+          <w:kern w:val="0"/>
+          <w:sz w:val="22"/>
+          <w:szCs w:val="22"/>
+          <w:lang w:eastAsia="es-CL"/>
+          <w14:ligatures w14:val="none"/>
+        </w:rPr>
+        <w:t xml:space="preserve">   </w:t>
+      </w:r>
+      <w:r>
+        <w:rPr>
+          <w:rFonts w:ascii="Arial" w:eastAsia="Times New Roman" w:hAnsi="Arial" w:cs="Arial"/>
+          <w:color w:val="B5CEA8"/>
+          <w:kern w:val="0"/>
+          <w:sz w:val="22"/>
+          <w:szCs w:val="22"/>
+          <w:lang w:eastAsia="es-CL"/>
+          <w14:ligatures w14:val="none"/>
+        </w:rPr>
+        <w:t>3940</w:t>
+      </w:r>
+      <w:r>
+        <w:rPr>
+          <w:rFonts w:ascii="Arial" w:eastAsia="Times New Roman" w:hAnsi="Arial" w:cs="Arial"/>
+          <w:color w:val="BBBEBF"/>
+          <w:kern w:val="0"/>
+          <w:sz w:val="22"/>
+          <w:szCs w:val="22"/>
+          <w:lang w:eastAsia="es-CL"/>
+          <w14:ligatures w14:val="none"/>
+        </w:rPr>
+        <w:t>]</w:t>
+      </w:r>
+    </w:p>
+    <w:p>
+      <w:pPr>
+        <w:shd w:val="clear" w:color="auto" w:fill="121314"/>
+        <w:spacing w:after="0" w:line="276" w:lineRule="auto"/>
+        <w:jc w:val="both"/>
+        <w:rPr>
+          <w:rFonts w:ascii="Arial" w:eastAsia="Times New Roman" w:hAnsi="Arial" w:cs="Arial"/>
+          <w:color w:val="BBBEBF"/>
+          <w:kern w:val="0"/>
+          <w:sz w:val="22"/>
+          <w:szCs w:val="22"/>
+          <w:lang w:eastAsia="es-CL"/>
+          <w14:ligatures w14:val="none"/>
+        </w:rPr>
+      </w:pPr>
+      <w:r>
+        <w:rPr>
+          <w:rFonts w:ascii="Arial" w:eastAsia="Times New Roman" w:hAnsi="Arial" w:cs="Arial"/>
+          <w:color w:val="BBBEBF"/>
+          <w:kern w:val="0"/>
+          <w:sz w:val="22"/>
+          <w:szCs w:val="22"/>
+          <w:lang w:eastAsia="es-CL"/>
+          <w14:ligatures w14:val="none"/>
+        </w:rPr>
+        <w:t> [    </w:t>
+      </w:r>
+      <w:r>
+        <w:rPr>
+          <w:rFonts w:ascii="Arial" w:eastAsia="Times New Roman" w:hAnsi="Arial" w:cs="Arial"/>
+          <w:color w:val="B5CEA8"/>
+          <w:kern w:val="0"/>
+          <w:sz w:val="22"/>
+          <w:szCs w:val="22"/>
+          <w:lang w:eastAsia="es-CL"/>
+          <w14:ligatures w14:val="none"/>
+        </w:rPr>
+        <w:t>61</w:t>
+      </w:r>
+      <w:r>
+        <w:rPr>
+          <w:rFonts w:ascii="Arial" w:eastAsia="Times New Roman" w:hAnsi="Arial" w:cs="Arial"/>
+          <w:color w:val="BBBEBF"/>
+          <w:kern w:val="0"/>
+          <w:sz w:val="22"/>
+          <w:szCs w:val="22"/>
+          <w:lang w:eastAsia="es-CL"/>
+          <w14:ligatures w14:val="none"/>
+        </w:rPr>
+        <w:t xml:space="preserve">     </w:t>
+      </w:r>
+      <w:r>
+        <w:rPr>
+          <w:rFonts w:ascii="Arial" w:eastAsia="Times New Roman" w:hAnsi="Arial" w:cs="Arial"/>
+          <w:color w:val="B5CEA8"/>
+          <w:kern w:val="0"/>
+          <w:sz w:val="22"/>
+          <w:szCs w:val="22"/>
+          <w:lang w:eastAsia="es-CL"/>
+          <w14:ligatures w14:val="none"/>
+        </w:rPr>
+        <w:t>88</w:t>
+      </w:r>
+      <w:r>
+        <w:rPr>
+          <w:rFonts w:ascii="Arial" w:eastAsia="Times New Roman" w:hAnsi="Arial" w:cs="Arial"/>
+          <w:color w:val="BBBEBF"/>
+          <w:kern w:val="0"/>
+          <w:sz w:val="22"/>
+          <w:szCs w:val="22"/>
+          <w:lang w:eastAsia="es-CL"/>
+          <w14:ligatures w14:val="none"/>
+        </w:rPr>
+        <w:t>]]</w:t>
+      </w:r>
+    </w:p>
+    <w:p>
+      <w:pPr>
+        <w:pStyle w:val="Prrafodelista"/>
+        <w:spacing w:line="276" w:lineRule="auto"/>
+        <w:ind w:left="1080"/>
+        <w:jc w:val="both"/>
+        <w:rPr>
+          <w:rFonts w:ascii="Arial" w:hAnsi="Arial" w:cs="Arial"/>
+          <w:sz w:val="22"/>
+          <w:szCs w:val="22"/>
+        </w:rPr>
+      </w:pPr>
+    </w:p>
+    <w:p>
+      <w:pPr>
+        <w:pStyle w:val="Prrafodelista"/>
+        <w:spacing w:line="276" w:lineRule="auto"/>
+        <w:ind w:left="1080"/>
+        <w:jc w:val="both"/>
+        <w:rPr>
+          <w:rFonts w:ascii="Arial" w:hAnsi="Arial" w:cs="Arial"/>
+          <w:sz w:val="22"/>
+          <w:szCs w:val="22"/>
+        </w:rPr>
+      </w:pPr>
+      <w:r>
+        <w:rPr>
+          <w:rFonts w:ascii="Arial" w:hAnsi="Arial" w:cs="Arial"/>
+          <w:sz w:val="22"/>
+          <w:szCs w:val="22"/>
+        </w:rPr>
+        <w:t>La inspección de la matriz revela que, de los 149 fraudes verdaderos ocultos en la muestra de validación, el sistema logró capturar con éxito a 88 estafadores, permitiendo el escape de 61 casos (Falsos Negativos). Los 3,940 casos catalogados como Falsos Positivos representan transacciones legítimas que dispararon protocolos preventivos, una relación de costo-beneficio óptima en la gestión de riesgo financiero actual.</w:t>
+      </w:r>
+    </w:p>
+    <w:p>
+      <w:pPr>
+        <w:pStyle w:val="Prrafodelista"/>
+        <w:spacing w:line="276" w:lineRule="auto"/>
+        <w:ind w:left="1080"/>
+        <w:jc w:val="both"/>
+        <w:rPr>
+          <w:rFonts w:ascii="Arial" w:hAnsi="Arial" w:cs="Arial"/>
+          <w:b/>
+          <w:bCs/>
+          <w:sz w:val="22"/>
+          <w:szCs w:val="22"/>
+          <w:u w:val="single"/>
+        </w:rPr>
+      </w:pPr>
+    </w:p>
+    <w:p>
+      <w:pPr>
+        <w:pStyle w:val="Prrafodelista"/>
+        <w:spacing w:line="276" w:lineRule="auto"/>
+        <w:ind w:left="1080"/>
+        <w:jc w:val="both"/>
+        <w:rPr>
+          <w:rFonts w:ascii="Arial" w:hAnsi="Arial" w:cs="Arial"/>
+          <w:b/>
+          <w:bCs/>
+          <w:sz w:val="22"/>
+          <w:szCs w:val="22"/>
+          <w:u w:val="single"/>
+        </w:rPr>
+      </w:pPr>
+      <w:r>
+        <w:rPr>
+          <w:rFonts w:ascii="Arial" w:hAnsi="Arial" w:cs="Arial"/>
+          <w:b/>
+          <w:bCs/>
+          <w:sz w:val="22"/>
+          <w:szCs w:val="22"/>
+          <w:u w:val="single"/>
+        </w:rPr>
+        <w:t xml:space="preserve">Mecanismo de </w:t>
+      </w:r>
+      <w:proofErr w:type="spellStart"/>
+      <w:r>
+        <w:rPr>
+          <w:rFonts w:ascii="Arial" w:hAnsi="Arial" w:cs="Arial"/>
+          <w:b/>
+          <w:bCs/>
+          <w:sz w:val="22"/>
+          <w:szCs w:val="22"/>
+          <w:u w:val="single"/>
+        </w:rPr>
+        <w:t>Explicabilidad</w:t>
+      </w:r>
+      <w:proofErr w:type="spellEnd"/>
+      <w:r>
+        <w:rPr>
+          <w:rFonts w:ascii="Arial" w:hAnsi="Arial" w:cs="Arial"/>
+          <w:b/>
+          <w:bCs/>
+          <w:sz w:val="22"/>
+          <w:szCs w:val="22"/>
+          <w:u w:val="single"/>
+        </w:rPr>
+        <w:t xml:space="preserve"> (</w:t>
+      </w:r>
+      <w:proofErr w:type="spellStart"/>
+      <w:r>
+        <w:rPr>
+          <w:rFonts w:ascii="Arial" w:hAnsi="Arial" w:cs="Arial"/>
+          <w:b/>
+          <w:bCs/>
+          <w:sz w:val="22"/>
+          <w:szCs w:val="22"/>
+          <w:u w:val="single"/>
+        </w:rPr>
+        <w:t>Feature</w:t>
+      </w:r>
+      <w:proofErr w:type="spellEnd"/>
+      <w:r>
+        <w:rPr>
+          <w:rFonts w:ascii="Arial" w:hAnsi="Arial" w:cs="Arial"/>
+          <w:b/>
+          <w:bCs/>
+          <w:sz w:val="22"/>
+          <w:szCs w:val="22"/>
+          <w:u w:val="single"/>
+        </w:rPr>
+        <w:t xml:space="preserve"> </w:t>
+      </w:r>
+      <w:proofErr w:type="spellStart"/>
+      <w:r>
+        <w:rPr>
+          <w:rFonts w:ascii="Arial" w:hAnsi="Arial" w:cs="Arial"/>
+          <w:b/>
+          <w:bCs/>
+          <w:sz w:val="22"/>
+          <w:szCs w:val="22"/>
+          <w:u w:val="single"/>
+        </w:rPr>
+        <w:t>Importance</w:t>
+      </w:r>
+      <w:proofErr w:type="spellEnd"/>
+      <w:r>
+        <w:rPr>
+          <w:rFonts w:ascii="Arial" w:hAnsi="Arial" w:cs="Arial"/>
+          <w:b/>
+          <w:bCs/>
+          <w:sz w:val="22"/>
+          <w:szCs w:val="22"/>
+          <w:u w:val="single"/>
+        </w:rPr>
+        <w:t>):</w:t>
+      </w:r>
+    </w:p>
+    <w:p>
+      <w:pPr>
+        <w:pStyle w:val="Prrafodelista"/>
+        <w:spacing w:line="276" w:lineRule="auto"/>
+        <w:ind w:left="1080"/>
+        <w:jc w:val="both"/>
+        <w:rPr>
+          <w:rFonts w:ascii="Arial" w:hAnsi="Arial" w:cs="Arial"/>
+          <w:sz w:val="22"/>
+          <w:szCs w:val="22"/>
+        </w:rPr>
+      </w:pPr>
+      <w:r>
+        <w:rPr>
+          <w:rFonts w:ascii="Arial" w:hAnsi="Arial" w:cs="Arial"/>
+          <w:sz w:val="22"/>
+          <w:szCs w:val="22"/>
+        </w:rPr>
+        <w:t xml:space="preserve">El análisis intrínseco del modelo demostró que la variable con mayor peso predictivo en la toma de decisiones es </w:t>
+      </w:r>
+      <w:proofErr w:type="spellStart"/>
+      <w:r>
+        <w:rPr>
+          <w:rFonts w:ascii="Arial" w:hAnsi="Arial" w:cs="Arial"/>
+          <w:sz w:val="22"/>
+          <w:szCs w:val="22"/>
+        </w:rPr>
+        <w:t>use_chip_Online</w:t>
+      </w:r>
+      <w:proofErr w:type="spellEnd"/>
+      <w:r>
+        <w:rPr>
+          <w:rFonts w:ascii="Arial" w:hAnsi="Arial" w:cs="Arial"/>
+          <w:sz w:val="22"/>
+          <w:szCs w:val="22"/>
+        </w:rPr>
+        <w:t xml:space="preserve"> </w:t>
+      </w:r>
+      <w:proofErr w:type="spellStart"/>
+      <w:r>
+        <w:rPr>
+          <w:rFonts w:ascii="Arial" w:hAnsi="Arial" w:cs="Arial"/>
+          <w:sz w:val="22"/>
+          <w:szCs w:val="22"/>
+        </w:rPr>
+        <w:t>Transaction</w:t>
+      </w:r>
+      <w:proofErr w:type="spellEnd"/>
+      <w:r>
+        <w:rPr>
+          <w:rFonts w:ascii="Arial" w:hAnsi="Arial" w:cs="Arial"/>
+          <w:sz w:val="22"/>
+          <w:szCs w:val="22"/>
+        </w:rPr>
+        <w:t xml:space="preserve"> (Transacciones de comercio electrónico en línea), seguida por el monto financiero (</w:t>
+      </w:r>
+      <w:proofErr w:type="spellStart"/>
+      <w:r>
+        <w:rPr>
+          <w:rFonts w:ascii="Arial" w:hAnsi="Arial" w:cs="Arial"/>
+          <w:sz w:val="22"/>
+          <w:szCs w:val="22"/>
+        </w:rPr>
+        <w:t>amount</w:t>
+      </w:r>
+      <w:proofErr w:type="spellEnd"/>
+      <w:r>
+        <w:rPr>
+          <w:rFonts w:ascii="Arial" w:hAnsi="Arial" w:cs="Arial"/>
+          <w:sz w:val="22"/>
+          <w:szCs w:val="22"/>
+        </w:rPr>
+        <w:t>) y la edad del tarjetahabiente (</w:t>
+      </w:r>
+      <w:proofErr w:type="spellStart"/>
+      <w:r>
+        <w:rPr>
+          <w:rFonts w:ascii="Arial" w:hAnsi="Arial" w:cs="Arial"/>
+          <w:sz w:val="22"/>
+          <w:szCs w:val="22"/>
+        </w:rPr>
+        <w:t>current_age</w:t>
+      </w:r>
+      <w:proofErr w:type="spellEnd"/>
+      <w:r>
+        <w:rPr>
+          <w:rFonts w:ascii="Arial" w:hAnsi="Arial" w:cs="Arial"/>
+          <w:sz w:val="22"/>
+          <w:szCs w:val="22"/>
+        </w:rPr>
+        <w:t>). Esto valida la hipótesis inicial del proyecto: el fraude contemporáneo se concentra en canales no presenciales y requiere la evaluación conjunta del comportamiento demográfico del usuario.</w:t>
+      </w:r>
+    </w:p>
+    <w:p>
+      <w:pPr>
+        <w:pStyle w:val="Prrafodelista"/>
+        <w:spacing w:line="276" w:lineRule="auto"/>
+        <w:ind w:left="1080"/>
+        <w:jc w:val="both"/>
+        <w:rPr>
+          <w:rFonts w:ascii="Arial" w:hAnsi="Arial" w:cs="Arial"/>
+          <w:sz w:val="22"/>
+          <w:szCs w:val="22"/>
+        </w:rPr>
+      </w:pPr>
+    </w:p>
+    <w:p>
+      <w:pPr>
+        <w:pStyle w:val="Prrafodelista"/>
+        <w:spacing w:line="276" w:lineRule="auto"/>
+        <w:ind w:left="1080"/>
+        <w:jc w:val="both"/>
+        <w:rPr>
+          <w:rFonts w:ascii="Arial" w:hAnsi="Arial" w:cs="Arial"/>
+          <w:sz w:val="22"/>
+          <w:szCs w:val="22"/>
+        </w:rPr>
+      </w:pPr>
+      <w:r>
+        <w:rPr>
+          <w:rFonts w:ascii="Arial" w:hAnsi="Arial" w:cs="Arial"/>
+          <w:noProof/>
+          <w:sz w:val="22"/>
+          <w:szCs w:val="22"/>
+        </w:rPr>
+        <w:drawing>
+          <wp:inline distT="0" distB="0" distL="0" distR="0" wp14:anchorId="5026C2D1" wp14:editId="70581670">
+            <wp:extent cx="5600700" cy="3362325"/>
+            <wp:effectExtent l="0" t="0" r="0" b="9525"/>
+            <wp:docPr id="1894588985" name="Imagen 2"/>
+            <wp:cNvGraphicFramePr>
+              <a:graphicFrameLocks xmlns:a="http://schemas.openxmlformats.org/drawingml/2006/main" noChangeAspect="1"/>
+            </wp:cNvGraphicFramePr>
+            <a:graphic xmlns:a="http://schemas.openxmlformats.org/drawingml/2006/main">
+              <a:graphicData uri="http://schemas.openxmlformats.org/drawingml/2006/picture">
+                <pic:pic xmlns:pic="http://schemas.openxmlformats.org/drawingml/2006/picture">
+                  <pic:nvPicPr>
+                    <pic:cNvPr id="0" name="Picture 1"/>
+                    <pic:cNvPicPr>
+                      <a:picLocks noChangeAspect="1" noChangeArrowheads="1"/>
+                    </pic:cNvPicPr>
+                  </pic:nvPicPr>
+                  <pic:blipFill>
+                    <a:blip r:embed="rId7">
+                      <a:extLst>
+                        <a:ext uri="{28A0092B-C50C-407E-A947-70E740481C1C}">
+                          <a14:useLocalDpi xmlns:a14="http://schemas.microsoft.com/office/drawing/2010/main" val="0"/>
+                        </a:ext>
+                      </a:extLst>
+                    </a:blip>
+                    <a:srcRect/>
+                    <a:stretch>
+                      <a:fillRect/>
+                    </a:stretch>
+                  </pic:blipFill>
+                  <pic:spPr bwMode="auto">
+                    <a:xfrm>
+                      <a:off x="0" y="0"/>
+                      <a:ext cx="5600700" cy="3362325"/>
+                    </a:xfrm>
+                    <a:prstGeom prst="rect">
+                      <a:avLst/>
+                    </a:prstGeom>
+                    <a:noFill/>
+                    <a:ln>
+                      <a:noFill/>
+                    </a:ln>
+                  </pic:spPr>
+                </pic:pic>
+              </a:graphicData>
+            </a:graphic>
+          </wp:inline>
+        </w:drawing>
+      </w:r>
+    </w:p>
+    <w:p>
+      <w:pPr>
+        <w:pStyle w:val="Prrafodelista"/>
+        <w:spacing w:line="276" w:lineRule="auto"/>
+        <w:ind w:left="1080"/>
+        <w:jc w:val="both"/>
+        <w:rPr>
+          <w:rFonts w:ascii="Arial" w:hAnsi="Arial" w:cs="Arial"/>
+          <w:sz w:val="22"/>
+          <w:szCs w:val="22"/>
+        </w:rPr>
+      </w:pPr>
+    </w:p>
+    <w:p>
+      <w:pPr>
+        <w:rPr>
+          <w:rFonts w:ascii="Arial" w:hAnsi="Arial" w:cs="Arial"/>
+          <w:b/>
+          <w:bCs/>
+          <w:sz w:val="22"/>
+          <w:szCs w:val="22"/>
+          <w:u w:val="single"/>
+        </w:rPr>
+      </w:pPr>
+      <w:r>
+        <w:rPr>
+          <w:rFonts w:ascii="Arial" w:hAnsi="Arial" w:cs="Arial"/>
+          <w:b/>
+          <w:bCs/>
+          <w:sz w:val="22"/>
+          <w:szCs w:val="22"/>
+          <w:u w:val="single"/>
+        </w:rPr>
+        <w:br w:type="page"/>
+      </w:r>
+    </w:p>
+    <w:p>
+      <w:pPr>
+        <w:pStyle w:val="Prrafodelista"/>
+        <w:spacing w:line="276" w:lineRule="auto"/>
+        <w:ind w:left="1080"/>
+        <w:jc w:val="both"/>
+        <w:rPr>
+          <w:rFonts w:ascii="Arial" w:hAnsi="Arial" w:cs="Arial"/>
+          <w:b/>
+          <w:bCs/>
+          <w:sz w:val="22"/>
+          <w:szCs w:val="22"/>
+          <w:u w:val="single"/>
+        </w:rPr>
+      </w:pPr>
+      <w:r>
+        <w:rPr>
+          <w:rFonts w:ascii="Arial" w:hAnsi="Arial" w:cs="Arial"/>
+          <w:b/>
+          <w:bCs/>
+          <w:sz w:val="22"/>
+          <w:szCs w:val="22"/>
+          <w:u w:val="single"/>
+        </w:rPr>
+        <w:lastRenderedPageBreak/>
+        <w:t>Serialización y Despliegue:</w:t>
+      </w:r>
+    </w:p>
+    <w:p>
+      <w:pPr>
+        <w:pStyle w:val="Prrafodelista"/>
+        <w:spacing w:line="276" w:lineRule="auto"/>
+        <w:ind w:left="1080"/>
+        <w:jc w:val="both"/>
+        <w:rPr>
+          <w:rFonts w:ascii="Arial" w:hAnsi="Arial" w:cs="Arial"/>
+          <w:sz w:val="22"/>
+          <w:szCs w:val="22"/>
+        </w:rPr>
+      </w:pPr>
+      <w:r>
+        <w:rPr>
+          <w:rFonts w:ascii="Arial" w:hAnsi="Arial" w:cs="Arial"/>
+          <w:sz w:val="22"/>
+          <w:szCs w:val="22"/>
+        </w:rPr>
+        <w:t xml:space="preserve">Una vez validada la convergencia de la arquitectura, el estado interno del modelo y sus pesos optimizados se exportaron físicamente mediante un proceso de serialización a un archivo binario indexado como </w:t>
+      </w:r>
+      <w:proofErr w:type="spellStart"/>
+      <w:r>
+        <w:rPr>
+          <w:rFonts w:ascii="Arial" w:hAnsi="Arial" w:cs="Arial"/>
+          <w:sz w:val="22"/>
+          <w:szCs w:val="22"/>
+        </w:rPr>
+        <w:t>Modelo_Fraude_XGBoost.pkl</w:t>
+      </w:r>
+      <w:proofErr w:type="spellEnd"/>
+      <w:r>
+        <w:rPr>
+          <w:rFonts w:ascii="Arial" w:hAnsi="Arial" w:cs="Arial"/>
+          <w:sz w:val="22"/>
+          <w:szCs w:val="22"/>
+        </w:rPr>
+        <w:t xml:space="preserve">. Este artefacto constituye el núcleo de la solución de software, quedando disponible para su integración directa en el </w:t>
+      </w:r>
+      <w:proofErr w:type="spellStart"/>
+      <w:r>
+        <w:rPr>
+          <w:rFonts w:ascii="Arial" w:hAnsi="Arial" w:cs="Arial"/>
+          <w:sz w:val="22"/>
+          <w:szCs w:val="22"/>
+        </w:rPr>
+        <w:t>backend</w:t>
+      </w:r>
+      <w:proofErr w:type="spellEnd"/>
+      <w:r>
+        <w:rPr>
+          <w:rFonts w:ascii="Arial" w:hAnsi="Arial" w:cs="Arial"/>
+          <w:sz w:val="22"/>
+          <w:szCs w:val="22"/>
+        </w:rPr>
+        <w:t xml:space="preserve"> del sistema de monitoreo en tiempo real de la organización.</w:t>
+      </w:r>
+    </w:p>
+    <w:p>
+      <w:pPr>
+        <w:pStyle w:val="Prrafodelista"/>
+        <w:spacing w:line="276" w:lineRule="auto"/>
+        <w:ind w:left="1080"/>
+        <w:jc w:val="both"/>
+        <w:rPr>
+          <w:rFonts w:ascii="Arial" w:hAnsi="Arial" w:cs="Arial"/>
+          <w:sz w:val="22"/>
+          <w:szCs w:val="22"/>
+        </w:rPr>
+      </w:pPr>
+    </w:p>
+    <w:p>
+      <w:pPr>
+        <w:pStyle w:val="Prrafodelista"/>
+        <w:spacing w:line="276" w:lineRule="auto"/>
+        <w:ind w:left="1080"/>
+        <w:jc w:val="both"/>
+        <w:rPr>
+          <w:rFonts w:ascii="Arial" w:hAnsi="Arial" w:cs="Arial"/>
+          <w:sz w:val="22"/>
+          <w:szCs w:val="22"/>
+        </w:rPr>
+      </w:pPr>
+    </w:p>
+    <w:p>
+      <w:pPr>
+        <w:pStyle w:val="Prrafodelista"/>
+        <w:numPr>
+          <w:ilvl w:val="0"/>
+          <w:numId w:val="10"/>
+        </w:numPr>
+        <w:spacing w:line="276" w:lineRule="auto"/>
+        <w:jc w:val="both"/>
+        <w:rPr>
+          <w:rFonts w:ascii="Arial" w:hAnsi="Arial" w:cs="Arial"/>
+          <w:b/>
+          <w:bCs/>
+          <w:sz w:val="22"/>
+          <w:szCs w:val="22"/>
+          <w:u w:val="single"/>
+        </w:rPr>
+      </w:pPr>
+      <w:r>
+        <w:rPr>
+          <w:rFonts w:ascii="Arial" w:hAnsi="Arial" w:cs="Arial"/>
+          <w:b/>
+          <w:bCs/>
+          <w:sz w:val="22"/>
+          <w:szCs w:val="22"/>
+          <w:u w:val="single"/>
+        </w:rPr>
+        <w:t>Referencias</w:t>
+      </w:r>
+    </w:p>
+    <w:p>
+      <w:pPr>
+        <w:pStyle w:val="Prrafodelista"/>
+        <w:spacing w:line="276" w:lineRule="auto"/>
+        <w:ind w:left="1080"/>
+        <w:jc w:val="both"/>
+        <w:rPr>
+          <w:rFonts w:ascii="Arial" w:hAnsi="Arial" w:cs="Arial"/>
+          <w:sz w:val="22"/>
+          <w:szCs w:val="22"/>
+        </w:rPr>
       </w:pPr>
     </w:p>
     <w:p>
@@ -779,657 +3525,326 @@
           <w:ilvl w:val="1"/>
           <w:numId w:val="10"/>
         </w:numPr>
-      </w:pPr>
-      <w:r>
-        <w:t>Correlación Lineal (Mapa de Calor): Al cruzar las variables financieras (límite de crédito, deuda total, ingresos anuales) contra la variable objetivo (</w:t>
+        <w:spacing w:line="276" w:lineRule="auto"/>
+        <w:ind w:hanging="284"/>
+        <w:jc w:val="both"/>
+        <w:rPr>
+          <w:rFonts w:ascii="Arial" w:hAnsi="Arial" w:cs="Arial"/>
+          <w:sz w:val="22"/>
+          <w:szCs w:val="22"/>
+          <w:lang w:val="en-US"/>
+        </w:rPr>
+      </w:pPr>
+      <w:r>
+        <w:rPr>
+          <w:rFonts w:ascii="Arial" w:hAnsi="Arial" w:cs="Arial"/>
+          <w:sz w:val="22"/>
+          <w:szCs w:val="22"/>
+        </w:rPr>
+        <w:t xml:space="preserve">Chen, T., &amp; </w:t>
       </w:r>
       <w:proofErr w:type="spellStart"/>
       <w:r>
-        <w:t>is_fraud</w:t>
+        <w:rPr>
+          <w:rFonts w:ascii="Arial" w:hAnsi="Arial" w:cs="Arial"/>
+          <w:sz w:val="22"/>
+          <w:szCs w:val="22"/>
+        </w:rPr>
+        <w:t>Guestrin</w:t>
       </w:r>
       <w:proofErr w:type="spellEnd"/>
       <w:r>
-        <w:t>), los coeficientes de correlación de Pearson resultaron cercanos a 0.00. Esto demuestra empíricamente que el fraude no guarda una relación lineal simple con el monto o el nivel de deuda de la víctima, justificando la necesidad de algoritmos predictivos no lineales.</w:t>
-      </w:r>
-      <w:r>
-        <w:rPr>
-          <w:b/>
-          <w:bCs/>
-        </w:rPr>
-        <w:br w:type="page"/>
-      </w:r>
+        <w:rPr>
+          <w:rFonts w:ascii="Arial" w:hAnsi="Arial" w:cs="Arial"/>
+          <w:sz w:val="22"/>
+          <w:szCs w:val="22"/>
+        </w:rPr>
+        <w:t xml:space="preserve">, C. (2016). </w:t>
+      </w:r>
+      <w:proofErr w:type="spellStart"/>
+      <w:r>
+        <w:rPr>
+          <w:rFonts w:ascii="Arial" w:hAnsi="Arial" w:cs="Arial"/>
+          <w:sz w:val="22"/>
+          <w:szCs w:val="22"/>
+          <w:lang w:val="en-US"/>
+        </w:rPr>
+        <w:t>XGBoost</w:t>
+      </w:r>
+      <w:proofErr w:type="spellEnd"/>
+      <w:r>
+        <w:rPr>
+          <w:rFonts w:ascii="Arial" w:hAnsi="Arial" w:cs="Arial"/>
+          <w:sz w:val="22"/>
+          <w:szCs w:val="22"/>
+          <w:lang w:val="en-US"/>
+        </w:rPr>
+        <w:t>: A scalable tree boosting system. Proceedings of the 22nd ACM SIGKDD International Conference on Knowledge Discovery and Data Mining, 785-794. https://doi.org/10.1145/2939672.2939785</w:t>
+      </w:r>
+    </w:p>
+    <w:p>
+      <w:pPr>
+        <w:pStyle w:val="Prrafodelista"/>
+        <w:spacing w:line="276" w:lineRule="auto"/>
+        <w:ind w:left="1080" w:hanging="284"/>
+        <w:jc w:val="both"/>
+        <w:rPr>
+          <w:rFonts w:ascii="Arial" w:hAnsi="Arial" w:cs="Arial"/>
+          <w:sz w:val="22"/>
+          <w:szCs w:val="22"/>
+          <w:lang w:val="en-US"/>
+        </w:rPr>
+      </w:pPr>
     </w:p>
     <w:p>
       <w:pPr>
         <w:pStyle w:val="Prrafodelista"/>
         <w:numPr>
-          <w:ilvl w:val="0"/>
+          <w:ilvl w:val="1"/>
           <w:numId w:val="10"/>
         </w:numPr>
-        <w:ind w:left="720"/>
-        <w:rPr>
-          <w:b/>
-          <w:bCs/>
-        </w:rPr>
-      </w:pPr>
-      <w:r>
-        <w:rPr>
-          <w:b/>
-          <w:bCs/>
-        </w:rPr>
-        <w:lastRenderedPageBreak/>
-        <w:t xml:space="preserve">Comparación de Técnicas de Machine </w:t>
-      </w:r>
+        <w:spacing w:line="276" w:lineRule="auto"/>
+        <w:ind w:hanging="284"/>
+        <w:jc w:val="both"/>
+        <w:rPr>
+          <w:rFonts w:ascii="Arial" w:hAnsi="Arial" w:cs="Arial"/>
+          <w:sz w:val="22"/>
+          <w:szCs w:val="22"/>
+          <w:lang w:val="en-US"/>
+        </w:rPr>
+      </w:pPr>
       <w:proofErr w:type="spellStart"/>
       <w:r>
         <w:rPr>
-          <w:b/>
-          <w:bCs/>
-        </w:rPr>
-        <w:t>Learning</w:t>
+          <w:rFonts w:ascii="Arial" w:hAnsi="Arial" w:cs="Arial"/>
+          <w:sz w:val="22"/>
+          <w:szCs w:val="22"/>
+          <w:lang w:val="en-US"/>
+        </w:rPr>
+        <w:t>Géron</w:t>
       </w:r>
       <w:proofErr w:type="spellEnd"/>
       <w:r>
         <w:rPr>
-          <w:b/>
-          <w:bCs/>
-        </w:rPr>
-        <w:t xml:space="preserve"> y Deep </w:t>
+          <w:rFonts w:ascii="Arial" w:hAnsi="Arial" w:cs="Arial"/>
+          <w:sz w:val="22"/>
+          <w:szCs w:val="22"/>
+          <w:lang w:val="en-US"/>
+        </w:rPr>
+        <w:t xml:space="preserve">, A. (2022). Hands-on machine learning with Scikit-Learn, </w:t>
       </w:r>
       <w:proofErr w:type="spellStart"/>
       <w:r>
         <w:rPr>
-          <w:b/>
-          <w:bCs/>
-        </w:rPr>
-        <w:t>Learning</w:t>
+          <w:rFonts w:ascii="Arial" w:hAnsi="Arial" w:cs="Arial"/>
+          <w:sz w:val="22"/>
+          <w:szCs w:val="22"/>
+          <w:lang w:val="en-US"/>
+        </w:rPr>
+        <w:t>Keras</w:t>
       </w:r>
       <w:proofErr w:type="spellEnd"/>
+      <w:r>
+        <w:rPr>
+          <w:rFonts w:ascii="Arial" w:hAnsi="Arial" w:cs="Arial"/>
+          <w:sz w:val="22"/>
+          <w:szCs w:val="22"/>
+          <w:lang w:val="en-US"/>
+        </w:rPr>
+        <w:t>, and TensorFlow (3.ª ed.). O'Reilly Media, Inc.</w:t>
+      </w:r>
     </w:p>
     <w:p>
       <w:pPr>
         <w:pStyle w:val="Prrafodelista"/>
-        <w:ind w:left="1080"/>
-      </w:pPr>
-    </w:p>
-    <w:p>
-      <w:pPr>
-        <w:pStyle w:val="Prrafodelista"/>
-        <w:ind w:left="1080"/>
-      </w:pPr>
-      <w:r>
-        <w:t xml:space="preserve">Para la arquitectura del modelo, se evaluaron diversas técnicas en función de su adaptabilidad a matrices ralas (producto del </w:t>
-      </w:r>
-      <w:proofErr w:type="spellStart"/>
-      <w:r>
-        <w:t>One</w:t>
-      </w:r>
-      <w:proofErr w:type="spellEnd"/>
-      <w:r>
-        <w:t xml:space="preserve">-Hot </w:t>
-      </w:r>
-      <w:proofErr w:type="spellStart"/>
-      <w:r>
-        <w:t>Encoding</w:t>
-      </w:r>
-      <w:proofErr w:type="spellEnd"/>
-      <w:r>
-        <w:t xml:space="preserve">) y al desbalanceo </w:t>
-      </w:r>
-    </w:p>
-    <w:p>
-      <w:pPr>
-        <w:rPr>
-          <w:b/>
-          <w:bCs/>
-          <w:u w:val="single"/>
-        </w:rPr>
-      </w:pPr>
-      <w:r>
-        <w:rPr>
-          <w:b/>
-          <w:bCs/>
-          <w:u w:val="single"/>
-        </w:rPr>
-        <w:t xml:space="preserve">Técnicas de Machine </w:t>
-      </w:r>
-      <w:proofErr w:type="spellStart"/>
-      <w:r>
-        <w:rPr>
-          <w:b/>
-          <w:bCs/>
-          <w:u w:val="single"/>
-        </w:rPr>
-        <w:t>Learning</w:t>
-      </w:r>
-      <w:proofErr w:type="spellEnd"/>
-      <w:r>
-        <w:rPr>
-          <w:b/>
-          <w:bCs/>
-          <w:u w:val="single"/>
-        </w:rPr>
-        <w:t xml:space="preserve"> (ML):</w:t>
-      </w:r>
+        <w:spacing w:line="276" w:lineRule="auto"/>
+        <w:ind w:left="1080" w:hanging="284"/>
+        <w:jc w:val="both"/>
+        <w:rPr>
+          <w:rFonts w:ascii="Arial" w:hAnsi="Arial" w:cs="Arial"/>
+          <w:sz w:val="22"/>
+          <w:szCs w:val="22"/>
+          <w:lang w:val="en-US"/>
+        </w:rPr>
+      </w:pPr>
     </w:p>
     <w:p>
       <w:pPr>
         <w:pStyle w:val="Prrafodelista"/>
         <w:numPr>
-          <w:ilvl w:val="0"/>
-          <w:numId w:val="14"/>
+          <w:ilvl w:val="1"/>
+          <w:numId w:val="10"/>
         </w:numPr>
-      </w:pPr>
-      <w:r>
-        <w:t>Regresión Logística: Técnica paramétrica simple. Descartada rápidamente debido a que asume linealidad, algo que el Mapa de Calor demostró que no existe en este problema.</w:t>
-      </w:r>
+        <w:spacing w:line="276" w:lineRule="auto"/>
+        <w:ind w:hanging="284"/>
+        <w:jc w:val="both"/>
+        <w:rPr>
+          <w:rFonts w:ascii="Arial" w:hAnsi="Arial" w:cs="Arial"/>
+          <w:sz w:val="22"/>
+          <w:szCs w:val="22"/>
+          <w:lang w:val="en-US"/>
+        </w:rPr>
+      </w:pPr>
+      <w:proofErr w:type="spellStart"/>
+      <w:r>
+        <w:rPr>
+          <w:rFonts w:ascii="Arial" w:hAnsi="Arial" w:cs="Arial"/>
+          <w:sz w:val="22"/>
+          <w:szCs w:val="22"/>
+          <w:lang w:val="en-US"/>
+        </w:rPr>
+        <w:t>Lemaître</w:t>
+      </w:r>
+      <w:proofErr w:type="spellEnd"/>
+      <w:r>
+        <w:rPr>
+          <w:rFonts w:ascii="Arial" w:hAnsi="Arial" w:cs="Arial"/>
+          <w:sz w:val="22"/>
+          <w:szCs w:val="22"/>
+          <w:lang w:val="en-US"/>
+        </w:rPr>
+        <w:t xml:space="preserve">, G., Nogueira, F., &amp; </w:t>
+      </w:r>
+      <w:proofErr w:type="spellStart"/>
+      <w:r>
+        <w:rPr>
+          <w:rFonts w:ascii="Arial" w:hAnsi="Arial" w:cs="Arial"/>
+          <w:sz w:val="22"/>
+          <w:szCs w:val="22"/>
+          <w:lang w:val="en-US"/>
+        </w:rPr>
+        <w:t>Arcidascono</w:t>
+      </w:r>
+      <w:proofErr w:type="spellEnd"/>
+      <w:r>
+        <w:rPr>
+          <w:rFonts w:ascii="Arial" w:hAnsi="Arial" w:cs="Arial"/>
+          <w:sz w:val="22"/>
+          <w:szCs w:val="22"/>
+          <w:lang w:val="en-US"/>
+        </w:rPr>
+        <w:t>, D. (2017). Imbalanced-learn: A python toolbox to tackle the curse of imbalanced datasets in machine learning. Journal of Machine Learning Research, 18(17), 1-5.</w:t>
+      </w:r>
+    </w:p>
+    <w:p>
+      <w:pPr>
+        <w:pStyle w:val="Prrafodelista"/>
+        <w:spacing w:line="276" w:lineRule="auto"/>
+        <w:ind w:left="1080" w:hanging="284"/>
+        <w:jc w:val="both"/>
+        <w:rPr>
+          <w:rFonts w:ascii="Arial" w:hAnsi="Arial" w:cs="Arial"/>
+          <w:sz w:val="22"/>
+          <w:szCs w:val="22"/>
+          <w:lang w:val="en-US"/>
+        </w:rPr>
+      </w:pPr>
     </w:p>
     <w:p>
       <w:pPr>
         <w:pStyle w:val="Prrafodelista"/>
         <w:numPr>
-          <w:ilvl w:val="0"/>
-          <w:numId w:val="14"/>
-        </w:numPr>
-      </w:pPr>
-      <w:r>
-        <w:t xml:space="preserve">Random Forest: Ensamblado basado en </w:t>
-      </w:r>
-      <w:proofErr w:type="spellStart"/>
-      <w:r>
-        <w:t>Bagging</w:t>
-      </w:r>
-      <w:proofErr w:type="spellEnd"/>
-      <w:r>
-        <w:t>. Excelente métrica teórica, pero descartado debido a su ineficiencia en consumo de memoria RAM al procesar cientos de columnas generadas por variables categóricas.</w:t>
-      </w:r>
-    </w:p>
-    <w:p>
-      <w:pPr>
-        <w:pStyle w:val="Prrafodelista"/>
-        <w:numPr>
-          <w:ilvl w:val="0"/>
-          <w:numId w:val="14"/>
-        </w:numPr>
-      </w:pPr>
-      <w:proofErr w:type="spellStart"/>
-      <w:r>
-        <w:rPr>
-          <w:lang w:val="en-US"/>
-        </w:rPr>
-        <w:t>XGBoost</w:t>
-      </w:r>
-      <w:proofErr w:type="spellEnd"/>
-      <w:r>
-        <w:rPr>
-          <w:lang w:val="en-US"/>
-        </w:rPr>
-        <w:t xml:space="preserve"> (Extreme Gradient Boosting): </w:t>
-      </w:r>
-      <w:proofErr w:type="spellStart"/>
-      <w:r>
-        <w:rPr>
-          <w:lang w:val="en-US"/>
-        </w:rPr>
-        <w:t>Ensamblado</w:t>
-      </w:r>
-      <w:proofErr w:type="spellEnd"/>
-      <w:r>
-        <w:rPr>
-          <w:lang w:val="en-US"/>
-        </w:rPr>
-        <w:t xml:space="preserve"> </w:t>
-      </w:r>
-      <w:proofErr w:type="spellStart"/>
-      <w:r>
-        <w:rPr>
-          <w:lang w:val="en-US"/>
-        </w:rPr>
-        <w:t>secuencial</w:t>
-      </w:r>
-      <w:proofErr w:type="spellEnd"/>
-      <w:r>
-        <w:rPr>
-          <w:lang w:val="en-US"/>
-        </w:rPr>
-        <w:t xml:space="preserve">. </w:t>
-      </w:r>
-      <w:r>
-        <w:t xml:space="preserve">Seleccionado. </w:t>
-      </w:r>
-      <w:proofErr w:type="spellStart"/>
-      <w:r>
-        <w:t>XGBoost</w:t>
-      </w:r>
-      <w:proofErr w:type="spellEnd"/>
-      <w:r>
-        <w:t xml:space="preserve"> posee algoritmos internos optimizados para lidiar con matrices ralas y maneja el sesgo de datos de forma más eficiente, escalando computacionalmente sin saturar el entorno.</w:t>
-      </w:r>
-    </w:p>
-    <w:p>
-      <w:pPr>
-        <w:rPr>
-          <w:b/>
-          <w:bCs/>
-          <w:u w:val="single"/>
-        </w:rPr>
-      </w:pPr>
-      <w:r>
-        <w:rPr>
-          <w:b/>
-          <w:bCs/>
-          <w:u w:val="single"/>
-        </w:rPr>
-        <w:t xml:space="preserve">Arquitecturas de Deep </w:t>
-      </w:r>
-      <w:proofErr w:type="spellStart"/>
-      <w:r>
-        <w:rPr>
-          <w:b/>
-          <w:bCs/>
-          <w:u w:val="single"/>
-        </w:rPr>
-        <w:t>Learning</w:t>
-      </w:r>
-      <w:proofErr w:type="spellEnd"/>
-      <w:r>
-        <w:rPr>
-          <w:b/>
-          <w:bCs/>
-          <w:u w:val="single"/>
-        </w:rPr>
-        <w:t xml:space="preserve"> (DL):</w:t>
-      </w:r>
-    </w:p>
-    <w:p>
-      <w:pPr>
-        <w:pStyle w:val="Prrafodelista"/>
-        <w:numPr>
-          <w:ilvl w:val="0"/>
-          <w:numId w:val="15"/>
-        </w:numPr>
-      </w:pPr>
-      <w:r>
-        <w:rPr>
-          <w:lang w:val="en-US"/>
-        </w:rPr>
-        <w:t xml:space="preserve">Multilayer Perceptron (MLP): Red neuronal </w:t>
-      </w:r>
-      <w:proofErr w:type="spellStart"/>
-      <w:r>
-        <w:rPr>
-          <w:lang w:val="en-US"/>
-        </w:rPr>
-        <w:t>densa</w:t>
-      </w:r>
-      <w:proofErr w:type="spellEnd"/>
-      <w:r>
-        <w:rPr>
-          <w:lang w:val="en-US"/>
-        </w:rPr>
-        <w:t xml:space="preserve"> (Fully Connected). </w:t>
-      </w:r>
-      <w:r>
-        <w:t>Aunque es capaz de aproximar funciones no lineales complejas, en datos tabulares con alta varianza suele caer en sobreajuste (</w:t>
-      </w:r>
-      <w:proofErr w:type="spellStart"/>
-      <w:r>
-        <w:t>Overfitting</w:t>
-      </w:r>
-      <w:proofErr w:type="spellEnd"/>
-      <w:r>
-        <w:t xml:space="preserve">) sobre la clase mayoritaria si no se aplican técnicas agresivas de </w:t>
-      </w:r>
-      <w:proofErr w:type="spellStart"/>
-      <w:r>
-        <w:t>Dropout</w:t>
-      </w:r>
-      <w:proofErr w:type="spellEnd"/>
-      <w:r>
-        <w:t>.</w:t>
-      </w:r>
-    </w:p>
-    <w:p>
-      <w:pPr>
-        <w:pStyle w:val="Prrafodelista"/>
-        <w:numPr>
-          <w:ilvl w:val="0"/>
-          <w:numId w:val="15"/>
-        </w:numPr>
-      </w:pPr>
-      <w:proofErr w:type="spellStart"/>
-      <w:r>
-        <w:t>Autoencoders</w:t>
-      </w:r>
-      <w:proofErr w:type="spellEnd"/>
-      <w:r>
-        <w:t xml:space="preserve"> (Aprendizaje No Supervisado): Arquitectura de reconstrucción diseñada para detección de anomalías. Se entrena solo con datos "legítimos" y detecta el fraude por el error de reconstrucción. Descartado para esta fase ya que disponemos de un </w:t>
-      </w:r>
-      <w:proofErr w:type="spellStart"/>
-      <w:r>
-        <w:t>dataset</w:t>
-      </w:r>
-      <w:proofErr w:type="spellEnd"/>
-      <w:r>
-        <w:t xml:space="preserve"> completamente etiquetado, haciendo el aprendizaje supervisado más eficiente.</w:t>
-      </w:r>
-    </w:p>
-    <w:p>
-      <w:pPr>
-        <w:pStyle w:val="Prrafodelista"/>
-        <w:numPr>
-          <w:ilvl w:val="0"/>
-          <w:numId w:val="15"/>
-        </w:numPr>
-      </w:pPr>
-      <w:proofErr w:type="spellStart"/>
-      <w:r>
-        <w:t>TabNet</w:t>
-      </w:r>
-      <w:proofErr w:type="spellEnd"/>
-      <w:r>
-        <w:t xml:space="preserve">: Arquitectura de Deep </w:t>
-      </w:r>
-      <w:proofErr w:type="spellStart"/>
-      <w:r>
-        <w:t>Learning</w:t>
-      </w:r>
-      <w:proofErr w:type="spellEnd"/>
-      <w:r>
-        <w:t xml:space="preserve"> basada en mecanismos de atención (</w:t>
-      </w:r>
-      <w:proofErr w:type="spellStart"/>
-      <w:r>
-        <w:t>Attention</w:t>
-      </w:r>
-      <w:proofErr w:type="spellEnd"/>
-      <w:r>
-        <w:t xml:space="preserve"> </w:t>
-      </w:r>
-      <w:proofErr w:type="spellStart"/>
-      <w:r>
-        <w:t>Mechanism</w:t>
-      </w:r>
-      <w:proofErr w:type="spellEnd"/>
-      <w:r>
-        <w:t>), diseñada específicamente para datos tabulares. Descartada por restricciones computacionales, ya que su entrenamiento en CPU sobre 1 millón de registros resulta inviable para los plazos del proyecto.</w:t>
-      </w:r>
-    </w:p>
-    <w:p>
-      <w:pPr>
-        <w:pStyle w:val="Prrafodelista"/>
-        <w:numPr>
-          <w:ilvl w:val="0"/>
+          <w:ilvl w:val="1"/>
           <w:numId w:val="10"/>
         </w:numPr>
-      </w:pPr>
-      <w:r>
-        <w:br w:type="page"/>
-      </w:r>
-      <w:r>
-        <w:lastRenderedPageBreak/>
-        <w:t xml:space="preserve"> Elaboración del Modelo, Muestreo y Balanceo de Clases</w:t>
-      </w:r>
-    </w:p>
-    <w:p>
-      <w:pPr>
-        <w:pStyle w:val="Prrafodelista"/>
-        <w:ind w:left="1080"/>
-      </w:pPr>
-    </w:p>
-    <w:p>
-      <w:pPr>
-        <w:pStyle w:val="Prrafodelista"/>
-        <w:ind w:left="1080"/>
-        <w:rPr>
-          <w:b/>
-          <w:bCs/>
-          <w:u w:val="single"/>
-        </w:rPr>
-      </w:pPr>
-      <w:r>
-        <w:rPr>
-          <w:b/>
-          <w:bCs/>
-          <w:u w:val="single"/>
-        </w:rPr>
-        <w:t xml:space="preserve">Partición del </w:t>
+        <w:spacing w:line="276" w:lineRule="auto"/>
+        <w:ind w:hanging="284"/>
+        <w:jc w:val="both"/>
+        <w:rPr>
+          <w:rFonts w:ascii="Arial" w:hAnsi="Arial" w:cs="Arial"/>
+          <w:sz w:val="22"/>
+          <w:szCs w:val="22"/>
+          <w:lang w:val="en-US"/>
+        </w:rPr>
+      </w:pPr>
+      <w:r>
+        <w:rPr>
+          <w:rFonts w:ascii="Arial" w:hAnsi="Arial" w:cs="Arial"/>
+          <w:sz w:val="22"/>
+          <w:szCs w:val="22"/>
+          <w:lang w:val="en-US"/>
+        </w:rPr>
+        <w:t xml:space="preserve">Pedregosa, F., </w:t>
       </w:r>
       <w:proofErr w:type="spellStart"/>
       <w:r>
         <w:rPr>
-          <w:b/>
-          <w:bCs/>
-          <w:u w:val="single"/>
-        </w:rPr>
-        <w:t>Dataset</w:t>
+          <w:rFonts w:ascii="Arial" w:hAnsi="Arial" w:cs="Arial"/>
+          <w:sz w:val="22"/>
+          <w:szCs w:val="22"/>
+          <w:lang w:val="en-US"/>
+        </w:rPr>
+        <w:t>Varoquaux</w:t>
       </w:r>
       <w:proofErr w:type="spellEnd"/>
       <w:r>
         <w:rPr>
-          <w:b/>
-          <w:bCs/>
-          <w:u w:val="single"/>
-        </w:rPr>
-        <w:t>:</w:t>
-      </w:r>
-    </w:p>
-    <w:p>
-      <w:pPr>
-        <w:pStyle w:val="Prrafodelista"/>
-        <w:ind w:left="1080"/>
-      </w:pPr>
-      <w:r>
-        <w:t>Se implementó una división estratificada (garantizando la misma proporción de la clase minoritaria) estructurada en: Entrenamiento (70%), Validación (15%) y Prueba (15%).</w:t>
-      </w:r>
-    </w:p>
-    <w:p>
-      <w:pPr>
-        <w:pStyle w:val="Prrafodelista"/>
-        <w:ind w:left="1080"/>
-      </w:pPr>
-    </w:p>
-    <w:p>
-      <w:pPr>
-        <w:pStyle w:val="Prrafodelista"/>
-        <w:ind w:left="1080"/>
-        <w:rPr>
-          <w:b/>
-          <w:bCs/>
-          <w:u w:val="single"/>
-        </w:rPr>
-      </w:pPr>
-      <w:r>
-        <w:rPr>
-          <w:b/>
-          <w:bCs/>
-          <w:u w:val="single"/>
-        </w:rPr>
-        <w:t>Análisis de Técnicas de Balanceo:</w:t>
-      </w:r>
-    </w:p>
-    <w:p>
-      <w:pPr>
-        <w:pStyle w:val="Prrafodelista"/>
-        <w:ind w:left="1080"/>
-      </w:pPr>
-      <w:r>
-        <w:t xml:space="preserve">Dado que el fraude representa una fracción ínfima del </w:t>
+          <w:rFonts w:ascii="Arial" w:hAnsi="Arial" w:cs="Arial"/>
+          <w:sz w:val="22"/>
+          <w:szCs w:val="22"/>
+          <w:lang w:val="en-US"/>
+        </w:rPr>
+        <w:t xml:space="preserve">, G., </w:t>
       </w:r>
       <w:proofErr w:type="spellStart"/>
       <w:r>
-        <w:t>dataset</w:t>
+        <w:rPr>
+          <w:rFonts w:ascii="Arial" w:hAnsi="Arial" w:cs="Arial"/>
+          <w:sz w:val="22"/>
+          <w:szCs w:val="22"/>
+          <w:lang w:val="en-US"/>
+        </w:rPr>
+        <w:t>Gramfort</w:t>
       </w:r>
       <w:proofErr w:type="spellEnd"/>
       <w:r>
-        <w:t xml:space="preserve"> (clase 1), entrenar directamente produce la "Paradoja del </w:t>
+        <w:rPr>
+          <w:rFonts w:ascii="Arial" w:hAnsi="Arial" w:cs="Arial"/>
+          <w:sz w:val="22"/>
+          <w:szCs w:val="22"/>
+          <w:lang w:val="en-US"/>
+        </w:rPr>
+        <w:t xml:space="preserve">, A., Michel, V., Thirion, B., Grisel, O., Blondel, M., </w:t>
       </w:r>
       <w:proofErr w:type="spellStart"/>
       <w:r>
-        <w:t>Accuracy</w:t>
+        <w:rPr>
+          <w:rFonts w:ascii="Arial" w:hAnsi="Arial" w:cs="Arial"/>
+          <w:sz w:val="22"/>
+          <w:szCs w:val="22"/>
+          <w:lang w:val="en-US"/>
+        </w:rPr>
+        <w:t>Prettenhofer</w:t>
       </w:r>
       <w:proofErr w:type="spellEnd"/>
       <w:r>
-        <w:t xml:space="preserve">" (el modelo predice siempre 0 y obtiene 99% de precisión, pero </w:t>
+        <w:rPr>
+          <w:rFonts w:ascii="Arial" w:hAnsi="Arial" w:cs="Arial"/>
+          <w:sz w:val="22"/>
+          <w:szCs w:val="22"/>
+          <w:lang w:val="en-US"/>
+        </w:rPr>
+        <w:t xml:space="preserve">, P., Weiss, R., Dubourg, V., Vanderplas, J., Passos, A., </w:t>
       </w:r>
       <w:proofErr w:type="spellStart"/>
       <w:r>
-        <w:t>Recall</w:t>
+        <w:rPr>
+          <w:rFonts w:ascii="Arial" w:hAnsi="Arial" w:cs="Arial"/>
+          <w:sz w:val="22"/>
+          <w:szCs w:val="22"/>
+          <w:lang w:val="en-US"/>
+        </w:rPr>
+        <w:t>Cournapeau</w:t>
       </w:r>
       <w:proofErr w:type="spellEnd"/>
       <w:r>
-        <w:t xml:space="preserve"> de 0%). Se evaluaron tres enfoques:</w:t>
-      </w:r>
-    </w:p>
-    <w:p>
-      <w:pPr>
-        <w:pStyle w:val="Prrafodelista"/>
-        <w:ind w:left="1080"/>
-      </w:pPr>
-    </w:p>
-    <w:p>
-      <w:pPr>
-        <w:pStyle w:val="Prrafodelista"/>
-        <w:numPr>
-          <w:ilvl w:val="0"/>
-          <w:numId w:val="17"/>
-        </w:numPr>
-      </w:pPr>
-      <w:r>
-        <w:t>in Balanceo (</w:t>
-      </w:r>
-      <w:proofErr w:type="spellStart"/>
-      <w:r>
-        <w:t>Baseline</w:t>
-      </w:r>
-      <w:proofErr w:type="spellEnd"/>
-      <w:r>
-        <w:t>): Sesgo total hacia la clase mayoritaria. Inoperable para detección.</w:t>
-      </w:r>
-    </w:p>
-    <w:p>
-      <w:pPr>
-        <w:pStyle w:val="Prrafodelista"/>
-        <w:ind w:left="1800"/>
-      </w:pPr>
-    </w:p>
-    <w:p>
-      <w:pPr>
-        <w:pStyle w:val="Prrafodelista"/>
-        <w:numPr>
-          <w:ilvl w:val="0"/>
-          <w:numId w:val="17"/>
-        </w:numPr>
-      </w:pPr>
-      <w:r>
-        <w:t xml:space="preserve">Random </w:t>
-      </w:r>
-      <w:proofErr w:type="spellStart"/>
-      <w:r>
-        <w:t>Under-Sampling</w:t>
-      </w:r>
-      <w:proofErr w:type="spellEnd"/>
-      <w:r>
-        <w:t xml:space="preserve">: Reducir la clase mayoritaria al tamaño de la minoritaria. Descartado, </w:t>
-      </w:r>
-      <w:r>
-        <w:t>ya que,</w:t>
-      </w:r>
-      <w:r>
-        <w:t xml:space="preserve"> al contar con solo un puñado de fraudes reales, el modelo desecharía más del 99% de las transacciones legítimas, perdiendo información vital del comportamiento normal.</w:t>
-      </w:r>
-    </w:p>
-    <w:p>
-      <w:pPr>
-        <w:pStyle w:val="Prrafodelista"/>
-        <w:ind w:left="1800"/>
-      </w:pPr>
-    </w:p>
-    <w:p>
-      <w:pPr>
-        <w:pStyle w:val="Prrafodelista"/>
-        <w:numPr>
-          <w:ilvl w:val="0"/>
-          <w:numId w:val="17"/>
-        </w:numPr>
-      </w:pPr>
-      <w:r>
-        <w:t>SMOTE (</w:t>
-      </w:r>
-      <w:proofErr w:type="spellStart"/>
-      <w:r>
-        <w:t>Synthetic</w:t>
-      </w:r>
-      <w:proofErr w:type="spellEnd"/>
-      <w:r>
-        <w:t xml:space="preserve"> </w:t>
-      </w:r>
-      <w:proofErr w:type="spellStart"/>
-      <w:r>
-        <w:t>Minority</w:t>
-      </w:r>
-      <w:proofErr w:type="spellEnd"/>
-      <w:r>
-        <w:t xml:space="preserve"> Over-</w:t>
-      </w:r>
-      <w:proofErr w:type="spellStart"/>
-      <w:r>
-        <w:t>sampling</w:t>
-      </w:r>
-      <w:proofErr w:type="spellEnd"/>
-      <w:r>
-        <w:t xml:space="preserve"> </w:t>
-      </w:r>
-      <w:proofErr w:type="spellStart"/>
-      <w:r>
-        <w:t>Technique</w:t>
-      </w:r>
-      <w:proofErr w:type="spellEnd"/>
-      <w:r>
-        <w:t>): Técnica Seleccionada. SMOTE opera en el espacio multidimensional, ubicando los casos de fraude reales y generando observaciones sintéticas mediante interpolación lineal (Vecinos Más Cercanos) hasta igualar la clase mayoritaria.</w:t>
-      </w:r>
-    </w:p>
-    <w:p>
-      <w:pPr>
-        <w:pStyle w:val="Prrafodelista"/>
-      </w:pPr>
-    </w:p>
-    <w:p>
-      <w:pPr>
-        <w:rPr>
-          <w:b/>
-          <w:bCs/>
-          <w:u w:val="single"/>
-        </w:rPr>
-      </w:pPr>
-      <w:r>
-        <w:rPr>
-          <w:b/>
-          <w:bCs/>
-          <w:u w:val="single"/>
-        </w:rPr>
-        <w:t>Resultados Iniciales:</w:t>
-      </w:r>
-    </w:p>
-    <w:p>
-      <w:r>
-        <w:t xml:space="preserve">La aplicación conjunta de </w:t>
-      </w:r>
-      <w:proofErr w:type="spellStart"/>
-      <w:r>
-        <w:t>XGBoost</w:t>
-      </w:r>
-      <w:proofErr w:type="spellEnd"/>
-      <w:r>
-        <w:t xml:space="preserve"> y SMOTE sobre el conjunto de entrenamiento generó una convergencia exitosa. Al evaluar contra el conjunto de validación, el modelo logró un </w:t>
-      </w:r>
-      <w:proofErr w:type="spellStart"/>
-      <w:r>
-        <w:t>Recall</w:t>
-      </w:r>
-      <w:proofErr w:type="spellEnd"/>
-      <w:r>
-        <w:t xml:space="preserve"> de 0.59; es decir, identificó correctamente cerca del 60% de los incidentes reales de fraude en una matriz de 1.000.000 de registros, marcando un hito técnico en la escalabilidad del proyecto.</w:t>
+        <w:rPr>
+          <w:rFonts w:ascii="Arial" w:hAnsi="Arial" w:cs="Arial"/>
+          <w:sz w:val="22"/>
+          <w:szCs w:val="22"/>
+          <w:lang w:val="en-US"/>
+        </w:rPr>
+        <w:t>, D., Brucher, M., Perrot, M., &amp; Duchesnay, E. (2011). Scikit-learn: Machine learning in Python. Journal of Machine Learning Research, 12, 2825-2830.</w:t>
       </w:r>
     </w:p>
     <w:sectPr>
@@ -1651,6 +4066,205 @@
     </w:lvl>
   </w:abstractNum>
   <w:abstractNum w:abstractNumId="2" w15:restartNumberingAfterBreak="0">
+    <w:nsid w:val="1F442EE8"/>
+    <w:multiLevelType w:val="hybridMultilevel"/>
+    <w:tmpl w:val="A44A4452"/>
+    <w:lvl w:ilvl="0" w:tplc="340A0001">
+      <w:start w:val="1"/>
+      <w:numFmt w:val="bullet"/>
+      <w:lvlText w:val=""/>
+      <w:lvlJc w:val="left"/>
+      <w:pPr>
+        <w:ind w:left="720" w:hanging="360"/>
+      </w:pPr>
+      <w:rPr>
+        <w:rFonts w:ascii="Symbol" w:hAnsi="Symbol" w:hint="default"/>
+      </w:rPr>
+    </w:lvl>
+    <w:lvl w:ilvl="1" w:tplc="340A0003">
+      <w:start w:val="1"/>
+      <w:numFmt w:val="bullet"/>
+      <w:lvlText w:val="o"/>
+      <w:lvlJc w:val="left"/>
+      <w:pPr>
+        <w:ind w:left="1440" w:hanging="360"/>
+      </w:pPr>
+      <w:rPr>
+        <w:rFonts w:ascii="Courier New" w:hAnsi="Courier New" w:cs="Courier New" w:hint="default"/>
+      </w:rPr>
+    </w:lvl>
+    <w:lvl w:ilvl="2" w:tplc="340A0005" w:tentative="1">
+      <w:start w:val="1"/>
+      <w:numFmt w:val="bullet"/>
+      <w:lvlText w:val=""/>
+      <w:lvlJc w:val="left"/>
+      <w:pPr>
+        <w:ind w:left="2160" w:hanging="360"/>
+      </w:pPr>
+      <w:rPr>
+        <w:rFonts w:ascii="Wingdings" w:hAnsi="Wingdings" w:hint="default"/>
+      </w:rPr>
+    </w:lvl>
+    <w:lvl w:ilvl="3" w:tplc="340A0001" w:tentative="1">
+      <w:start w:val="1"/>
+      <w:numFmt w:val="bullet"/>
+      <w:lvlText w:val=""/>
+      <w:lvlJc w:val="left"/>
+      <w:pPr>
+        <w:ind w:left="2880" w:hanging="360"/>
+      </w:pPr>
+      <w:rPr>
+        <w:rFonts w:ascii="Symbol" w:hAnsi="Symbol" w:hint="default"/>
+      </w:rPr>
+    </w:lvl>
+    <w:lvl w:ilvl="4" w:tplc="340A0003" w:tentative="1">
+      <w:start w:val="1"/>
+      <w:numFmt w:val="bullet"/>
+      <w:lvlText w:val="o"/>
+      <w:lvlJc w:val="left"/>
+      <w:pPr>
+        <w:ind w:left="3600" w:hanging="360"/>
+      </w:pPr>
+      <w:rPr>
+        <w:rFonts w:ascii="Courier New" w:hAnsi="Courier New" w:cs="Courier New" w:hint="default"/>
+      </w:rPr>
+    </w:lvl>
+    <w:lvl w:ilvl="5" w:tplc="340A0005" w:tentative="1">
+      <w:start w:val="1"/>
+      <w:numFmt w:val="bullet"/>
+      <w:lvlText w:val=""/>
+      <w:lvlJc w:val="left"/>
+      <w:pPr>
+        <w:ind w:left="4320" w:hanging="360"/>
+      </w:pPr>
+      <w:rPr>
+        <w:rFonts w:ascii="Wingdings" w:hAnsi="Wingdings" w:hint="default"/>
+      </w:rPr>
+    </w:lvl>
+    <w:lvl w:ilvl="6" w:tplc="340A0001" w:tentative="1">
+      <w:start w:val="1"/>
+      <w:numFmt w:val="bullet"/>
+      <w:lvlText w:val=""/>
+      <w:lvlJc w:val="left"/>
+      <w:pPr>
+        <w:ind w:left="5040" w:hanging="360"/>
+      </w:pPr>
+      <w:rPr>
+        <w:rFonts w:ascii="Symbol" w:hAnsi="Symbol" w:hint="default"/>
+      </w:rPr>
+    </w:lvl>
+    <w:lvl w:ilvl="7" w:tplc="340A0003" w:tentative="1">
+      <w:start w:val="1"/>
+      <w:numFmt w:val="bullet"/>
+      <w:lvlText w:val="o"/>
+      <w:lvlJc w:val="left"/>
+      <w:pPr>
+        <w:ind w:left="5760" w:hanging="360"/>
+      </w:pPr>
+      <w:rPr>
+        <w:rFonts w:ascii="Courier New" w:hAnsi="Courier New" w:cs="Courier New" w:hint="default"/>
+      </w:rPr>
+    </w:lvl>
+    <w:lvl w:ilvl="8" w:tplc="340A0005" w:tentative="1">
+      <w:start w:val="1"/>
+      <w:numFmt w:val="bullet"/>
+      <w:lvlText w:val=""/>
+      <w:lvlJc w:val="left"/>
+      <w:pPr>
+        <w:ind w:left="6480" w:hanging="360"/>
+      </w:pPr>
+      <w:rPr>
+        <w:rFonts w:ascii="Wingdings" w:hAnsi="Wingdings" w:hint="default"/>
+      </w:rPr>
+    </w:lvl>
+  </w:abstractNum>
+  <w:abstractNum w:abstractNumId="3" w15:restartNumberingAfterBreak="0">
+    <w:nsid w:val="23BF1E8F"/>
+    <w:multiLevelType w:val="hybridMultilevel"/>
+    <w:tmpl w:val="2C30BA62"/>
+    <w:lvl w:ilvl="0" w:tplc="340A000F">
+      <w:start w:val="1"/>
+      <w:numFmt w:val="decimal"/>
+      <w:lvlText w:val="%1."/>
+      <w:lvlJc w:val="left"/>
+      <w:pPr>
+        <w:ind w:left="1800" w:hanging="360"/>
+      </w:pPr>
+    </w:lvl>
+    <w:lvl w:ilvl="1" w:tplc="340A0019" w:tentative="1">
+      <w:start w:val="1"/>
+      <w:numFmt w:val="lowerLetter"/>
+      <w:lvlText w:val="%2."/>
+      <w:lvlJc w:val="left"/>
+      <w:pPr>
+        <w:ind w:left="2520" w:hanging="360"/>
+      </w:pPr>
+    </w:lvl>
+    <w:lvl w:ilvl="2" w:tplc="340A001B" w:tentative="1">
+      <w:start w:val="1"/>
+      <w:numFmt w:val="lowerRoman"/>
+      <w:lvlText w:val="%3."/>
+      <w:lvlJc w:val="right"/>
+      <w:pPr>
+        <w:ind w:left="3240" w:hanging="180"/>
+      </w:pPr>
+    </w:lvl>
+    <w:lvl w:ilvl="3" w:tplc="340A000F" w:tentative="1">
+      <w:start w:val="1"/>
+      <w:numFmt w:val="decimal"/>
+      <w:lvlText w:val="%4."/>
+      <w:lvlJc w:val="left"/>
+      <w:pPr>
+        <w:ind w:left="3960" w:hanging="360"/>
+      </w:pPr>
+    </w:lvl>
+    <w:lvl w:ilvl="4" w:tplc="340A0019" w:tentative="1">
+      <w:start w:val="1"/>
+      <w:numFmt w:val="lowerLetter"/>
+      <w:lvlText w:val="%5."/>
+      <w:lvlJc w:val="left"/>
+      <w:pPr>
+        <w:ind w:left="4680" w:hanging="360"/>
+      </w:pPr>
+    </w:lvl>
+    <w:lvl w:ilvl="5" w:tplc="340A001B" w:tentative="1">
+      <w:start w:val="1"/>
+      <w:numFmt w:val="lowerRoman"/>
+      <w:lvlText w:val="%6."/>
+      <w:lvlJc w:val="right"/>
+      <w:pPr>
+        <w:ind w:left="5400" w:hanging="180"/>
+      </w:pPr>
+    </w:lvl>
+    <w:lvl w:ilvl="6" w:tplc="340A000F" w:tentative="1">
+      <w:start w:val="1"/>
+      <w:numFmt w:val="decimal"/>
+      <w:lvlText w:val="%7."/>
+      <w:lvlJc w:val="left"/>
+      <w:pPr>
+        <w:ind w:left="6120" w:hanging="360"/>
+      </w:pPr>
+    </w:lvl>
+    <w:lvl w:ilvl="7" w:tplc="340A0019" w:tentative="1">
+      <w:start w:val="1"/>
+      <w:numFmt w:val="lowerLetter"/>
+      <w:lvlText w:val="%8."/>
+      <w:lvlJc w:val="left"/>
+      <w:pPr>
+        <w:ind w:left="6840" w:hanging="360"/>
+      </w:pPr>
+    </w:lvl>
+    <w:lvl w:ilvl="8" w:tplc="340A001B" w:tentative="1">
+      <w:start w:val="1"/>
+      <w:numFmt w:val="lowerRoman"/>
+      <w:lvlText w:val="%9."/>
+      <w:lvlJc w:val="right"/>
+      <w:pPr>
+        <w:ind w:left="7560" w:hanging="180"/>
+      </w:pPr>
+    </w:lvl>
+  </w:abstractNum>
+  <w:abstractNum w:abstractNumId="4" w15:restartNumberingAfterBreak="0">
     <w:nsid w:val="259213A3"/>
     <w:multiLevelType w:val="multilevel"/>
     <w:tmpl w:val="FEE4116A"/>
@@ -1799,7 +4413,7 @@
       </w:rPr>
     </w:lvl>
   </w:abstractNum>
-  <w:abstractNum w:abstractNumId="3" w15:restartNumberingAfterBreak="0">
+  <w:abstractNum w:abstractNumId="5" w15:restartNumberingAfterBreak="0">
     <w:nsid w:val="310F5B11"/>
     <w:multiLevelType w:val="hybridMultilevel"/>
     <w:tmpl w:val="D4B84BC4"/>
@@ -1809,7 +4423,7 @@
       <w:lvlText w:val=""/>
       <w:lvlJc w:val="left"/>
       <w:pPr>
-        <w:ind w:left="720" w:hanging="360"/>
+        <w:ind w:left="1428" w:hanging="360"/>
       </w:pPr>
       <w:rPr>
         <w:rFonts w:ascii="Symbol" w:hAnsi="Symbol" w:hint="default"/>
@@ -1821,7 +4435,7 @@
       <w:lvlText w:val="o"/>
       <w:lvlJc w:val="left"/>
       <w:pPr>
-        <w:ind w:left="1440" w:hanging="360"/>
+        <w:ind w:left="2148" w:hanging="360"/>
       </w:pPr>
       <w:rPr>
         <w:rFonts w:ascii="Courier New" w:hAnsi="Courier New" w:cs="Courier New" w:hint="default"/>
@@ -1833,7 +4447,7 @@
       <w:lvlText w:val=""/>
       <w:lvlJc w:val="left"/>
       <w:pPr>
-        <w:ind w:left="2160" w:hanging="360"/>
+        <w:ind w:left="2868" w:hanging="360"/>
       </w:pPr>
       <w:rPr>
         <w:rFonts w:ascii="Wingdings" w:hAnsi="Wingdings" w:hint="default"/>
@@ -1845,7 +4459,7 @@
       <w:lvlText w:val=""/>
       <w:lvlJc w:val="left"/>
       <w:pPr>
-        <w:ind w:left="2880" w:hanging="360"/>
+        <w:ind w:left="3588" w:hanging="360"/>
       </w:pPr>
       <w:rPr>
         <w:rFonts w:ascii="Symbol" w:hAnsi="Symbol" w:hint="default"/>
@@ -1857,7 +4471,7 @@
       <w:lvlText w:val="o"/>
       <w:lvlJc w:val="left"/>
       <w:pPr>
-        <w:ind w:left="3600" w:hanging="360"/>
+        <w:ind w:left="4308" w:hanging="360"/>
       </w:pPr>
       <w:rPr>
         <w:rFonts w:ascii="Courier New" w:hAnsi="Courier New" w:cs="Courier New" w:hint="default"/>
@@ -1869,7 +4483,7 @@
       <w:lvlText w:val=""/>
       <w:lvlJc w:val="left"/>
       <w:pPr>
-        <w:ind w:left="4320" w:hanging="360"/>
+        <w:ind w:left="5028" w:hanging="360"/>
       </w:pPr>
       <w:rPr>
         <w:rFonts w:ascii="Wingdings" w:hAnsi="Wingdings" w:hint="default"/>
@@ -1881,7 +4495,7 @@
       <w:lvlText w:val=""/>
       <w:lvlJc w:val="left"/>
       <w:pPr>
-        <w:ind w:left="5040" w:hanging="360"/>
+        <w:ind w:left="5748" w:hanging="360"/>
       </w:pPr>
       <w:rPr>
         <w:rFonts w:ascii="Symbol" w:hAnsi="Symbol" w:hint="default"/>
@@ -1893,7 +4507,7 @@
       <w:lvlText w:val="o"/>
       <w:lvlJc w:val="left"/>
       <w:pPr>
-        <w:ind w:left="5760" w:hanging="360"/>
+        <w:ind w:left="6468" w:hanging="360"/>
       </w:pPr>
       <w:rPr>
         <w:rFonts w:ascii="Courier New" w:hAnsi="Courier New" w:cs="Courier New" w:hint="default"/>
@@ -1905,14 +4519,14 @@
       <w:lvlText w:val=""/>
       <w:lvlJc w:val="left"/>
       <w:pPr>
-        <w:ind w:left="6480" w:hanging="360"/>
+        <w:ind w:left="7188" w:hanging="360"/>
       </w:pPr>
       <w:rPr>
         <w:rFonts w:ascii="Wingdings" w:hAnsi="Wingdings" w:hint="default"/>
       </w:rPr>
     </w:lvl>
   </w:abstractNum>
-  <w:abstractNum w:abstractNumId="4" w15:restartNumberingAfterBreak="0">
+  <w:abstractNum w:abstractNumId="6" w15:restartNumberingAfterBreak="0">
     <w:nsid w:val="31123FF0"/>
     <w:multiLevelType w:val="multilevel"/>
     <w:tmpl w:val="38206CE4"/>
@@ -2061,7 +4675,7 @@
       </w:rPr>
     </w:lvl>
   </w:abstractNum>
-  <w:abstractNum w:abstractNumId="5" w15:restartNumberingAfterBreak="0">
+  <w:abstractNum w:abstractNumId="7" w15:restartNumberingAfterBreak="0">
     <w:nsid w:val="341F4D12"/>
     <w:multiLevelType w:val="multilevel"/>
     <w:tmpl w:val="CB867A90"/>
@@ -2210,7 +4824,120 @@
       </w:rPr>
     </w:lvl>
   </w:abstractNum>
-  <w:abstractNum w:abstractNumId="6" w15:restartNumberingAfterBreak="0">
+  <w:abstractNum w:abstractNumId="8" w15:restartNumberingAfterBreak="0">
+    <w:nsid w:val="35F52E16"/>
+    <w:multiLevelType w:val="hybridMultilevel"/>
+    <w:tmpl w:val="99F4A422"/>
+    <w:lvl w:ilvl="0" w:tplc="340A0001">
+      <w:start w:val="1"/>
+      <w:numFmt w:val="bullet"/>
+      <w:lvlText w:val=""/>
+      <w:lvlJc w:val="left"/>
+      <w:pPr>
+        <w:ind w:left="1800" w:hanging="360"/>
+      </w:pPr>
+      <w:rPr>
+        <w:rFonts w:ascii="Symbol" w:hAnsi="Symbol" w:hint="default"/>
+      </w:rPr>
+    </w:lvl>
+    <w:lvl w:ilvl="1" w:tplc="340A0003" w:tentative="1">
+      <w:start w:val="1"/>
+      <w:numFmt w:val="bullet"/>
+      <w:lvlText w:val="o"/>
+      <w:lvlJc w:val="left"/>
+      <w:pPr>
+        <w:ind w:left="2520" w:hanging="360"/>
+      </w:pPr>
+      <w:rPr>
+        <w:rFonts w:ascii="Courier New" w:hAnsi="Courier New" w:cs="Courier New" w:hint="default"/>
+      </w:rPr>
+    </w:lvl>
+    <w:lvl w:ilvl="2" w:tplc="340A0005" w:tentative="1">
+      <w:start w:val="1"/>
+      <w:numFmt w:val="bullet"/>
+      <w:lvlText w:val=""/>
+      <w:lvlJc w:val="left"/>
+      <w:pPr>
+        <w:ind w:left="3240" w:hanging="360"/>
+      </w:pPr>
+      <w:rPr>
+        <w:rFonts w:ascii="Wingdings" w:hAnsi="Wingdings" w:hint="default"/>
+      </w:rPr>
+    </w:lvl>
+    <w:lvl w:ilvl="3" w:tplc="340A0001" w:tentative="1">
+      <w:start w:val="1"/>
+      <w:numFmt w:val="bullet"/>
+      <w:lvlText w:val=""/>
+      <w:lvlJc w:val="left"/>
+      <w:pPr>
+        <w:ind w:left="3960" w:hanging="360"/>
+      </w:pPr>
+      <w:rPr>
+        <w:rFonts w:ascii="Symbol" w:hAnsi="Symbol" w:hint="default"/>
+      </w:rPr>
+    </w:lvl>
+    <w:lvl w:ilvl="4" w:tplc="340A0003" w:tentative="1">
+      <w:start w:val="1"/>
+      <w:numFmt w:val="bullet"/>
+      <w:lvlText w:val="o"/>
+      <w:lvlJc w:val="left"/>
+      <w:pPr>
+        <w:ind w:left="4680" w:hanging="360"/>
+      </w:pPr>
+      <w:rPr>
+        <w:rFonts w:ascii="Courier New" w:hAnsi="Courier New" w:cs="Courier New" w:hint="default"/>
+      </w:rPr>
+    </w:lvl>
+    <w:lvl w:ilvl="5" w:tplc="340A0005" w:tentative="1">
+      <w:start w:val="1"/>
+      <w:numFmt w:val="bullet"/>
+      <w:lvlText w:val=""/>
+      <w:lvlJc w:val="left"/>
+      <w:pPr>
+        <w:ind w:left="5400" w:hanging="360"/>
+      </w:pPr>
+      <w:rPr>
+        <w:rFonts w:ascii="Wingdings" w:hAnsi="Wingdings" w:hint="default"/>
+      </w:rPr>
+    </w:lvl>
+    <w:lvl w:ilvl="6" w:tplc="340A0001" w:tentative="1">
+      <w:start w:val="1"/>
+      <w:numFmt w:val="bullet"/>
+      <w:lvlText w:val=""/>
+      <w:lvlJc w:val="left"/>
+      <w:pPr>
+        <w:ind w:left="6120" w:hanging="360"/>
+      </w:pPr>
+      <w:rPr>
+        <w:rFonts w:ascii="Symbol" w:hAnsi="Symbol" w:hint="default"/>
+      </w:rPr>
+    </w:lvl>
+    <w:lvl w:ilvl="7" w:tplc="340A0003" w:tentative="1">
+      <w:start w:val="1"/>
+      <w:numFmt w:val="bullet"/>
+      <w:lvlText w:val="o"/>
+      <w:lvlJc w:val="left"/>
+      <w:pPr>
+        <w:ind w:left="6840" w:hanging="360"/>
+      </w:pPr>
+      <w:rPr>
+        <w:rFonts w:ascii="Courier New" w:hAnsi="Courier New" w:cs="Courier New" w:hint="default"/>
+      </w:rPr>
+    </w:lvl>
+    <w:lvl w:ilvl="8" w:tplc="340A0005" w:tentative="1">
+      <w:start w:val="1"/>
+      <w:numFmt w:val="bullet"/>
+      <w:lvlText w:val=""/>
+      <w:lvlJc w:val="left"/>
+      <w:pPr>
+        <w:ind w:left="7560" w:hanging="360"/>
+      </w:pPr>
+      <w:rPr>
+        <w:rFonts w:ascii="Wingdings" w:hAnsi="Wingdings" w:hint="default"/>
+      </w:rPr>
+    </w:lvl>
+  </w:abstractNum>
+  <w:abstractNum w:abstractNumId="9" w15:restartNumberingAfterBreak="0">
     <w:nsid w:val="3CDA2EEA"/>
     <w:multiLevelType w:val="hybridMultilevel"/>
     <w:tmpl w:val="B5AC125C"/>
@@ -2296,7 +5023,7 @@
       </w:pPr>
     </w:lvl>
   </w:abstractNum>
-  <w:abstractNum w:abstractNumId="7" w15:restartNumberingAfterBreak="0">
+  <w:abstractNum w:abstractNumId="10" w15:restartNumberingAfterBreak="0">
     <w:nsid w:val="3FCD5FA7"/>
     <w:multiLevelType w:val="hybridMultilevel"/>
     <w:tmpl w:val="B95EDE78"/>
@@ -2409,7 +5136,7 @@
       </w:rPr>
     </w:lvl>
   </w:abstractNum>
-  <w:abstractNum w:abstractNumId="8" w15:restartNumberingAfterBreak="0">
+  <w:abstractNum w:abstractNumId="11" w15:restartNumberingAfterBreak="0">
     <w:nsid w:val="44815716"/>
     <w:multiLevelType w:val="hybridMultilevel"/>
     <w:tmpl w:val="710A2C14"/>
@@ -2498,7 +5225,7 @@
       </w:pPr>
     </w:lvl>
   </w:abstractNum>
-  <w:abstractNum w:abstractNumId="9" w15:restartNumberingAfterBreak="0">
+  <w:abstractNum w:abstractNumId="12" w15:restartNumberingAfterBreak="0">
     <w:nsid w:val="523159EF"/>
     <w:multiLevelType w:val="multilevel"/>
     <w:tmpl w:val="D9702892"/>
@@ -2647,7 +5374,7 @@
       </w:rPr>
     </w:lvl>
   </w:abstractNum>
-  <w:abstractNum w:abstractNumId="10" w15:restartNumberingAfterBreak="0">
+  <w:abstractNum w:abstractNumId="13" w15:restartNumberingAfterBreak="0">
     <w:nsid w:val="58B72D24"/>
     <w:multiLevelType w:val="hybridMultilevel"/>
     <w:tmpl w:val="64521D72"/>
@@ -2760,7 +5487,7 @@
       </w:rPr>
     </w:lvl>
   </w:abstractNum>
-  <w:abstractNum w:abstractNumId="11" w15:restartNumberingAfterBreak="0">
+  <w:abstractNum w:abstractNumId="14" w15:restartNumberingAfterBreak="0">
     <w:nsid w:val="5C993655"/>
     <w:multiLevelType w:val="hybridMultilevel"/>
     <w:tmpl w:val="56D6DA88"/>
@@ -2846,7 +5573,7 @@
       </w:pPr>
     </w:lvl>
   </w:abstractNum>
-  <w:abstractNum w:abstractNumId="12" w15:restartNumberingAfterBreak="0">
+  <w:abstractNum w:abstractNumId="15" w15:restartNumberingAfterBreak="0">
     <w:nsid w:val="622A33BE"/>
     <w:multiLevelType w:val="hybridMultilevel"/>
     <w:tmpl w:val="DB7CC67A"/>
@@ -2932,7 +5659,7 @@
       </w:pPr>
     </w:lvl>
   </w:abstractNum>
-  <w:abstractNum w:abstractNumId="13" w15:restartNumberingAfterBreak="0">
+  <w:abstractNum w:abstractNumId="16" w15:restartNumberingAfterBreak="0">
     <w:nsid w:val="637662AD"/>
     <w:multiLevelType w:val="multilevel"/>
     <w:tmpl w:val="9718E824"/>
@@ -3045,7 +5772,7 @@
       </w:pPr>
     </w:lvl>
   </w:abstractNum>
-  <w:abstractNum w:abstractNumId="14" w15:restartNumberingAfterBreak="0">
+  <w:abstractNum w:abstractNumId="17" w15:restartNumberingAfterBreak="0">
     <w:nsid w:val="670206AE"/>
     <w:multiLevelType w:val="multilevel"/>
     <w:tmpl w:val="F6B29082"/>
@@ -3194,7 +5921,7 @@
       </w:rPr>
     </w:lvl>
   </w:abstractNum>
-  <w:abstractNum w:abstractNumId="15" w15:restartNumberingAfterBreak="0">
+  <w:abstractNum w:abstractNumId="18" w15:restartNumberingAfterBreak="0">
     <w:nsid w:val="79FA5062"/>
     <w:multiLevelType w:val="hybridMultilevel"/>
     <w:tmpl w:val="2230F400"/>
@@ -3280,27 +6007,33 @@
       </w:pPr>
     </w:lvl>
   </w:abstractNum>
-  <w:abstractNum w:abstractNumId="16" w15:restartNumberingAfterBreak="0">
+  <w:abstractNum w:abstractNumId="19" w15:restartNumberingAfterBreak="0">
     <w:nsid w:val="7B912D8F"/>
     <w:multiLevelType w:val="hybridMultilevel"/>
-    <w:tmpl w:val="CAA80A3E"/>
+    <w:tmpl w:val="E7CE55D8"/>
     <w:lvl w:ilvl="0" w:tplc="340A000F">
       <w:start w:val="1"/>
       <w:numFmt w:val="decimal"/>
       <w:lvlText w:val="%1."/>
       <w:lvlJc w:val="left"/>
       <w:pPr>
-        <w:ind w:left="1080" w:hanging="360"/>
-      </w:pPr>
-    </w:lvl>
-    <w:lvl w:ilvl="1" w:tplc="340A0019">
-      <w:start w:val="1"/>
-      <w:numFmt w:val="lowerLetter"/>
-      <w:lvlText w:val="%2."/>
-      <w:lvlJc w:val="left"/>
-      <w:pPr>
-        <w:ind w:left="1800" w:hanging="360"/>
-      </w:pPr>
+        <w:ind w:left="360" w:hanging="360"/>
+      </w:pPr>
+      <w:rPr>
+        <w:rFonts w:hint="default"/>
+      </w:rPr>
+    </w:lvl>
+    <w:lvl w:ilvl="1" w:tplc="340A0001">
+      <w:start w:val="1"/>
+      <w:numFmt w:val="bullet"/>
+      <w:lvlText w:val=""/>
+      <w:lvlJc w:val="left"/>
+      <w:pPr>
+        <w:ind w:left="1211" w:hanging="360"/>
+      </w:pPr>
+      <w:rPr>
+        <w:rFonts w:ascii="Symbol" w:hAnsi="Symbol" w:hint="default"/>
+      </w:rPr>
     </w:lvl>
     <w:lvl w:ilvl="2" w:tplc="340A001B" w:tentative="1">
       <w:start w:val="1"/>
@@ -3367,55 +6100,64 @@
     </w:lvl>
   </w:abstractNum>
   <w:num w:numId="1" w16cid:durableId="1501770937">
-    <w:abstractNumId w:val="9"/>
+    <w:abstractNumId w:val="12"/>
   </w:num>
   <w:num w:numId="2" w16cid:durableId="980156566">
-    <w:abstractNumId w:val="13"/>
+    <w:abstractNumId w:val="16"/>
   </w:num>
   <w:num w:numId="3" w16cid:durableId="766317778">
-    <w:abstractNumId w:val="5"/>
+    <w:abstractNumId w:val="7"/>
   </w:num>
   <w:num w:numId="4" w16cid:durableId="396166545">
-    <w:abstractNumId w:val="14"/>
+    <w:abstractNumId w:val="17"/>
   </w:num>
   <w:num w:numId="5" w16cid:durableId="1383482685">
     <w:abstractNumId w:val="1"/>
   </w:num>
   <w:num w:numId="6" w16cid:durableId="2129935384">
+    <w:abstractNumId w:val="6"/>
+  </w:num>
+  <w:num w:numId="7" w16cid:durableId="1159733997">
     <w:abstractNumId w:val="4"/>
   </w:num>
-  <w:num w:numId="7" w16cid:durableId="1159733997">
-    <w:abstractNumId w:val="2"/>
-  </w:num>
   <w:num w:numId="8" w16cid:durableId="1631276766">
-    <w:abstractNumId w:val="12"/>
+    <w:abstractNumId w:val="15"/>
   </w:num>
   <w:num w:numId="9" w16cid:durableId="1114515776">
-    <w:abstractNumId w:val="6"/>
+    <w:abstractNumId w:val="9"/>
   </w:num>
   <w:num w:numId="10" w16cid:durableId="1244878199">
-    <w:abstractNumId w:val="16"/>
+    <w:abstractNumId w:val="19"/>
   </w:num>
   <w:num w:numId="11" w16cid:durableId="113327471">
+    <w:abstractNumId w:val="14"/>
+  </w:num>
+  <w:num w:numId="12" w16cid:durableId="1916623536">
+    <w:abstractNumId w:val="13"/>
+  </w:num>
+  <w:num w:numId="13" w16cid:durableId="494683985">
     <w:abstractNumId w:val="11"/>
   </w:num>
-  <w:num w:numId="12" w16cid:durableId="1916623536">
+  <w:num w:numId="14" w16cid:durableId="653142310">
     <w:abstractNumId w:val="10"/>
   </w:num>
-  <w:num w:numId="13" w16cid:durableId="494683985">
-    <w:abstractNumId w:val="8"/>
-  </w:num>
-  <w:num w:numId="14" w16cid:durableId="653142310">
-    <w:abstractNumId w:val="7"/>
-  </w:num>
   <w:num w:numId="15" w16cid:durableId="334455255">
-    <w:abstractNumId w:val="3"/>
+    <w:abstractNumId w:val="5"/>
   </w:num>
   <w:num w:numId="16" w16cid:durableId="1352880089">
-    <w:abstractNumId w:val="15"/>
+    <w:abstractNumId w:val="18"/>
   </w:num>
   <w:num w:numId="17" w16cid:durableId="853962432">
     <w:abstractNumId w:val="0"/>
+  </w:num>
+  <w:num w:numId="18" w16cid:durableId="1479685767">
+    <w:abstractNumId w:val="2"/>
+  </w:num>
+  <w:num w:numId="19" w16cid:durableId="706762385">
+    <w:abstractNumId w:val="8"/>
+  </w:num>
+  <w:num w:numId="20" w16cid:durableId="139544991">
+    <w:abstractNumId w:val="3"/>
   </w:num>
 </w:numbering>
 </file>
@@ -4024,6 +6766,7 @@
   <w:style w:type="character" w:default="1" w:styleId="Fuentedeprrafopredeter">
     <w:name w:val="Default Paragraph Font"/>
     <w:uiPriority w:val="1"/>
+    <w:semiHidden/>
     <w:unhideWhenUsed/>
   </w:style>
   <w:style w:type="table" w:default="1" w:styleId="Tablanormal">
